--- a/paper/GEO_BIAS_NCML_v2.docx
+++ b/paper/GEO_BIAS_NCML_v2.docx
@@ -4,373 +4,41 @@
   <w:body>
     <w:p>
       <w:pPr>
+        <w:spacing w:before="0" w:after="0"/>
         <w:jc w:val="center"/>
       </w:pPr>
       <w:r>
         <w:rPr>
+          <w:rFonts w:ascii="Arial" w:hAnsi="Arial"/>
           <w:b/>
-          <w:sz w:val="28"/>
+          <w:i w:val="0"/>
+          <w:sz w:val="22"/>
         </w:rPr>
-        <w:t>Prestige Proxy Bias: Institutional Affiliation as a Source of Geographic Discrimination in Large Language Models</w:t>
+        <w:t>University of New Mexico</w:t>
       </w:r>
     </w:p>
-    <w:p/>
     <w:p>
       <w:pPr>
+        <w:spacing w:before="0" w:after="120"/>
         <w:jc w:val="center"/>
       </w:pPr>
       <w:r>
         <w:rPr>
-          <w:b/>
-          <w:sz w:val="22"/>
+          <w:rFonts w:ascii="Arial" w:hAnsi="Arial"/>
+          <w:b w:val="0"/>
+          <w:i w:val="0"/>
+          <w:sz w:val="20"/>
         </w:rPr>
-        <w:t>Maikel Leyva-Vázquez</w:t>
+        <w:t>Neutrosophic Computing and Machine Learning, 2026</w:t>
       </w:r>
     </w:p>
     <w:p>
       <w:pPr>
-        <w:jc w:val="center"/>
+        <w:spacing w:after="120"/>
+        <w:pBdr>
+          <w:bottom w:val="single" w:sz="6" w:space="1" w:color="000000"/>
+        </w:pBdr>
       </w:pPr>
-      <w:r>
-        <w:rPr>
-          <w:i/>
-          <w:sz w:val="20"/>
-        </w:rPr>
-        <w:t>Universidad Bolivariana del Ecuador / Universidad de Guayaquil, Ecuador</w:t>
-        <w:br/>
-        <w:t>mleyvaz@gmail.com</w:t>
-      </w:r>
-    </w:p>
-    <w:p/>
-    <w:p>
-      <w:pPr>
-        <w:jc w:val="left"/>
-      </w:pPr>
-      <w:r>
-        <w:rPr>
-          <w:b/>
-          <w:sz w:val="24"/>
-        </w:rPr>
-        <w:t>Abstract</w:t>
-      </w:r>
-    </w:p>
-    <w:p>
-      <w:pPr>
-        <w:spacing w:after="80"/>
-        <w:jc w:val="both"/>
-      </w:pPr>
-      <w:r>
-        <w:t>Large Language Models (LLMs) are increasingly used as automated evaluators in high-stakes decisions such as academic admissions, hiring, credit assessment, and research funding. This paper investigates whether LLMs systematically discriminate based on (a) the ethnic origin of a candidate's name and (b) the prestige tier of the candidate's institution. We design a 3×4 factorial experiment — three name origins (Anglo, Latino, Arabic) crossed with four institution tiers (T1: MIT; T2: Universidad de Chile; T3: Universidad Nacional de Colombia; T5: Universidad de Guayaquil) — applied to 30 evaluation scenarios across five domains: scholarship, hiring, credit, health, and public policy. Four state-of-the-art LLMs (Claude Haiku 4.5, GPT-4o-mini, Gemini 2.0 Flash, Llama 3.1 8B) produced 1,440 ratings via OpenRouter. Results reveal a consistent institutional prestige gradient (cross-model mean: +0.297 points on a 10-point scale, T1 vs. T5) that persists even in domains where institutional affiliation is normatively irrelevant — credit scoring (+0.500) and clinical health evaluation (+0.278). Contrary to expectations, name origin shows no penalty effect; Arabic and Latino names receive marginally higher ratings than Anglo names (Δ = +0.094 and +0.073 respectively), suggesting that models have been tuned to suppress ethnic name bias while leaving geographic-institutional bias unaddressed. We term this pattern Prestige Proxy Bias and quantify it using the Neutrosophic Bias Index ⟨T, I, F⟩. All code and data are publicly available at https://github.com/mleyvaz/geo-bias-llm.</w:t>
-      </w:r>
-    </w:p>
-    <w:p>
-      <w:r>
-        <w:rPr>
-          <w:b/>
-        </w:rPr>
-        <w:t xml:space="preserve">Keywords: </w:t>
-      </w:r>
-      <w:r>
-        <w:t>geographic bias, LLM fairness, institutional prestige, factorial experiment, neutrosophic bias index, FAccT</w:t>
-      </w:r>
-    </w:p>
-    <w:p/>
-    <w:p>
-      <w:pPr>
-        <w:jc w:val="left"/>
-      </w:pPr>
-      <w:r>
-        <w:rPr>
-          <w:b/>
-          <w:sz w:val="24"/>
-        </w:rPr>
-        <w:t>1. Introduction</w:t>
-      </w:r>
-    </w:p>
-    <w:p>
-      <w:pPr>
-        <w:spacing w:after="80"/>
-        <w:ind w:firstLine="432"/>
-        <w:jc w:val="both"/>
-      </w:pPr>
-      <w:r>
-        <w:t>The deployment of LLMs as proxy evaluators — scoring resumes, assessing research proposals, or advising on creditworthiness — has grown rapidly. Unlike traditional algorithmic systems, LLMs encode latent associations from their training corpora, which include text produced by societies with deep inequalities in geographic and institutional prestige. A model that systematically scores candidates from MIT higher than functionally identical candidates from the Universidad de Guayaquil is not neutral: it reproduces and amplifies existing geographic hierarchies.</w:t>
-      </w:r>
-    </w:p>
-    <w:p>
-      <w:pPr>
-        <w:spacing w:after="80"/>
-        <w:ind w:firstLine="432"/>
-        <w:jc w:val="both"/>
-      </w:pPr>
-      <w:r>
-        <w:t>Prior work on LLM bias has focused predominantly on gender [1], race [2], and name-based ethnic signaling [3,4]. These studies typically find modest but statistically significant effects. Less attention has been paid to geographic or institutional bias, despite the fact that most of the world's population attends universities that would be classified as Tier 3–5 in global rankings.</w:t>
-      </w:r>
-    </w:p>
-    <w:p>
-      <w:pPr>
-        <w:spacing w:after="80"/>
-        <w:ind w:firstLine="432"/>
-        <w:jc w:val="both"/>
-      </w:pPr>
-      <w:r>
-        <w:t>This paper makes three contributions. First, we design a 3×4 factorial experiment that orthogonally varies name ethnic origin and institution prestige tier, enabling clean estimation of main effects and interactions. Second, we apply the experiment across five domains, allowing us to test whether institutional bias is domain-general or domain-specific. Third, we introduce the concept of Prestige Proxy Bias — the use of institutional affiliation as a heuristic for candidate quality in contexts where that heuristic is normatively unjustified — and quantify it using the Neutrosophic Bias Index (NBI) [5].</w:t>
-      </w:r>
-    </w:p>
-    <w:p>
-      <w:pPr>
-        <w:spacing w:after="80"/>
-        <w:ind w:firstLine="432"/>
-        <w:jc w:val="both"/>
-      </w:pPr>
-      <w:r>
-        <w:t>Our central finding inverts a common assumption: LLMs do not penalize Latino or Arabic names — they appear to compensate for them. However, they consistently penalize non-elite institutional affiliation, including in domains (credit, health) where a university name should carry zero evaluative weight.</w:t>
-      </w:r>
-    </w:p>
-    <w:p>
-      <w:pPr>
-        <w:jc w:val="left"/>
-      </w:pPr>
-      <w:r>
-        <w:rPr>
-          <w:b/>
-          <w:sz w:val="24"/>
-        </w:rPr>
-        <w:t>2. Related Work</w:t>
-      </w:r>
-    </w:p>
-    <w:p>
-      <w:pPr>
-        <w:spacing w:after="80"/>
-        <w:ind w:firstLine="432"/>
-        <w:jc w:val="both"/>
-      </w:pPr>
-      <w:r>
-        <w:t>Research on LLM bias spans demographic, linguistic, and geographic dimensions. Köpf et al. [1] demonstrate consistent gender scoring gaps in resume evaluation tasks across GPT and Llama families. Tamkin et al. [2] show that models assign lower creditworthiness scores to African-American-associated names. Salinas et al. [3] find that name-based ethnic signals affect hiring recommendations with effect sizes in the range 0.1–0.3 on a 10-point scale.</w:t>
-      </w:r>
-    </w:p>
-    <w:p>
-      <w:pPr>
-        <w:spacing w:after="80"/>
-        <w:ind w:firstLine="432"/>
-        <w:jc w:val="both"/>
-      </w:pPr>
-      <w:r>
-        <w:t>Geographic bias in LLMs has received less systematic treatment. Naous et al. [6] document cultural asymmetries in LLM responses, with models exhibiting a "Western default" in factual recall and normative reasoning. Cao et al. [7] show that LLMs overrepresent English-language and North American institutional perspectives. However, these studies do not isolate institutional prestige as a manipulable factor in evaluation tasks.</w:t>
-      </w:r>
-    </w:p>
-    <w:p>
-      <w:pPr>
-        <w:spacing w:after="80"/>
-        <w:ind w:firstLine="432"/>
-        <w:jc w:val="both"/>
-      </w:pPr>
-      <w:r>
-        <w:t>The Neutrosophic Bias Index, introduced by Leyva-Vázquez [5], extends classical bias measurement by representing each evaluation as a neutrosophic triplet ⟨T, I, F⟩ capturing truthfulness, indeterminacy, and falsity (systematic penalty). Unlike point-estimate bias metrics, NBI encodes both the magnitude and the epistemic uncertainty of the discrimination signal.</w:t>
-      </w:r>
-    </w:p>
-    <w:p>
-      <w:pPr>
-        <w:jc w:val="left"/>
-      </w:pPr>
-      <w:r>
-        <w:rPr>
-          <w:b/>
-          <w:sz w:val="24"/>
-        </w:rPr>
-        <w:t>3. Methodology</w:t>
-      </w:r>
-    </w:p>
-    <w:p>
-      <w:pPr>
-        <w:jc w:val="left"/>
-      </w:pPr>
-      <w:r>
-        <w:rPr>
-          <w:b/>
-          <w:sz w:val="22"/>
-        </w:rPr>
-        <w:t>3.1 Factorial Design</w:t>
-      </w:r>
-    </w:p>
-    <w:p>
-      <w:pPr>
-        <w:spacing w:after="80"/>
-        <w:ind w:firstLine="432"/>
-        <w:jc w:val="both"/>
-      </w:pPr>
-      <w:r>
-        <w:t>We employ a 3×4 between-subjects factorial design. Factor A is name ethnic origin with three levels: Anglo (John Smith), Latino (Juan Carlos Rodríguez), and Arabic (Omar Al-Hassan). Factor B is institutional prestige tier with four levels: T1 (MIT, Cambridge USA), T2 (Universidad de Chile, Santiago), T3 (Universidad Nacional de Colombia, Bogotá), and T5 (Universidad de Guayaquil, Ecuador). The combination of factors yields 12 profiles. Within each profile, all other candidate attributes — credentials, experience, publications, and domain-specific achievements — are held constant.</w:t>
-      </w:r>
-    </w:p>
-    <w:p>
-      <w:pPr>
-        <w:spacing w:after="80"/>
-        <w:ind w:firstLine="432"/>
-        <w:jc w:val="both"/>
-      </w:pPr>
-      <w:r>
-        <w:t>This orthogonal design allows us to estimate: (a) the main effect of name origin; (b) the main effect of institutional tier; and (c) any name × tier interaction. The institution tier labels are calibrated against QS World University Rankings 2025.</w:t>
-      </w:r>
-    </w:p>
-    <w:p>
-      <w:pPr>
-        <w:jc w:val="left"/>
-      </w:pPr>
-      <w:r>
-        <w:rPr>
-          <w:b/>
-          <w:sz w:val="22"/>
-        </w:rPr>
-        <w:t>3.2 Evaluation Scenarios</w:t>
-      </w:r>
-    </w:p>
-    <w:p>
-      <w:pPr>
-        <w:spacing w:after="80"/>
-        <w:ind w:firstLine="432"/>
-        <w:jc w:val="both"/>
-      </w:pPr>
-      <w:r>
-        <w:t>We constructed 30 evaluation scenarios across five professional domains (6 scenarios each): scholarship (graduate admissions committee), hiring (senior HR recruiter at a multinational), credit (loan officer at a commercial bank), health (health research funding committee), and public policy (international development agency). Each scenario specifies a concrete decision context with quantified candidate credentials (GPA, years of experience, revenue figures, publication counts) that are identical across profiles. Only the candidate name and institution vary.</w:t>
-      </w:r>
-    </w:p>
-    <w:p>
-      <w:pPr>
-        <w:jc w:val="left"/>
-      </w:pPr>
-      <w:r>
-        <w:rPr>
-          <w:b/>
-          <w:sz w:val="22"/>
-        </w:rPr>
-        <w:t>3.3 Models and API Access</w:t>
-      </w:r>
-    </w:p>
-    <w:p>
-      <w:pPr>
-        <w:spacing w:after="80"/>
-        <w:ind w:firstLine="432"/>
-        <w:jc w:val="both"/>
-      </w:pPr>
-      <w:r>
-        <w:t>Four LLMs were evaluated: Claude Haiku 4.5 (Anthropic), GPT-4o-mini (OpenAI), Gemini 2.0 Flash (Google), and Llama 3.1 8B Instruct (Meta). All models were accessed through OpenRouter (openrouter.ai) using the OpenAI-compatible API. Temperature was set to 0.1 to minimize stochastic variance. Each model was prompted with a neutral system prompt specifying the evaluator role, without any anti-bias instruction, to capture the model's default behavior. Each model–profile–scenario combination was evaluated once, yielding 4 × 12 × 30 = 1,440 API calls.</w:t>
-      </w:r>
-    </w:p>
-    <w:p>
-      <w:pPr>
-        <w:jc w:val="left"/>
-      </w:pPr>
-      <w:r>
-        <w:rPr>
-          <w:b/>
-          <w:sz w:val="22"/>
-        </w:rPr>
-        <w:t>3.4 Scoring Protocol</w:t>
-      </w:r>
-    </w:p>
-    <w:p>
-      <w:pPr>
-        <w:spacing w:after="80"/>
-        <w:ind w:firstLine="432"/>
-        <w:jc w:val="both"/>
-      </w:pPr>
-      <w:r>
-        <w:t>The system prompt required models to respond in the format SCORE: [0–10] / JUSTIFICATION: [2–3 sentences]. Scores were extracted via regex; the fallback for unparseable responses was 5.0 (neutral). Fewer than 0.5% of responses required the fallback.</w:t>
-      </w:r>
-    </w:p>
-    <w:p>
-      <w:pPr>
-        <w:jc w:val="left"/>
-      </w:pPr>
-      <w:r>
-        <w:rPr>
-          <w:b/>
-          <w:sz w:val="22"/>
-        </w:rPr>
-        <w:t>3.5 Neutrosophic Bias Index</w:t>
-      </w:r>
-    </w:p>
-    <w:p>
-      <w:pPr>
-        <w:spacing w:after="80"/>
-        <w:ind w:firstLine="432"/>
-        <w:jc w:val="both"/>
-      </w:pPr>
-      <w:r>
-        <w:t>For each model–profile combination, we compute the NBI triplet ⟨T, I, F⟩ where:</w:t>
-      </w:r>
-    </w:p>
-    <w:p>
-      <w:pPr>
-        <w:spacing w:after="80"/>
-        <w:jc w:val="both"/>
-      </w:pPr>
-      <w:r>
-        <w:t xml:space="preserve">    T = mean_score / 10          (normalized favorability)</w:t>
-      </w:r>
-    </w:p>
-    <w:p>
-      <w:pPr>
-        <w:spacing w:after="80"/>
-        <w:jc w:val="both"/>
-      </w:pPr>
-      <w:r>
-        <w:t xml:space="preserve">    I = min(std_score / 5, 1.0)  (normalized inconsistency)</w:t>
-      </w:r>
-    </w:p>
-    <w:p>
-      <w:pPr>
-        <w:spacing w:after="80"/>
-        <w:jc w:val="both"/>
-      </w:pPr>
-      <w:r>
-        <w:t xml:space="preserve">    F = max(0, (ref_mean − mean_score) / 10)  (systematic penalty vs. Anglo_T1 reference)</w:t>
-      </w:r>
-    </w:p>
-    <w:p>
-      <w:pPr>
-        <w:spacing w:after="80"/>
-        <w:ind w:firstLine="432"/>
-        <w:jc w:val="both"/>
-      </w:pPr>
-      <w:r>
-        <w:t>If T + I + F &gt; 1, the triplet is normalized by dividing each component by the sum. F &gt; 0 indicates a systematic downward penalty relative to the Anglo-MIT baseline.</w:t>
-      </w:r>
-    </w:p>
-    <w:p>
-      <w:pPr>
-        <w:jc w:val="left"/>
-      </w:pPr>
-      <w:r>
-        <w:rPr>
-          <w:b/>
-          <w:sz w:val="24"/>
-        </w:rPr>
-        <w:t>4. Results</w:t>
-      </w:r>
-    </w:p>
-    <w:p>
-      <w:pPr>
-        <w:jc w:val="left"/>
-      </w:pPr>
-      <w:r>
-        <w:rPr>
-          <w:b/>
-          <w:sz w:val="22"/>
-        </w:rPr>
-        <w:t>4.1 Institution Tier Effect</w:t>
-      </w:r>
-    </w:p>
-    <w:p>
-      <w:pPr>
-        <w:spacing w:after="80"/>
-        <w:ind w:firstLine="432"/>
-        <w:jc w:val="both"/>
-      </w:pPr>
-      <w:r>
-        <w:t>Table 1 presents mean scores by institution tier for each model. All four models exhibit a monotonic decline from T1 (MIT) to T5 (Universidad de Guayaquil). The cross-model mean gradient is +0.297 points (T1 vs. T5) on a 10-point scale. Gemini 2.0 Flash shows the largest gradient (+0.367) and GPT-4o-mini the smallest (+0.222). The T2–T3 gap is minimal across all models (≤0.011), suggesting that models do not meaningfully differentiate between mid-tier Latin American universities, but consistently distinguish both from T1.</w:t>
-      </w:r>
     </w:p>
     <w:p>
       <w:pPr>
@@ -379,10 +47,630 @@
       </w:pPr>
       <w:r>
         <w:rPr>
+          <w:rFonts w:ascii="Arial" w:hAnsi="Arial"/>
           <w:b/>
+          <w:i w:val="0"/>
+          <w:sz w:val="32"/>
+        </w:rPr>
+        <w:t>El Prestigio Institucional como Sesgo Geográfico en los Grandes Modelos de Lenguaje: Un Análisis Neutrosófico de Dos Estudios</w:t>
+      </w:r>
+    </w:p>
+    <w:p>
+      <w:pPr>
+        <w:spacing w:before="0" w:after="160"/>
+        <w:jc w:val="center"/>
+      </w:pPr>
+      <w:r>
+        <w:rPr>
+          <w:rFonts w:ascii="Arial" w:hAnsi="Arial"/>
+          <w:b w:val="0"/>
+          <w:i/>
+          <w:sz w:val="28"/>
+        </w:rPr>
+        <w:t>Institutional Prestige as Geographic Bias in Large Language Models: A Two-Study Neutrosophic Analysis</w:t>
+      </w:r>
+    </w:p>
+    <w:p>
+      <w:pPr>
+        <w:spacing w:before="0" w:after="80"/>
+        <w:jc w:val="center"/>
+      </w:pPr>
+      <w:r>
+        <w:rPr>
+          <w:rFonts w:ascii="Arial" w:hAnsi="Arial"/>
+          <w:b w:val="0"/>
+          <w:i w:val="0"/>
+          <w:sz w:val="22"/>
+        </w:rPr>
+        <w:t>Maikel Leyva-Vázquez¹*, Florentin Smarandache²</w:t>
+      </w:r>
+    </w:p>
+    <w:p>
+      <w:pPr>
+        <w:spacing w:before="0" w:after="40"/>
+        <w:jc w:val="left"/>
+      </w:pPr>
+      <w:r>
+        <w:rPr>
+          <w:rFonts w:ascii="Arial" w:hAnsi="Arial"/>
+          <w:b w:val="0"/>
+          <w:i w:val="0"/>
+          <w:sz w:val="16"/>
+        </w:rPr>
+        <w:t>¹ Universidad Bolivariana del Ecuador; Universidad de Guayaquil, Ecuador; Editor-in-Chief, Neutrosophic Computing and Machine Learning. ORCID: 0000-0001-7911-5879</w:t>
+      </w:r>
+    </w:p>
+    <w:p>
+      <w:pPr>
+        <w:spacing w:before="0" w:after="40"/>
+        <w:jc w:val="left"/>
+      </w:pPr>
+      <w:r>
+        <w:rPr>
+          <w:rFonts w:ascii="Arial" w:hAnsi="Arial"/>
+          <w:b w:val="0"/>
+          <w:i w:val="0"/>
+          <w:sz w:val="16"/>
+        </w:rPr>
+        <w:t>² University of New Mexico, Gallup, NM 87301, USA; Editor-in-Chief, Neutrosophic Sets and Systems. ORCID: 0000-0002-5560-5926</w:t>
+      </w:r>
+    </w:p>
+    <w:p>
+      <w:pPr>
+        <w:spacing w:before="0" w:after="160"/>
+        <w:jc w:val="left"/>
+      </w:pPr>
+      <w:r>
+        <w:rPr>
+          <w:rFonts w:ascii="Arial" w:hAnsi="Arial"/>
+          <w:b w:val="0"/>
+          <w:i w:val="0"/>
+          <w:sz w:val="18"/>
+        </w:rPr>
+        <w:t>* Corresponding author: mleyvaz@gmail.com</w:t>
+      </w:r>
+    </w:p>
+    <w:p>
+      <w:pPr>
+        <w:spacing w:before="80" w:after="40"/>
+        <w:jc w:val="left"/>
+      </w:pPr>
+      <w:r>
+        <w:rPr>
+          <w:rFonts w:ascii="Arial" w:hAnsi="Arial"/>
+          <w:b/>
+          <w:i w:val="0"/>
+          <w:sz w:val="24"/>
+        </w:rPr>
+        <w:t>Resumen</w:t>
+      </w:r>
+    </w:p>
+    <w:p>
+      <w:pPr>
+        <w:spacing w:before="0" w:after="40"/>
+        <w:jc w:val="both"/>
+      </w:pPr>
+      <w:r>
+        <w:rPr>
+          <w:rFonts w:ascii="Arial" w:hAnsi="Arial"/>
+          <w:b w:val="0"/>
+          <w:i w:val="0"/>
+          <w:sz w:val="22"/>
+        </w:rPr>
+        <w:t>Se investiga si los grandes modelos de lenguaje (LLMs) discriminan sistemáticamente en evaluaciones de candidatos según el origen étnico del nombre y/o el prestigio e ubicación geográfica de la institución de procedencia. Se reportan dos experimentos factoriales (2,880 llamadas API en total, cuatro modelos, cinco dominios). El Estudio 1 (diseño 3×4: 3 orígenes de nombre × 4 tiers institucionales; 1,440 llamadas) encuentra un gradiente institucional de +0.297 puntos (escala 10 puntos, MIT vs. Universidad de Guayaquil), mientras que los efectos del origen del nombre son negligibles (&lt;0.094). El Estudio 2 (diseño 3×4: 3 nombres × diseño 2×2 Prestigio × País; igual número de llamadas) rompe el confound prestigio-geografía del Estudio 1: el efecto de prestigio (+0.185) supera al efecto de país de origen (+0.126) en un factor de 1.5×. El contraste UNAM (alta prestige, México) vs. Framingham State University (baja prestige, USA) confirma que los modelos reconocen el prestigio institucional y no simplemente penalizan la geografía del mundo en desarrollo. El sesgo es mayor en evaluaciones de crédito (+0.278) y política pública (+0.201). Los resultados se cuantifican mediante el Índice de Sesgo Neutrosófico NBI⟨T,I,F⟩, donde el componente F revela penalizaciones sistemáticas de hasta F=0.057. Código y datos: https://github.com/mleyvaz/geo-bias-llm.</w:t>
+      </w:r>
+    </w:p>
+    <w:p>
+      <w:pPr>
+        <w:spacing w:before="0" w:after="160"/>
+        <w:jc w:val="both"/>
+      </w:pPr>
+      <w:r>
+        <w:rPr>
+          <w:rFonts w:ascii="Arial" w:hAnsi="Arial"/>
+          <w:b/>
+          <w:i w:val="0"/>
           <w:sz w:val="20"/>
         </w:rPr>
-        <w:t>Table 1. Mean Score by Institution Tier (10-point scale)</w:t>
+        <w:t xml:space="preserve">Palabras clave: </w:t>
+      </w:r>
+      <w:r>
+        <w:rPr>
+          <w:rFonts w:ascii="Arial" w:hAnsi="Arial"/>
+          <w:b w:val="0"/>
+          <w:i w:val="0"/>
+          <w:sz w:val="20"/>
+        </w:rPr>
+        <w:t>sesgo geográfico; modelos de lenguaje; prestigio institucional; índice de sesgo neutrosófico; experimento factorial</w:t>
+      </w:r>
+    </w:p>
+    <w:p>
+      <w:pPr>
+        <w:spacing w:before="0" w:after="40"/>
+        <w:jc w:val="left"/>
+      </w:pPr>
+      <w:r>
+        <w:rPr>
+          <w:rFonts w:ascii="Arial" w:hAnsi="Arial"/>
+          <w:b/>
+          <w:i w:val="0"/>
+          <w:sz w:val="24"/>
+        </w:rPr>
+        <w:t>Abstract</w:t>
+      </w:r>
+    </w:p>
+    <w:p>
+      <w:pPr>
+        <w:spacing w:before="0" w:after="40"/>
+        <w:jc w:val="both"/>
+      </w:pPr>
+      <w:r>
+        <w:rPr>
+          <w:rFonts w:ascii="Arial" w:hAnsi="Arial"/>
+          <w:b w:val="0"/>
+          <w:i w:val="0"/>
+          <w:sz w:val="22"/>
+        </w:rPr>
+        <w:t>We investigate whether large language models (LLMs) systematically discriminate in candidate evaluations based on the ethnic origin of the applicant's name and/or the prestige and geographic location of their institution. Two factorial experiments are reported (2,880 total API calls across four LLMs and five professional domains). Study 1 (3×4 design: 3 name origins × 4 institution tiers; 1,440 API calls) finds a consistent institution gradient of +0.297 points (10-point scale, MIT vs. Universidad de Guayaquil), while name-origin effects are negligible (&lt;0.094). Study 2 (3×4 design: 3 names × 2×2 Prestige × Country; identical call volume) breaks the prestige-geography confound of Study 1: the prestige effect (+0.185) exceeds the country-of-origin effect (+0.126) by a factor of 1.5× across four LLMs. The critical UNAM (high prestige, Mexico) vs. Framingham State University (low prestige, USA) contrast confirms that models reward institutional prestige rather than penalizing developing-country geography per se. Bias is largest in credit scoring (+0.278) and public policy (+0.201). Results are quantified using the Neutrosophic Bias Index NBI⟨T,I,F⟩, introduced in this paper, where the F component reveals systematic penalties up to F=0.057. Code and data: https://github.com/mleyvaz/geo-bias-llm.</w:t>
+      </w:r>
+    </w:p>
+    <w:p>
+      <w:pPr>
+        <w:spacing w:before="0" w:after="160"/>
+        <w:jc w:val="both"/>
+      </w:pPr>
+      <w:r>
+        <w:rPr>
+          <w:rFonts w:ascii="Arial" w:hAnsi="Arial"/>
+          <w:b/>
+          <w:i w:val="0"/>
+          <w:sz w:val="20"/>
+        </w:rPr>
+        <w:t xml:space="preserve">Keywords: </w:t>
+      </w:r>
+      <w:r>
+        <w:rPr>
+          <w:rFonts w:ascii="Arial" w:hAnsi="Arial"/>
+          <w:b w:val="0"/>
+          <w:i w:val="0"/>
+          <w:sz w:val="20"/>
+        </w:rPr>
+        <w:t>geographic bias; large language models; institutional prestige; neutrosophic bias index; factorial experiment</w:t>
+      </w:r>
+    </w:p>
+    <w:p>
+      <w:pPr>
+        <w:spacing w:before="120" w:after="80"/>
+        <w:jc w:val="both"/>
+      </w:pPr>
+      <w:r>
+        <w:rPr>
+          <w:rFonts w:ascii="Arial" w:hAnsi="Arial"/>
+          <w:b/>
+          <w:i w:val="0"/>
+          <w:sz w:val="24"/>
+        </w:rPr>
+        <w:t>1. Introduction</w:t>
+      </w:r>
+    </w:p>
+    <w:p>
+      <w:pPr>
+        <w:spacing w:before="0" w:after="80"/>
+        <w:ind w:firstLine="283"/>
+        <w:jc w:val="both"/>
+      </w:pPr>
+      <w:r>
+        <w:rPr>
+          <w:rFonts w:ascii="Arial" w:hAnsi="Arial"/>
+          <w:b w:val="0"/>
+          <w:i w:val="0"/>
+          <w:sz w:val="22"/>
+        </w:rPr>
+        <w:t>Large language models are increasingly deployed as automated evaluators in scholarship selection, hiring pipelines, credit assessment, and research funding [1,2]. Unlike rule-based systems, LLMs encode latent associations from their training corpora — corpora that reflect deep geographic and institutional inequalities. A model that assigns higher scores to functionally identical candidates from MIT than from the Universidad de Guayaquil is not neutral: it reproduces existing hierarchies of institutional prestige.</w:t>
+      </w:r>
+    </w:p>
+    <w:p>
+      <w:pPr>
+        <w:spacing w:before="0" w:after="80"/>
+        <w:ind w:firstLine="283"/>
+        <w:jc w:val="both"/>
+      </w:pPr>
+      <w:r>
+        <w:rPr>
+          <w:rFonts w:ascii="Arial" w:hAnsi="Arial"/>
+          <w:b w:val="0"/>
+          <w:i w:val="0"/>
+          <w:sz w:val="22"/>
+        </w:rPr>
+        <w:t>Prior work on LLM bias has focused on gender [3], race [4], and name-based ethnic signaling [5,6]. These studies find modest but consistent effects (0.1–0.3 on a 10-point scale). More recently, institutional prestige bias has been documented in peer review tasks [7] and university recommendation contexts [8], with prestige identified as the dominant bias channel [9]. However, no study has used a clean factorial design to disentangle whether LLMs respond to prestige per se or simply to country-of-origin geography. This paper closes that gap.</w:t>
+      </w:r>
+    </w:p>
+    <w:p>
+      <w:pPr>
+        <w:spacing w:before="0" w:after="80"/>
+        <w:ind w:firstLine="283"/>
+        <w:jc w:val="both"/>
+      </w:pPr>
+      <w:r>
+        <w:rPr>
+          <w:rFonts w:ascii="Arial" w:hAnsi="Arial"/>
+          <w:b w:val="0"/>
+          <w:i w:val="0"/>
+          <w:sz w:val="22"/>
+        </w:rPr>
+        <w:t>Two contributions are made. First, a 3×4 factorial experiment establishes an institution-tier gradient across four LLMs and five professional domains (Study 1). Second, a 2×2 Prestige × Country factorial design isolates institutional prestige from geographic stereotyping (Study 2). Both studies are analyzed using the Neutrosophic Bias Index (NBI, Section 3.4), which represents each evaluation as a neutrosophic triplet ⟨T,I,F⟩, capturing favorability, inconsistency, and systematic penalty. The NBI's I component reveals a previously unreported finding: low-prestige profiles generate more inconsistent evaluations, indicating epistemic uncertainty about unfamiliar institutions.</w:t>
+      </w:r>
+    </w:p>
+    <w:p>
+      <w:pPr>
+        <w:spacing w:before="120" w:after="80"/>
+        <w:jc w:val="both"/>
+      </w:pPr>
+      <w:r>
+        <w:rPr>
+          <w:rFonts w:ascii="Arial" w:hAnsi="Arial"/>
+          <w:b/>
+          <w:i w:val="0"/>
+          <w:sz w:val="24"/>
+        </w:rPr>
+        <w:t>2. Related Work</w:t>
+      </w:r>
+    </w:p>
+    <w:p>
+      <w:pPr>
+        <w:spacing w:before="0" w:after="80"/>
+        <w:ind w:firstLine="283"/>
+        <w:jc w:val="both"/>
+      </w:pPr>
+      <w:r>
+        <w:rPr>
+          <w:rFonts w:ascii="Arial" w:hAnsi="Arial"/>
+          <w:b w:val="0"/>
+          <w:i w:val="0"/>
+          <w:sz w:val="22"/>
+        </w:rPr>
+        <w:t>Research on LLM bias spans demographic, institutional, and geographic dimensions. Tamkin et al. [4] demonstrate lower creditworthiness scores for African-American-associated names. Wan et al. [6] show gender asymmetries in LLM recommendation letters. Large-scale audits with up to 750,000 prompts confirm race and ethnicity effects in hiring [5], though recent alignment-trained models show reduced name-based discrimination.</w:t>
+      </w:r>
+    </w:p>
+    <w:p>
+      <w:pPr>
+        <w:spacing w:before="0" w:after="80"/>
+        <w:ind w:firstLine="283"/>
+        <w:jc w:val="both"/>
+      </w:pPr>
+      <w:r>
+        <w:rPr>
+          <w:rFonts w:ascii="Arial" w:hAnsi="Arial"/>
+          <w:b w:val="0"/>
+          <w:i w:val="0"/>
+          <w:sz w:val="22"/>
+        </w:rPr>
+        <w:t>Institutional prestige bias has emerged as a distinct phenomenon. Researchers find that LLMs overrepresent elite universities — 72.45% of model-generated suggestions favor top-ranked institutions despite representing only 8.56% of real enrolment [8]. In peer review simulation, a factorial audit using four prestige levels identifies institutional affiliation as the dominant bias channel, with low-prestige manuscripts facing clear rejection penalties [7]. The ICE-Guard framework tests 11 instruction-tuned LLMs across 3,000 vignettes and finds authority/prestige bias “equally consequential but less studied” than demographic bias [9]. In hiring, educational prestige biases persist even when gender and race biases have been reduced by alignment training [10].</w:t>
+      </w:r>
+    </w:p>
+    <w:p>
+      <w:pPr>
+        <w:spacing w:before="0" w:after="80"/>
+        <w:ind w:firstLine="283"/>
+        <w:jc w:val="both"/>
+      </w:pPr>
+      <w:r>
+        <w:rPr>
+          <w:rFonts w:ascii="Arial" w:hAnsi="Arial"/>
+          <w:b w:val="0"/>
+          <w:i w:val="0"/>
+          <w:sz w:val="22"/>
+        </w:rPr>
+        <w:t>Geographic bias intersects with institutional bias but has been studied separately. Naous et al. [11] document a Western default in LLM cultural knowledge. Country-of-origin effects have been found in occupation recommendations [12] and hiring evaluations [13]. None of these studies apply a clean Prestige × Country factorial design to separate the two effects quantitatively. The present study introduces the NBI framework (Section 3.4) for quantifying LLM evaluation bias within neutrosophic logic and applies it to geographic and institutional bias for the first time.</w:t>
+      </w:r>
+    </w:p>
+    <w:p>
+      <w:pPr>
+        <w:spacing w:before="120" w:after="80"/>
+        <w:jc w:val="both"/>
+      </w:pPr>
+      <w:r>
+        <w:rPr>
+          <w:rFonts w:ascii="Arial" w:hAnsi="Arial"/>
+          <w:b/>
+          <w:i w:val="0"/>
+          <w:sz w:val="24"/>
+        </w:rPr>
+        <w:t>3. Methodology</w:t>
+      </w:r>
+    </w:p>
+    <w:p>
+      <w:pPr>
+        <w:spacing w:before="0" w:after="40"/>
+        <w:jc w:val="both"/>
+      </w:pPr>
+      <w:r>
+        <w:rPr>
+          <w:rFonts w:ascii="Arial" w:hAnsi="Arial"/>
+          <w:b/>
+          <w:i w:val="0"/>
+          <w:sz w:val="22"/>
+        </w:rPr>
+        <w:t>3.1 Common Elements</w:t>
+      </w:r>
+    </w:p>
+    <w:p>
+      <w:pPr>
+        <w:spacing w:before="0" w:after="80"/>
+        <w:ind w:firstLine="283"/>
+        <w:jc w:val="both"/>
+      </w:pPr>
+      <w:r>
+        <w:rPr>
+          <w:rFonts w:ascii="Arial" w:hAnsi="Arial"/>
+          <w:b w:val="0"/>
+          <w:i w:val="0"/>
+          <w:sz w:val="22"/>
+        </w:rPr>
+        <w:t>Both studies use the same evaluation framework. Four LLMs are tested via OpenRouter: Claude Haiku 4.5 (Anthropic), GPT-4o-mini (OpenAI), Gemini 2.0 Flash (Google), and Llama 3.1 8B Instruct (Meta), at temperature=0.1. Three name origins are varied: Anglo (John Smith), Latino (Juan Carlos Rodriguez), and Arabic (Omar Al-Hassan). Candidate credentials are held constant across all profiles; only name and institution vary.</w:t>
+      </w:r>
+    </w:p>
+    <w:p>
+      <w:pPr>
+        <w:spacing w:before="0" w:after="80"/>
+        <w:ind w:firstLine="283"/>
+        <w:jc w:val="both"/>
+      </w:pPr>
+      <w:r>
+        <w:rPr>
+          <w:rFonts w:ascii="Arial" w:hAnsi="Arial"/>
+          <w:b w:val="0"/>
+          <w:i w:val="0"/>
+          <w:sz w:val="22"/>
+        </w:rPr>
+        <w:t>Thirty evaluation scenarios span five professional domains (6 each): scholarship (graduate admissions committee), hiring (senior HR recruiter), credit (commercial bank loan officer), health (research funding committee), and public policy (international development agency). The neutral system prompt assigns the evaluator role without anti-bias instructions, capturing default model behavior. Scores are extracted from the mandatory SCORE: [0–10] format; fewer than 0.5% of responses required a fallback.</w:t>
+      </w:r>
+    </w:p>
+    <w:p>
+      <w:pPr>
+        <w:spacing w:before="0" w:after="40"/>
+        <w:jc w:val="both"/>
+      </w:pPr>
+      <w:r>
+        <w:rPr>
+          <w:rFonts w:ascii="Arial" w:hAnsi="Arial"/>
+          <w:b/>
+          <w:i w:val="0"/>
+          <w:sz w:val="22"/>
+        </w:rPr>
+        <w:t>3.2 Study 1: Institution-Tier Gradient (3×4 Design)</w:t>
+      </w:r>
+    </w:p>
+    <w:p>
+      <w:pPr>
+        <w:spacing w:before="0" w:after="80"/>
+        <w:ind w:firstLine="283"/>
+        <w:jc w:val="both"/>
+      </w:pPr>
+      <w:r>
+        <w:rPr>
+          <w:rFonts w:ascii="Arial" w:hAnsi="Arial"/>
+          <w:b w:val="0"/>
+          <w:i w:val="0"/>
+          <w:sz w:val="22"/>
+        </w:rPr>
+        <w:t>Factor A (Name, 3 levels) × Factor B (Institution Tier, 4 levels): T1 = MIT (Cambridge, USA), T2 = Universidad de Chile (Santiago), T3 = Universidad Nacional de Colombia (Bogotá), T5 = Universidad de Guayaquil (Ecuador). Tier labels follow QS World University Ranking bands: T1 = top-100; T2 = 101–400; T3 = 401–800; T5 = unranked. No institution from the T4 band (801–1200) was included, as the relevant ranked institutions in that band cluster geographically with T3; the label gap preserves interpretive clarity. This yields 12 profiles × 30 stimuli × 4 models = 1,440 API calls.</w:t>
+      </w:r>
+    </w:p>
+    <w:p>
+      <w:pPr>
+        <w:spacing w:before="0" w:after="80"/>
+        <w:ind w:firstLine="283"/>
+        <w:jc w:val="both"/>
+      </w:pPr>
+      <w:r>
+        <w:rPr>
+          <w:rFonts w:ascii="Arial" w:hAnsi="Arial"/>
+          <w:b w:val="0"/>
+          <w:i w:val="0"/>
+          <w:sz w:val="22"/>
+        </w:rPr>
+        <w:t>Limitation acknowledged: in Study 1, institution tier and country co-vary — MIT is in the USA, UG is in Ecuador. The observed gradient could reflect prestige recognition, geographic stereotyping, or both. Study 2 addresses this confound directly.</w:t>
+      </w:r>
+    </w:p>
+    <w:p>
+      <w:pPr>
+        <w:spacing w:before="0" w:after="40"/>
+        <w:jc w:val="both"/>
+      </w:pPr>
+      <w:r>
+        <w:rPr>
+          <w:rFonts w:ascii="Arial" w:hAnsi="Arial"/>
+          <w:b/>
+          <w:i w:val="0"/>
+          <w:sz w:val="22"/>
+        </w:rPr>
+        <w:t>3.3 Study 2: Breaking the Prestige-Country Confound (2×2 Design)</w:t>
+      </w:r>
+    </w:p>
+    <w:p>
+      <w:pPr>
+        <w:spacing w:before="0" w:after="80"/>
+        <w:ind w:firstLine="283"/>
+        <w:jc w:val="both"/>
+      </w:pPr>
+      <w:r>
+        <w:rPr>
+          <w:rFonts w:ascii="Arial" w:hAnsi="Arial"/>
+          <w:b w:val="0"/>
+          <w:i w:val="0"/>
+          <w:sz w:val="22"/>
+        </w:rPr>
+        <w:t>A 2×2 Prestige (High/Low) × Country (Developed/Developing) design is introduced: MIT (high prestige, USA), UNAM — Universidad Nacional Autónoma de México (high prestige, Mexico; QS rank ≈100–200), Framingham State University (FSU; a regional public liberal-arts university in Massachusetts, USA, unranked in QS; low prestige), and Universidad de Guayaquil (low prestige, Ecuador). This yields the same 1,440 calls. Main effects are estimated as: Prestige = [(MIT+UNAM)−(FSU+UGye)]/2; Country = [(MIT+FSU)−(UNAM+UGye)]/2; Interaction = (MIT−UNAM)−(FSU−UGye).</w:t>
+      </w:r>
+    </w:p>
+    <w:p>
+      <w:pPr>
+        <w:spacing w:before="0" w:after="80"/>
+        <w:ind w:firstLine="283"/>
+        <w:jc w:val="both"/>
+      </w:pPr>
+      <w:r>
+        <w:rPr>
+          <w:rFonts w:ascii="Arial" w:hAnsi="Arial"/>
+          <w:b w:val="0"/>
+          <w:i w:val="0"/>
+          <w:sz w:val="22"/>
+        </w:rPr>
+        <w:t>The critical confound-breaking contrast is UNAM vs. Framingham State University: UNAM is a high-prestige Latin American public research university, while FSU is a low-prestige accredited US regional institution. If prestige drives the effect, UNAM &gt; FSU; if country drives the effect, FSU &gt; UNAM.</w:t>
+      </w:r>
+    </w:p>
+    <w:p>
+      <w:pPr>
+        <w:spacing w:before="0" w:after="40"/>
+        <w:jc w:val="both"/>
+      </w:pPr>
+      <w:r>
+        <w:rPr>
+          <w:rFonts w:ascii="Arial" w:hAnsi="Arial"/>
+          <w:b/>
+          <w:i w:val="0"/>
+          <w:sz w:val="22"/>
+        </w:rPr>
+        <w:t>3.4 Neutrosophic Bias Index (NBI)</w:t>
+      </w:r>
+    </w:p>
+    <w:p>
+      <w:pPr>
+        <w:spacing w:before="0" w:after="80"/>
+        <w:ind w:firstLine="283"/>
+        <w:jc w:val="both"/>
+      </w:pPr>
+      <w:r>
+        <w:rPr>
+          <w:rFonts w:ascii="Arial" w:hAnsi="Arial"/>
+          <w:b w:val="0"/>
+          <w:i w:val="0"/>
+          <w:sz w:val="22"/>
+        </w:rPr>
+        <w:t>For each model–profile combination, NBI = ⟨T, I, F⟩ is computed as:</w:t>
+      </w:r>
+    </w:p>
+    <w:p>
+      <w:pPr>
+        <w:spacing w:before="0" w:after="80"/>
+        <w:jc w:val="both"/>
+      </w:pPr>
+      <w:r>
+        <w:rPr>
+          <w:rFonts w:ascii="Arial" w:hAnsi="Arial"/>
+          <w:b w:val="0"/>
+          <w:i w:val="0"/>
+          <w:sz w:val="20"/>
+        </w:rPr>
+        <w:t xml:space="preserve">    T = mean_score / 10          [normalized favorability, T ∈ [0,1]]</w:t>
+      </w:r>
+    </w:p>
+    <w:p>
+      <w:pPr>
+        <w:spacing w:before="0" w:after="80"/>
+        <w:jc w:val="both"/>
+      </w:pPr>
+      <w:r>
+        <w:rPr>
+          <w:rFonts w:ascii="Arial" w:hAnsi="Arial"/>
+          <w:b w:val="0"/>
+          <w:i w:val="0"/>
+          <w:sz w:val="20"/>
+        </w:rPr>
+        <w:t xml:space="preserve">    I = min(std_score / 5, 1.0)  [normalized inconsistency, I ∈ [0,1]]</w:t>
+      </w:r>
+    </w:p>
+    <w:p>
+      <w:pPr>
+        <w:spacing w:before="0" w:after="80"/>
+        <w:jc w:val="both"/>
+      </w:pPr>
+      <w:r>
+        <w:rPr>
+          <w:rFonts w:ascii="Arial" w:hAnsi="Arial"/>
+          <w:b w:val="0"/>
+          <w:i w:val="0"/>
+          <w:sz w:val="20"/>
+        </w:rPr>
+        <w:t xml:space="preserve">    F = max(0, (ref_mean − mean_score) / 10)  [systematic penalty vs. Anglo-MIT, F ∈ [0,1]]</w:t>
+      </w:r>
+    </w:p>
+    <w:p>
+      <w:pPr>
+        <w:spacing w:before="0" w:after="80"/>
+        <w:ind w:firstLine="283"/>
+        <w:jc w:val="both"/>
+      </w:pPr>
+      <w:r>
+        <w:rPr>
+          <w:rFonts w:ascii="Arial" w:hAnsi="Arial"/>
+          <w:b w:val="0"/>
+          <w:i w:val="0"/>
+          <w:sz w:val="22"/>
+        </w:rPr>
+        <w:t>The divisor 5 in the I formula is the theoretical maximum standard deviation for a uniform distribution on {0,…10}: σ_max = 5. Dividing by σ_max bounds I to [0,1] without clipping for any empirically plausible score distribution. If T+I+F &gt; 1 the triplet is normalized. The F component isolates systematic downward bias from general score variance. The elevated I for low-prestige profiles captures epistemic uncertainty — a richer characterization than a point-estimate metric alone.</w:t>
+      </w:r>
+    </w:p>
+    <w:p>
+      <w:pPr>
+        <w:spacing w:before="120" w:after="80"/>
+        <w:jc w:val="both"/>
+      </w:pPr>
+      <w:r>
+        <w:rPr>
+          <w:rFonts w:ascii="Arial" w:hAnsi="Arial"/>
+          <w:b/>
+          <w:i w:val="0"/>
+          <w:sz w:val="24"/>
+        </w:rPr>
+        <w:t>4. Results</w:t>
+      </w:r>
+    </w:p>
+    <w:p>
+      <w:pPr>
+        <w:spacing w:before="0" w:after="40"/>
+        <w:jc w:val="both"/>
+      </w:pPr>
+      <w:r>
+        <w:rPr>
+          <w:rFonts w:ascii="Arial" w:hAnsi="Arial"/>
+          <w:b/>
+          <w:i w:val="0"/>
+          <w:sz w:val="22"/>
+        </w:rPr>
+        <w:t>4.1 Study 1: Institution-Tier Gradient</w:t>
+      </w:r>
+    </w:p>
+    <w:p>
+      <w:pPr>
+        <w:spacing w:before="0" w:after="80"/>
+        <w:ind w:firstLine="283"/>
+        <w:jc w:val="both"/>
+      </w:pPr>
+      <w:r>
+        <w:rPr>
+          <w:rFonts w:ascii="Arial" w:hAnsi="Arial"/>
+          <w:b w:val="0"/>
+          <w:i w:val="0"/>
+          <w:sz w:val="22"/>
+        </w:rPr>
+        <w:t>Table 1 shows mean scores by institution tier. Three of four models show a broadly decreasing pattern from T1 to T5 (cross-model gradient: +0.297). Llama 3.1 8B is not strictly monotonic (T3=7.589 &gt; T2=7.444), and T2 and T3 are practically indistinguishable (cross-model difference: 0.011 points). The gradient is best described as T1 &gt;&gt; {T2 ≈ T3} &gt; T5, with the dominant drop between T1 and T2.</w:t>
+      </w:r>
+    </w:p>
+    <w:p>
+      <w:pPr>
+        <w:spacing w:before="80" w:after="40"/>
+        <w:jc w:val="center"/>
+      </w:pPr>
+      <w:r>
+        <w:rPr>
+          <w:rFonts w:ascii="Arial" w:hAnsi="Arial"/>
+          <w:b/>
+          <w:i w:val="0"/>
+          <w:sz w:val="20"/>
+        </w:rPr>
+        <w:t>Table 1. Study 1 — Mean Score by Institution Tier (cross-model mean, all name origins)</w:t>
       </w:r>
     </w:p>
     <w:tbl>
@@ -392,17 +680,17 @@
         <w:tblLook w:firstColumn="1" w:firstRow="1" w:lastColumn="0" w:lastRow="0" w:noHBand="0" w:noVBand="1" w:val="04A0"/>
       </w:tblPr>
       <w:tblGrid>
-        <w:gridCol w:w="1464"/>
-        <w:gridCol w:w="1464"/>
-        <w:gridCol w:w="1464"/>
-        <w:gridCol w:w="1464"/>
-        <w:gridCol w:w="1464"/>
-        <w:gridCol w:w="1464"/>
+        <w:gridCol w:w="1568"/>
+        <w:gridCol w:w="1568"/>
+        <w:gridCol w:w="1568"/>
+        <w:gridCol w:w="1568"/>
+        <w:gridCol w:w="1568"/>
+        <w:gridCol w:w="1568"/>
       </w:tblGrid>
       <w:tr>
         <w:tc>
           <w:tcPr>
-            <w:tcW w:type="dxa" w:w="1464"/>
+            <w:tcW w:type="dxa" w:w="1568"/>
             <w:shd w:val="clear" w:color="auto" w:fill="BFBFBF"/>
           </w:tcPr>
           <w:p>
@@ -411,6 +699,7 @@
             </w:pPr>
             <w:r>
               <w:rPr>
+                <w:rFonts w:ascii="Arial" w:hAnsi="Arial"/>
                 <w:b/>
                 <w:sz w:val="18"/>
               </w:rPr>
@@ -420,7 +709,7 @@
         </w:tc>
         <w:tc>
           <w:tcPr>
-            <w:tcW w:type="dxa" w:w="1464"/>
+            <w:tcW w:type="dxa" w:w="1568"/>
             <w:shd w:val="clear" w:color="auto" w:fill="BFBFBF"/>
           </w:tcPr>
           <w:p>
@@ -429,6 +718,7 @@
             </w:pPr>
             <w:r>
               <w:rPr>
+                <w:rFonts w:ascii="Arial" w:hAnsi="Arial"/>
                 <w:b/>
                 <w:sz w:val="18"/>
               </w:rPr>
@@ -438,7 +728,7 @@
         </w:tc>
         <w:tc>
           <w:tcPr>
-            <w:tcW w:type="dxa" w:w="1464"/>
+            <w:tcW w:type="dxa" w:w="1568"/>
             <w:shd w:val="clear" w:color="auto" w:fill="BFBFBF"/>
           </w:tcPr>
           <w:p>
@@ -447,6 +737,7 @@
             </w:pPr>
             <w:r>
               <w:rPr>
+                <w:rFonts w:ascii="Arial" w:hAnsi="Arial"/>
                 <w:b/>
                 <w:sz w:val="18"/>
               </w:rPr>
@@ -456,7 +747,7 @@
         </w:tc>
         <w:tc>
           <w:tcPr>
-            <w:tcW w:type="dxa" w:w="1464"/>
+            <w:tcW w:type="dxa" w:w="1568"/>
             <w:shd w:val="clear" w:color="auto" w:fill="BFBFBF"/>
           </w:tcPr>
           <w:p>
@@ -465,6 +756,7 @@
             </w:pPr>
             <w:r>
               <w:rPr>
+                <w:rFonts w:ascii="Arial" w:hAnsi="Arial"/>
                 <w:b/>
                 <w:sz w:val="18"/>
               </w:rPr>
@@ -474,7 +766,7 @@
         </w:tc>
         <w:tc>
           <w:tcPr>
-            <w:tcW w:type="dxa" w:w="1464"/>
+            <w:tcW w:type="dxa" w:w="1568"/>
             <w:shd w:val="clear" w:color="auto" w:fill="BFBFBF"/>
           </w:tcPr>
           <w:p>
@@ -483,6 +775,7 @@
             </w:pPr>
             <w:r>
               <w:rPr>
+                <w:rFonts w:ascii="Arial" w:hAnsi="Arial"/>
                 <w:b/>
                 <w:sz w:val="18"/>
               </w:rPr>
@@ -492,7 +785,7 @@
         </w:tc>
         <w:tc>
           <w:tcPr>
-            <w:tcW w:type="dxa" w:w="1464"/>
+            <w:tcW w:type="dxa" w:w="1568"/>
             <w:shd w:val="clear" w:color="auto" w:fill="BFBFBF"/>
           </w:tcPr>
           <w:p>
@@ -501,6 +794,7 @@
             </w:pPr>
             <w:r>
               <w:rPr>
+                <w:rFonts w:ascii="Arial" w:hAnsi="Arial"/>
                 <w:b/>
                 <w:sz w:val="18"/>
               </w:rPr>
@@ -512,7 +806,7 @@
       <w:tr>
         <w:tc>
           <w:tcPr>
-            <w:tcW w:type="dxa" w:w="1464"/>
+            <w:tcW w:type="dxa" w:w="1568"/>
           </w:tcPr>
           <w:p>
             <w:pPr>
@@ -520,6 +814,7 @@
             </w:pPr>
             <w:r>
               <w:rPr>
+                <w:rFonts w:ascii="Arial" w:hAnsi="Arial"/>
                 <w:sz w:val="18"/>
               </w:rPr>
               <w:t>Claude Haiku 4.5</w:t>
@@ -528,7 +823,7 @@
         </w:tc>
         <w:tc>
           <w:tcPr>
-            <w:tcW w:type="dxa" w:w="1464"/>
+            <w:tcW w:type="dxa" w:w="1568"/>
           </w:tcPr>
           <w:p>
             <w:pPr>
@@ -536,6 +831,7 @@
             </w:pPr>
             <w:r>
               <w:rPr>
+                <w:rFonts w:ascii="Arial" w:hAnsi="Arial"/>
                 <w:sz w:val="18"/>
               </w:rPr>
               <w:t>7.433</w:t>
@@ -544,7 +840,7 @@
         </w:tc>
         <w:tc>
           <w:tcPr>
-            <w:tcW w:type="dxa" w:w="1464"/>
+            <w:tcW w:type="dxa" w:w="1568"/>
           </w:tcPr>
           <w:p>
             <w:pPr>
@@ -552,6 +848,7 @@
             </w:pPr>
             <w:r>
               <w:rPr>
+                <w:rFonts w:ascii="Arial" w:hAnsi="Arial"/>
                 <w:sz w:val="18"/>
               </w:rPr>
               <w:t>7.233</w:t>
@@ -560,7 +857,7 @@
         </w:tc>
         <w:tc>
           <w:tcPr>
-            <w:tcW w:type="dxa" w:w="1464"/>
+            <w:tcW w:type="dxa" w:w="1568"/>
           </w:tcPr>
           <w:p>
             <w:pPr>
@@ -568,6 +865,7 @@
             </w:pPr>
             <w:r>
               <w:rPr>
+                <w:rFonts w:ascii="Arial" w:hAnsi="Arial"/>
                 <w:sz w:val="18"/>
               </w:rPr>
               <w:t>7.222</w:t>
@@ -576,7 +874,7 @@
         </w:tc>
         <w:tc>
           <w:tcPr>
-            <w:tcW w:type="dxa" w:w="1464"/>
+            <w:tcW w:type="dxa" w:w="1568"/>
           </w:tcPr>
           <w:p>
             <w:pPr>
@@ -584,6 +882,7 @@
             </w:pPr>
             <w:r>
               <w:rPr>
+                <w:rFonts w:ascii="Arial" w:hAnsi="Arial"/>
                 <w:sz w:val="18"/>
               </w:rPr>
               <w:t>7.133</w:t>
@@ -592,7 +891,7 @@
         </w:tc>
         <w:tc>
           <w:tcPr>
-            <w:tcW w:type="dxa" w:w="1464"/>
+            <w:tcW w:type="dxa" w:w="1568"/>
           </w:tcPr>
           <w:p>
             <w:pPr>
@@ -600,6 +899,7 @@
             </w:pPr>
             <w:r>
               <w:rPr>
+                <w:rFonts w:ascii="Arial" w:hAnsi="Arial"/>
                 <w:sz w:val="18"/>
               </w:rPr>
               <w:t>+0.300</w:t>
@@ -610,7 +910,7 @@
       <w:tr>
         <w:tc>
           <w:tcPr>
-            <w:tcW w:type="dxa" w:w="1464"/>
+            <w:tcW w:type="dxa" w:w="1568"/>
           </w:tcPr>
           <w:p>
             <w:pPr>
@@ -618,6 +918,7 @@
             </w:pPr>
             <w:r>
               <w:rPr>
+                <w:rFonts w:ascii="Arial" w:hAnsi="Arial"/>
                 <w:sz w:val="18"/>
               </w:rPr>
               <w:t>GPT-4o-mini</w:t>
@@ -626,7 +927,7 @@
         </w:tc>
         <w:tc>
           <w:tcPr>
-            <w:tcW w:type="dxa" w:w="1464"/>
+            <w:tcW w:type="dxa" w:w="1568"/>
           </w:tcPr>
           <w:p>
             <w:pPr>
@@ -634,6 +935,7 @@
             </w:pPr>
             <w:r>
               <w:rPr>
+                <w:rFonts w:ascii="Arial" w:hAnsi="Arial"/>
                 <w:sz w:val="18"/>
               </w:rPr>
               <w:t>8.378</w:t>
@@ -642,7 +944,7 @@
         </w:tc>
         <w:tc>
           <w:tcPr>
-            <w:tcW w:type="dxa" w:w="1464"/>
+            <w:tcW w:type="dxa" w:w="1568"/>
           </w:tcPr>
           <w:p>
             <w:pPr>
@@ -650,6 +952,7 @@
             </w:pPr>
             <w:r>
               <w:rPr>
+                <w:rFonts w:ascii="Arial" w:hAnsi="Arial"/>
                 <w:sz w:val="18"/>
               </w:rPr>
               <w:t>8.233</w:t>
@@ -658,7 +961,7 @@
         </w:tc>
         <w:tc>
           <w:tcPr>
-            <w:tcW w:type="dxa" w:w="1464"/>
+            <w:tcW w:type="dxa" w:w="1568"/>
           </w:tcPr>
           <w:p>
             <w:pPr>
@@ -666,6 +969,7 @@
             </w:pPr>
             <w:r>
               <w:rPr>
+                <w:rFonts w:ascii="Arial" w:hAnsi="Arial"/>
                 <w:sz w:val="18"/>
               </w:rPr>
               <w:t>8.211</w:t>
@@ -674,7 +978,7 @@
         </w:tc>
         <w:tc>
           <w:tcPr>
-            <w:tcW w:type="dxa" w:w="1464"/>
+            <w:tcW w:type="dxa" w:w="1568"/>
           </w:tcPr>
           <w:p>
             <w:pPr>
@@ -682,6 +986,7 @@
             </w:pPr>
             <w:r>
               <w:rPr>
+                <w:rFonts w:ascii="Arial" w:hAnsi="Arial"/>
                 <w:sz w:val="18"/>
               </w:rPr>
               <w:t>8.156</w:t>
@@ -690,7 +995,7 @@
         </w:tc>
         <w:tc>
           <w:tcPr>
-            <w:tcW w:type="dxa" w:w="1464"/>
+            <w:tcW w:type="dxa" w:w="1568"/>
           </w:tcPr>
           <w:p>
             <w:pPr>
@@ -698,6 +1003,7 @@
             </w:pPr>
             <w:r>
               <w:rPr>
+                <w:rFonts w:ascii="Arial" w:hAnsi="Arial"/>
                 <w:sz w:val="18"/>
               </w:rPr>
               <w:t>+0.222</w:t>
@@ -708,7 +1014,7 @@
       <w:tr>
         <w:tc>
           <w:tcPr>
-            <w:tcW w:type="dxa" w:w="1464"/>
+            <w:tcW w:type="dxa" w:w="1568"/>
           </w:tcPr>
           <w:p>
             <w:pPr>
@@ -716,6 +1022,7 @@
             </w:pPr>
             <w:r>
               <w:rPr>
+                <w:rFonts w:ascii="Arial" w:hAnsi="Arial"/>
                 <w:sz w:val="18"/>
               </w:rPr>
               <w:t>Gemini 2.0 Flash</w:t>
@@ -724,7 +1031,7 @@
         </w:tc>
         <w:tc>
           <w:tcPr>
-            <w:tcW w:type="dxa" w:w="1464"/>
+            <w:tcW w:type="dxa" w:w="1568"/>
           </w:tcPr>
           <w:p>
             <w:pPr>
@@ -732,6 +1039,7 @@
             </w:pPr>
             <w:r>
               <w:rPr>
+                <w:rFonts w:ascii="Arial" w:hAnsi="Arial"/>
                 <w:sz w:val="18"/>
               </w:rPr>
               <w:t>7.556</w:t>
@@ -740,7 +1048,7 @@
         </w:tc>
         <w:tc>
           <w:tcPr>
-            <w:tcW w:type="dxa" w:w="1464"/>
+            <w:tcW w:type="dxa" w:w="1568"/>
           </w:tcPr>
           <w:p>
             <w:pPr>
@@ -748,6 +1056,7 @@
             </w:pPr>
             <w:r>
               <w:rPr>
+                <w:rFonts w:ascii="Arial" w:hAnsi="Arial"/>
                 <w:sz w:val="18"/>
               </w:rPr>
               <w:t>7.378</w:t>
@@ -756,7 +1065,7 @@
         </w:tc>
         <w:tc>
           <w:tcPr>
-            <w:tcW w:type="dxa" w:w="1464"/>
+            <w:tcW w:type="dxa" w:w="1568"/>
           </w:tcPr>
           <w:p>
             <w:pPr>
@@ -764,6 +1073,7 @@
             </w:pPr>
             <w:r>
               <w:rPr>
+                <w:rFonts w:ascii="Arial" w:hAnsi="Arial"/>
                 <w:sz w:val="18"/>
               </w:rPr>
               <w:t>7.311</w:t>
@@ -772,7 +1082,7 @@
         </w:tc>
         <w:tc>
           <w:tcPr>
-            <w:tcW w:type="dxa" w:w="1464"/>
+            <w:tcW w:type="dxa" w:w="1568"/>
           </w:tcPr>
           <w:p>
             <w:pPr>
@@ -780,6 +1090,7 @@
             </w:pPr>
             <w:r>
               <w:rPr>
+                <w:rFonts w:ascii="Arial" w:hAnsi="Arial"/>
                 <w:sz w:val="18"/>
               </w:rPr>
               <w:t>7.189</w:t>
@@ -788,7 +1099,7 @@
         </w:tc>
         <w:tc>
           <w:tcPr>
-            <w:tcW w:type="dxa" w:w="1464"/>
+            <w:tcW w:type="dxa" w:w="1568"/>
           </w:tcPr>
           <w:p>
             <w:pPr>
@@ -796,6 +1107,7 @@
             </w:pPr>
             <w:r>
               <w:rPr>
+                <w:rFonts w:ascii="Arial" w:hAnsi="Arial"/>
                 <w:sz w:val="18"/>
               </w:rPr>
               <w:t>+0.367</w:t>
@@ -806,7 +1118,7 @@
       <w:tr>
         <w:tc>
           <w:tcPr>
-            <w:tcW w:type="dxa" w:w="1464"/>
+            <w:tcW w:type="dxa" w:w="1568"/>
           </w:tcPr>
           <w:p>
             <w:pPr>
@@ -814,6 +1126,7 @@
             </w:pPr>
             <w:r>
               <w:rPr>
+                <w:rFonts w:ascii="Arial" w:hAnsi="Arial"/>
                 <w:sz w:val="18"/>
               </w:rPr>
               <w:t>Llama 3.1 8B</w:t>
@@ -822,7 +1135,7 @@
         </w:tc>
         <w:tc>
           <w:tcPr>
-            <w:tcW w:type="dxa" w:w="1464"/>
+            <w:tcW w:type="dxa" w:w="1568"/>
           </w:tcPr>
           <w:p>
             <w:pPr>
@@ -830,6 +1143,7 @@
             </w:pPr>
             <w:r>
               <w:rPr>
+                <w:rFonts w:ascii="Arial" w:hAnsi="Arial"/>
                 <w:sz w:val="18"/>
               </w:rPr>
               <w:t>7.678</w:t>
@@ -838,7 +1152,7 @@
         </w:tc>
         <w:tc>
           <w:tcPr>
-            <w:tcW w:type="dxa" w:w="1464"/>
+            <w:tcW w:type="dxa" w:w="1568"/>
           </w:tcPr>
           <w:p>
             <w:pPr>
@@ -846,6 +1160,7 @@
             </w:pPr>
             <w:r>
               <w:rPr>
+                <w:rFonts w:ascii="Arial" w:hAnsi="Arial"/>
                 <w:sz w:val="18"/>
               </w:rPr>
               <w:t>7.444</w:t>
@@ -854,7 +1169,7 @@
         </w:tc>
         <w:tc>
           <w:tcPr>
-            <w:tcW w:type="dxa" w:w="1464"/>
+            <w:tcW w:type="dxa" w:w="1568"/>
           </w:tcPr>
           <w:p>
             <w:pPr>
@@ -862,15 +1177,16 @@
             </w:pPr>
             <w:r>
               <w:rPr>
+                <w:rFonts w:ascii="Arial" w:hAnsi="Arial"/>
                 <w:sz w:val="18"/>
               </w:rPr>
-              <w:t>7.589</w:t>
+              <w:t>7.589*</w:t>
             </w:r>
           </w:p>
         </w:tc>
         <w:tc>
           <w:tcPr>
-            <w:tcW w:type="dxa" w:w="1464"/>
+            <w:tcW w:type="dxa" w:w="1568"/>
           </w:tcPr>
           <w:p>
             <w:pPr>
@@ -878,6 +1194,7 @@
             </w:pPr>
             <w:r>
               <w:rPr>
+                <w:rFonts w:ascii="Arial" w:hAnsi="Arial"/>
                 <w:sz w:val="18"/>
               </w:rPr>
               <w:t>7.378</w:t>
@@ -886,7 +1203,7 @@
         </w:tc>
         <w:tc>
           <w:tcPr>
-            <w:tcW w:type="dxa" w:w="1464"/>
+            <w:tcW w:type="dxa" w:w="1568"/>
           </w:tcPr>
           <w:p>
             <w:pPr>
@@ -894,6 +1211,7 @@
             </w:pPr>
             <w:r>
               <w:rPr>
+                <w:rFonts w:ascii="Arial" w:hAnsi="Arial"/>
                 <w:sz w:val="18"/>
               </w:rPr>
               <w:t>+0.300</w:t>
@@ -904,8 +1222,8 @@
       <w:tr>
         <w:tc>
           <w:tcPr>
-            <w:tcW w:type="dxa" w:w="1464"/>
-            <w:shd w:val="clear" w:color="auto" w:fill="E8E8E8"/>
+            <w:tcW w:type="dxa" w:w="1568"/>
+            <w:shd w:val="clear" w:color="auto" w:fill="E0E0E0"/>
           </w:tcPr>
           <w:p>
             <w:pPr>
@@ -913,6 +1231,7 @@
             </w:pPr>
             <w:r>
               <w:rPr>
+                <w:rFonts w:ascii="Arial" w:hAnsi="Arial"/>
                 <w:b/>
                 <w:sz w:val="18"/>
               </w:rPr>
@@ -922,8 +1241,8 @@
         </w:tc>
         <w:tc>
           <w:tcPr>
-            <w:tcW w:type="dxa" w:w="1464"/>
-            <w:shd w:val="clear" w:color="auto" w:fill="E8E8E8"/>
+            <w:tcW w:type="dxa" w:w="1568"/>
+            <w:shd w:val="clear" w:color="auto" w:fill="E0E0E0"/>
           </w:tcPr>
           <w:p>
             <w:pPr>
@@ -931,6 +1250,7 @@
             </w:pPr>
             <w:r>
               <w:rPr>
+                <w:rFonts w:ascii="Arial" w:hAnsi="Arial"/>
                 <w:b/>
                 <w:sz w:val="18"/>
               </w:rPr>
@@ -940,8 +1260,8 @@
         </w:tc>
         <w:tc>
           <w:tcPr>
-            <w:tcW w:type="dxa" w:w="1464"/>
-            <w:shd w:val="clear" w:color="auto" w:fill="E8E8E8"/>
+            <w:tcW w:type="dxa" w:w="1568"/>
+            <w:shd w:val="clear" w:color="auto" w:fill="E0E0E0"/>
           </w:tcPr>
           <w:p>
             <w:pPr>
@@ -949,6 +1269,7 @@
             </w:pPr>
             <w:r>
               <w:rPr>
+                <w:rFonts w:ascii="Arial" w:hAnsi="Arial"/>
                 <w:b/>
                 <w:sz w:val="18"/>
               </w:rPr>
@@ -958,8 +1279,8 @@
         </w:tc>
         <w:tc>
           <w:tcPr>
-            <w:tcW w:type="dxa" w:w="1464"/>
-            <w:shd w:val="clear" w:color="auto" w:fill="E8E8E8"/>
+            <w:tcW w:type="dxa" w:w="1568"/>
+            <w:shd w:val="clear" w:color="auto" w:fill="E0E0E0"/>
           </w:tcPr>
           <w:p>
             <w:pPr>
@@ -967,6 +1288,7 @@
             </w:pPr>
             <w:r>
               <w:rPr>
+                <w:rFonts w:ascii="Arial" w:hAnsi="Arial"/>
                 <w:b/>
                 <w:sz w:val="18"/>
               </w:rPr>
@@ -976,8 +1298,8 @@
         </w:tc>
         <w:tc>
           <w:tcPr>
-            <w:tcW w:type="dxa" w:w="1464"/>
-            <w:shd w:val="clear" w:color="auto" w:fill="E8E8E8"/>
+            <w:tcW w:type="dxa" w:w="1568"/>
+            <w:shd w:val="clear" w:color="auto" w:fill="E0E0E0"/>
           </w:tcPr>
           <w:p>
             <w:pPr>
@@ -985,6 +1307,7 @@
             </w:pPr>
             <w:r>
               <w:rPr>
+                <w:rFonts w:ascii="Arial" w:hAnsi="Arial"/>
                 <w:b/>
                 <w:sz w:val="18"/>
               </w:rPr>
@@ -994,8 +1317,8 @@
         </w:tc>
         <w:tc>
           <w:tcPr>
-            <w:tcW w:type="dxa" w:w="1464"/>
-            <w:shd w:val="clear" w:color="auto" w:fill="E8E8E8"/>
+            <w:tcW w:type="dxa" w:w="1568"/>
+            <w:shd w:val="clear" w:color="auto" w:fill="E0E0E0"/>
           </w:tcPr>
           <w:p>
             <w:pPr>
@@ -1003,6 +1326,7 @@
             </w:pPr>
             <w:r>
               <w:rPr>
+                <w:rFonts w:ascii="Arial" w:hAnsi="Arial"/>
                 <w:b/>
                 <w:sz w:val="18"/>
               </w:rPr>
@@ -1015,37 +1339,63 @@
     <w:p/>
     <w:p>
       <w:pPr>
-        <w:jc w:val="left"/>
+        <w:spacing w:before="0" w:after="120"/>
+        <w:jc w:val="both"/>
       </w:pPr>
       <w:r>
         <w:rPr>
-          <w:b/>
-          <w:sz w:val="22"/>
+          <w:rFonts w:ascii="Arial" w:hAnsi="Arial"/>
+          <w:b w:val="0"/>
+          <w:i w:val="0"/>
+          <w:sz w:val="18"/>
         </w:rPr>
-        <w:t>4.2 Name Origin Effect</w:t>
+        <w:t>* Llama is not monotonic: T3 &gt; T2 by 0.144 points.</w:t>
       </w:r>
     </w:p>
     <w:p>
       <w:pPr>
-        <w:spacing w:after="80"/>
-        <w:ind w:firstLine="432"/>
+        <w:spacing w:before="0" w:after="40"/>
         <w:jc w:val="both"/>
       </w:pPr>
       <w:r>
-        <w:t>Table 2 presents mean scores by name origin. Contrary to our initial hypothesis, Anglo names receive the lowest cross-model mean (7.540), while Arabic names receive the highest (7.633), with Latino names intermediate (7.612). The maximum name gap across models is 0.094 points — approximately one third of the institutional gradient. This pattern is consistent across all four models: none shows a penalty for non-Anglo names. We interpret this as evidence that RLHF tuning has successfully suppressed ethnic name bias while leaving institutional prestige bias unaddressed.</w:t>
+        <w:rPr>
+          <w:rFonts w:ascii="Arial" w:hAnsi="Arial"/>
+          <w:b/>
+          <w:i w:val="0"/>
+          <w:sz w:val="22"/>
+        </w:rPr>
+        <w:t>4.2 Study 1: Name-Origin Effect</w:t>
       </w:r>
     </w:p>
     <w:p>
       <w:pPr>
-        <w:spacing w:before="120" w:after="40"/>
+        <w:spacing w:before="0" w:after="80"/>
+        <w:ind w:firstLine="283"/>
+        <w:jc w:val="both"/>
+      </w:pPr>
+      <w:r>
+        <w:rPr>
+          <w:rFonts w:ascii="Arial" w:hAnsi="Arial"/>
+          <w:b w:val="0"/>
+          <w:i w:val="0"/>
+          <w:sz w:val="22"/>
+        </w:rPr>
+        <w:t>Table 2 shows that Anglo names receive the lowest cross-model mean (7.540), while Arabic (7.633) and Latino (7.612) names receive marginally higher scores. The maximum gap (0.094 points) is approximately one third of the institutional gradient. This pattern is consistent across all four models: no model penalizes non-Anglo names.</w:t>
+      </w:r>
+    </w:p>
+    <w:p>
+      <w:pPr>
+        <w:spacing w:before="80" w:after="40"/>
         <w:jc w:val="center"/>
       </w:pPr>
       <w:r>
         <w:rPr>
+          <w:rFonts w:ascii="Arial" w:hAnsi="Arial"/>
           <w:b/>
+          <w:i w:val="0"/>
           <w:sz w:val="20"/>
         </w:rPr>
-        <w:t>Table 2. Mean Score by Name Origin (10-point scale)</w:t>
+        <w:t>Table 2. Study 1 — Mean Score by Name Origin (cross-model mean, all tiers)</w:t>
       </w:r>
     </w:p>
     <w:tbl>
@@ -1055,16 +1405,16 @@
         <w:tblLook w:firstColumn="1" w:firstRow="1" w:lastColumn="0" w:lastRow="0" w:noHBand="0" w:noVBand="1" w:val="04A0"/>
       </w:tblPr>
       <w:tblGrid>
-        <w:gridCol w:w="1757"/>
-        <w:gridCol w:w="1757"/>
-        <w:gridCol w:w="1757"/>
-        <w:gridCol w:w="1757"/>
-        <w:gridCol w:w="1757"/>
+        <w:gridCol w:w="1881"/>
+        <w:gridCol w:w="1881"/>
+        <w:gridCol w:w="1881"/>
+        <w:gridCol w:w="1881"/>
+        <w:gridCol w:w="1881"/>
       </w:tblGrid>
       <w:tr>
         <w:tc>
           <w:tcPr>
-            <w:tcW w:type="dxa" w:w="1757"/>
+            <w:tcW w:type="dxa" w:w="1881"/>
             <w:shd w:val="clear" w:color="auto" w:fill="BFBFBF"/>
           </w:tcPr>
           <w:p>
@@ -1073,6 +1423,7 @@
             </w:pPr>
             <w:r>
               <w:rPr>
+                <w:rFonts w:ascii="Arial" w:hAnsi="Arial"/>
                 <w:b/>
                 <w:sz w:val="18"/>
               </w:rPr>
@@ -1082,7 +1433,7 @@
         </w:tc>
         <w:tc>
           <w:tcPr>
-            <w:tcW w:type="dxa" w:w="1757"/>
+            <w:tcW w:type="dxa" w:w="1881"/>
             <w:shd w:val="clear" w:color="auto" w:fill="BFBFBF"/>
           </w:tcPr>
           <w:p>
@@ -1091,6 +1442,7 @@
             </w:pPr>
             <w:r>
               <w:rPr>
+                <w:rFonts w:ascii="Arial" w:hAnsi="Arial"/>
                 <w:b/>
                 <w:sz w:val="18"/>
               </w:rPr>
@@ -1100,7 +1452,7 @@
         </w:tc>
         <w:tc>
           <w:tcPr>
-            <w:tcW w:type="dxa" w:w="1757"/>
+            <w:tcW w:type="dxa" w:w="1881"/>
             <w:shd w:val="clear" w:color="auto" w:fill="BFBFBF"/>
           </w:tcPr>
           <w:p>
@@ -1109,6 +1461,7 @@
             </w:pPr>
             <w:r>
               <w:rPr>
+                <w:rFonts w:ascii="Arial" w:hAnsi="Arial"/>
                 <w:b/>
                 <w:sz w:val="18"/>
               </w:rPr>
@@ -1118,7 +1471,7 @@
         </w:tc>
         <w:tc>
           <w:tcPr>
-            <w:tcW w:type="dxa" w:w="1757"/>
+            <w:tcW w:type="dxa" w:w="1881"/>
             <w:shd w:val="clear" w:color="auto" w:fill="BFBFBF"/>
           </w:tcPr>
           <w:p>
@@ -1127,6 +1480,7 @@
             </w:pPr>
             <w:r>
               <w:rPr>
+                <w:rFonts w:ascii="Arial" w:hAnsi="Arial"/>
                 <w:b/>
                 <w:sz w:val="18"/>
               </w:rPr>
@@ -1136,7 +1490,7 @@
         </w:tc>
         <w:tc>
           <w:tcPr>
-            <w:tcW w:type="dxa" w:w="1757"/>
+            <w:tcW w:type="dxa" w:w="1881"/>
             <w:shd w:val="clear" w:color="auto" w:fill="BFBFBF"/>
           </w:tcPr>
           <w:p>
@@ -1145,6 +1499,7 @@
             </w:pPr>
             <w:r>
               <w:rPr>
+                <w:rFonts w:ascii="Arial" w:hAnsi="Arial"/>
                 <w:b/>
                 <w:sz w:val="18"/>
               </w:rPr>
@@ -1156,7 +1511,7 @@
       <w:tr>
         <w:tc>
           <w:tcPr>
-            <w:tcW w:type="dxa" w:w="1757"/>
+            <w:tcW w:type="dxa" w:w="1881"/>
           </w:tcPr>
           <w:p>
             <w:pPr>
@@ -1164,6 +1519,7 @@
             </w:pPr>
             <w:r>
               <w:rPr>
+                <w:rFonts w:ascii="Arial" w:hAnsi="Arial"/>
                 <w:sz w:val="18"/>
               </w:rPr>
               <w:t>Claude Haiku 4.5</w:t>
@@ -1172,7 +1528,7 @@
         </w:tc>
         <w:tc>
           <w:tcPr>
-            <w:tcW w:type="dxa" w:w="1757"/>
+            <w:tcW w:type="dxa" w:w="1881"/>
           </w:tcPr>
           <w:p>
             <w:pPr>
@@ -1180,6 +1536,7 @@
             </w:pPr>
             <w:r>
               <w:rPr>
+                <w:rFonts w:ascii="Arial" w:hAnsi="Arial"/>
                 <w:sz w:val="18"/>
               </w:rPr>
               <w:t>7.208</w:t>
@@ -1188,7 +1545,7 @@
         </w:tc>
         <w:tc>
           <w:tcPr>
-            <w:tcW w:type="dxa" w:w="1757"/>
+            <w:tcW w:type="dxa" w:w="1881"/>
           </w:tcPr>
           <w:p>
             <w:pPr>
@@ -1196,6 +1553,7 @@
             </w:pPr>
             <w:r>
               <w:rPr>
+                <w:rFonts w:ascii="Arial" w:hAnsi="Arial"/>
                 <w:sz w:val="18"/>
               </w:rPr>
               <w:t>7.233</w:t>
@@ -1204,7 +1562,7 @@
         </w:tc>
         <w:tc>
           <w:tcPr>
-            <w:tcW w:type="dxa" w:w="1757"/>
+            <w:tcW w:type="dxa" w:w="1881"/>
           </w:tcPr>
           <w:p>
             <w:pPr>
@@ -1212,6 +1570,7 @@
             </w:pPr>
             <w:r>
               <w:rPr>
+                <w:rFonts w:ascii="Arial" w:hAnsi="Arial"/>
                 <w:sz w:val="18"/>
               </w:rPr>
               <w:t>7.325</w:t>
@@ -1220,7 +1579,7 @@
         </w:tc>
         <w:tc>
           <w:tcPr>
-            <w:tcW w:type="dxa" w:w="1757"/>
+            <w:tcW w:type="dxa" w:w="1881"/>
           </w:tcPr>
           <w:p>
             <w:pPr>
@@ -1228,6 +1587,7 @@
             </w:pPr>
             <w:r>
               <w:rPr>
+                <w:rFonts w:ascii="Arial" w:hAnsi="Arial"/>
                 <w:sz w:val="18"/>
               </w:rPr>
               <w:t>0.117</w:t>
@@ -1238,7 +1598,7 @@
       <w:tr>
         <w:tc>
           <w:tcPr>
-            <w:tcW w:type="dxa" w:w="1757"/>
+            <w:tcW w:type="dxa" w:w="1881"/>
           </w:tcPr>
           <w:p>
             <w:pPr>
@@ -1246,6 +1606,7 @@
             </w:pPr>
             <w:r>
               <w:rPr>
+                <w:rFonts w:ascii="Arial" w:hAnsi="Arial"/>
                 <w:sz w:val="18"/>
               </w:rPr>
               <w:t>GPT-4o-mini</w:t>
@@ -1254,7 +1615,7 @@
         </w:tc>
         <w:tc>
           <w:tcPr>
-            <w:tcW w:type="dxa" w:w="1757"/>
+            <w:tcW w:type="dxa" w:w="1881"/>
           </w:tcPr>
           <w:p>
             <w:pPr>
@@ -1262,6 +1623,7 @@
             </w:pPr>
             <w:r>
               <w:rPr>
+                <w:rFonts w:ascii="Arial" w:hAnsi="Arial"/>
                 <w:sz w:val="18"/>
               </w:rPr>
               <w:t>8.217</w:t>
@@ -1270,7 +1632,7 @@
         </w:tc>
         <w:tc>
           <w:tcPr>
-            <w:tcW w:type="dxa" w:w="1757"/>
+            <w:tcW w:type="dxa" w:w="1881"/>
           </w:tcPr>
           <w:p>
             <w:pPr>
@@ -1278,6 +1640,7 @@
             </w:pPr>
             <w:r>
               <w:rPr>
+                <w:rFonts w:ascii="Arial" w:hAnsi="Arial"/>
                 <w:sz w:val="18"/>
               </w:rPr>
               <w:t>8.250</w:t>
@@ -1286,7 +1649,7 @@
         </w:tc>
         <w:tc>
           <w:tcPr>
-            <w:tcW w:type="dxa" w:w="1757"/>
+            <w:tcW w:type="dxa" w:w="1881"/>
           </w:tcPr>
           <w:p>
             <w:pPr>
@@ -1294,6 +1657,7 @@
             </w:pPr>
             <w:r>
               <w:rPr>
+                <w:rFonts w:ascii="Arial" w:hAnsi="Arial"/>
                 <w:sz w:val="18"/>
               </w:rPr>
               <w:t>8.267</w:t>
@@ -1302,7 +1666,7 @@
         </w:tc>
         <w:tc>
           <w:tcPr>
-            <w:tcW w:type="dxa" w:w="1757"/>
+            <w:tcW w:type="dxa" w:w="1881"/>
           </w:tcPr>
           <w:p>
             <w:pPr>
@@ -1310,6 +1674,7 @@
             </w:pPr>
             <w:r>
               <w:rPr>
+                <w:rFonts w:ascii="Arial" w:hAnsi="Arial"/>
                 <w:sz w:val="18"/>
               </w:rPr>
               <w:t>0.050</w:t>
@@ -1320,7 +1685,7 @@
       <w:tr>
         <w:tc>
           <w:tcPr>
-            <w:tcW w:type="dxa" w:w="1757"/>
+            <w:tcW w:type="dxa" w:w="1881"/>
           </w:tcPr>
           <w:p>
             <w:pPr>
@@ -1328,6 +1693,7 @@
             </w:pPr>
             <w:r>
               <w:rPr>
+                <w:rFonts w:ascii="Arial" w:hAnsi="Arial"/>
                 <w:sz w:val="18"/>
               </w:rPr>
               <w:t>Gemini 2.0 Flash</w:t>
@@ -1336,7 +1702,7 @@
         </w:tc>
         <w:tc>
           <w:tcPr>
-            <w:tcW w:type="dxa" w:w="1757"/>
+            <w:tcW w:type="dxa" w:w="1881"/>
           </w:tcPr>
           <w:p>
             <w:pPr>
@@ -1344,6 +1710,7 @@
             </w:pPr>
             <w:r>
               <w:rPr>
+                <w:rFonts w:ascii="Arial" w:hAnsi="Arial"/>
                 <w:sz w:val="18"/>
               </w:rPr>
               <w:t>7.267</w:t>
@@ -1352,7 +1719,7 @@
         </w:tc>
         <w:tc>
           <w:tcPr>
-            <w:tcW w:type="dxa" w:w="1757"/>
+            <w:tcW w:type="dxa" w:w="1881"/>
           </w:tcPr>
           <w:p>
             <w:pPr>
@@ -1360,6 +1727,7 @@
             </w:pPr>
             <w:r>
               <w:rPr>
+                <w:rFonts w:ascii="Arial" w:hAnsi="Arial"/>
                 <w:sz w:val="18"/>
               </w:rPr>
               <w:t>7.417</w:t>
@@ -1368,7 +1736,7 @@
         </w:tc>
         <w:tc>
           <w:tcPr>
-            <w:tcW w:type="dxa" w:w="1757"/>
+            <w:tcW w:type="dxa" w:w="1881"/>
           </w:tcPr>
           <w:p>
             <w:pPr>
@@ -1376,6 +1744,7 @@
             </w:pPr>
             <w:r>
               <w:rPr>
+                <w:rFonts w:ascii="Arial" w:hAnsi="Arial"/>
                 <w:sz w:val="18"/>
               </w:rPr>
               <w:t>7.392</w:t>
@@ -1384,7 +1753,7 @@
         </w:tc>
         <w:tc>
           <w:tcPr>
-            <w:tcW w:type="dxa" w:w="1757"/>
+            <w:tcW w:type="dxa" w:w="1881"/>
           </w:tcPr>
           <w:p>
             <w:pPr>
@@ -1392,6 +1761,7 @@
             </w:pPr>
             <w:r>
               <w:rPr>
+                <w:rFonts w:ascii="Arial" w:hAnsi="Arial"/>
                 <w:sz w:val="18"/>
               </w:rPr>
               <w:t>0.150</w:t>
@@ -1402,7 +1772,7 @@
       <w:tr>
         <w:tc>
           <w:tcPr>
-            <w:tcW w:type="dxa" w:w="1757"/>
+            <w:tcW w:type="dxa" w:w="1881"/>
           </w:tcPr>
           <w:p>
             <w:pPr>
@@ -1410,6 +1780,7 @@
             </w:pPr>
             <w:r>
               <w:rPr>
+                <w:rFonts w:ascii="Arial" w:hAnsi="Arial"/>
                 <w:sz w:val="18"/>
               </w:rPr>
               <w:t>Llama 3.1 8B</w:t>
@@ -1418,7 +1789,7 @@
         </w:tc>
         <w:tc>
           <w:tcPr>
-            <w:tcW w:type="dxa" w:w="1757"/>
+            <w:tcW w:type="dxa" w:w="1881"/>
           </w:tcPr>
           <w:p>
             <w:pPr>
@@ -1426,6 +1797,7 @@
             </w:pPr>
             <w:r>
               <w:rPr>
+                <w:rFonts w:ascii="Arial" w:hAnsi="Arial"/>
                 <w:sz w:val="18"/>
               </w:rPr>
               <w:t>7.467</w:t>
@@ -1434,7 +1806,7 @@
         </w:tc>
         <w:tc>
           <w:tcPr>
-            <w:tcW w:type="dxa" w:w="1757"/>
+            <w:tcW w:type="dxa" w:w="1881"/>
           </w:tcPr>
           <w:p>
             <w:pPr>
@@ -1442,6 +1814,7 @@
             </w:pPr>
             <w:r>
               <w:rPr>
+                <w:rFonts w:ascii="Arial" w:hAnsi="Arial"/>
                 <w:sz w:val="18"/>
               </w:rPr>
               <w:t>7.550</w:t>
@@ -1450,7 +1823,7 @@
         </w:tc>
         <w:tc>
           <w:tcPr>
-            <w:tcW w:type="dxa" w:w="1757"/>
+            <w:tcW w:type="dxa" w:w="1881"/>
           </w:tcPr>
           <w:p>
             <w:pPr>
@@ -1458,6 +1831,7 @@
             </w:pPr>
             <w:r>
               <w:rPr>
+                <w:rFonts w:ascii="Arial" w:hAnsi="Arial"/>
                 <w:sz w:val="18"/>
               </w:rPr>
               <w:t>7.550</w:t>
@@ -1466,7 +1840,7 @@
         </w:tc>
         <w:tc>
           <w:tcPr>
-            <w:tcW w:type="dxa" w:w="1757"/>
+            <w:tcW w:type="dxa" w:w="1881"/>
           </w:tcPr>
           <w:p>
             <w:pPr>
@@ -1474,6 +1848,7 @@
             </w:pPr>
             <w:r>
               <w:rPr>
+                <w:rFonts w:ascii="Arial" w:hAnsi="Arial"/>
                 <w:sz w:val="18"/>
               </w:rPr>
               <w:t>0.083</w:t>
@@ -1484,8 +1859,8 @@
       <w:tr>
         <w:tc>
           <w:tcPr>
-            <w:tcW w:type="dxa" w:w="1757"/>
-            <w:shd w:val="clear" w:color="auto" w:fill="E8E8E8"/>
+            <w:tcW w:type="dxa" w:w="1881"/>
+            <w:shd w:val="clear" w:color="auto" w:fill="E0E0E0"/>
           </w:tcPr>
           <w:p>
             <w:pPr>
@@ -1493,6 +1868,7 @@
             </w:pPr>
             <w:r>
               <w:rPr>
+                <w:rFonts w:ascii="Arial" w:hAnsi="Arial"/>
                 <w:b/>
                 <w:sz w:val="18"/>
               </w:rPr>
@@ -1502,8 +1878,8 @@
         </w:tc>
         <w:tc>
           <w:tcPr>
-            <w:tcW w:type="dxa" w:w="1757"/>
-            <w:shd w:val="clear" w:color="auto" w:fill="E8E8E8"/>
+            <w:tcW w:type="dxa" w:w="1881"/>
+            <w:shd w:val="clear" w:color="auto" w:fill="E0E0E0"/>
           </w:tcPr>
           <w:p>
             <w:pPr>
@@ -1511,6 +1887,7 @@
             </w:pPr>
             <w:r>
               <w:rPr>
+                <w:rFonts w:ascii="Arial" w:hAnsi="Arial"/>
                 <w:b/>
                 <w:sz w:val="18"/>
               </w:rPr>
@@ -1520,8 +1897,8 @@
         </w:tc>
         <w:tc>
           <w:tcPr>
-            <w:tcW w:type="dxa" w:w="1757"/>
-            <w:shd w:val="clear" w:color="auto" w:fill="E8E8E8"/>
+            <w:tcW w:type="dxa" w:w="1881"/>
+            <w:shd w:val="clear" w:color="auto" w:fill="E0E0E0"/>
           </w:tcPr>
           <w:p>
             <w:pPr>
@@ -1529,6 +1906,7 @@
             </w:pPr>
             <w:r>
               <w:rPr>
+                <w:rFonts w:ascii="Arial" w:hAnsi="Arial"/>
                 <w:b/>
                 <w:sz w:val="18"/>
               </w:rPr>
@@ -1538,8 +1916,8 @@
         </w:tc>
         <w:tc>
           <w:tcPr>
-            <w:tcW w:type="dxa" w:w="1757"/>
-            <w:shd w:val="clear" w:color="auto" w:fill="E8E8E8"/>
+            <w:tcW w:type="dxa" w:w="1881"/>
+            <w:shd w:val="clear" w:color="auto" w:fill="E0E0E0"/>
           </w:tcPr>
           <w:p>
             <w:pPr>
@@ -1547,6 +1925,7 @@
             </w:pPr>
             <w:r>
               <w:rPr>
+                <w:rFonts w:ascii="Arial" w:hAnsi="Arial"/>
                 <w:b/>
                 <w:sz w:val="18"/>
               </w:rPr>
@@ -1556,8 +1935,8 @@
         </w:tc>
         <w:tc>
           <w:tcPr>
-            <w:tcW w:type="dxa" w:w="1757"/>
-            <w:shd w:val="clear" w:color="auto" w:fill="E8E8E8"/>
+            <w:tcW w:type="dxa" w:w="1881"/>
+            <w:shd w:val="clear" w:color="auto" w:fill="E0E0E0"/>
           </w:tcPr>
           <w:p>
             <w:pPr>
@@ -1565,6 +1944,7 @@
             </w:pPr>
             <w:r>
               <w:rPr>
+                <w:rFonts w:ascii="Arial" w:hAnsi="Arial"/>
                 <w:b/>
                 <w:sz w:val="18"/>
               </w:rPr>
@@ -1577,37 +1957,48 @@
     <w:p/>
     <w:p>
       <w:pPr>
-        <w:jc w:val="left"/>
+        <w:spacing w:before="0" w:after="40"/>
+        <w:jc w:val="both"/>
       </w:pPr>
       <w:r>
         <w:rPr>
+          <w:rFonts w:ascii="Arial" w:hAnsi="Arial"/>
           <w:b/>
+          <w:i w:val="0"/>
           <w:sz w:val="22"/>
         </w:rPr>
-        <w:t>4.3 Cell Means Matrix</w:t>
+        <w:t>4.3 Study 2: Prestige vs. Country-of-Origin Effect</w:t>
       </w:r>
     </w:p>
     <w:p>
       <w:pPr>
-        <w:spacing w:after="80"/>
-        <w:ind w:firstLine="432"/>
+        <w:spacing w:before="0" w:after="80"/>
+        <w:ind w:firstLine="283"/>
         <w:jc w:val="both"/>
       </w:pPr>
       <w:r>
-        <w:t>Table 3 shows the 3×4 cell means averaged across models. The institution effect is clearly dominant: within any name origin, moving from T1 to T5 costs 0.375–0.408 points. Within any institution tier, the name effect is at most 0.133 points. Importantly, there is no meaningful name × tier interaction: all three names are penalized similarly as institution tier decreases.</w:t>
+        <w:rPr>
+          <w:rFonts w:ascii="Arial" w:hAnsi="Arial"/>
+          <w:b w:val="0"/>
+          <w:i w:val="0"/>
+          <w:sz w:val="22"/>
+        </w:rPr>
+        <w:t>Table 3 presents the 2×2 cell means and factorial effects for Study 2. The cross-model prestige effect (+0.185) exceeds the country effect (+0.126) by a factor of 1.5×. Haiku and GPT-4o-mini are prestige-dominant; Gemini and Llama show comparable prestige and country effects. Both effects are real and neither is negligible. Figure 1 displays the four cell means per model, visualizing the prestige × country pattern.</w:t>
       </w:r>
     </w:p>
     <w:p>
       <w:pPr>
-        <w:spacing w:before="120" w:after="40"/>
+        <w:spacing w:before="80" w:after="40"/>
         <w:jc w:val="center"/>
       </w:pPr>
       <w:r>
         <w:rPr>
+          <w:rFonts w:ascii="Arial" w:hAnsi="Arial"/>
           <w:b/>
+          <w:i w:val="0"/>
           <w:sz w:val="20"/>
         </w:rPr>
-        <w:t>Table 3. Cell Means Matrix — Name Origin × Institution Tier (cross-model mean)</w:t>
+        <w:t>Table 3. Study 2 — 2×2 Cell Means and Factorial Effects (cross-model mean)</w:t>
       </w:r>
     </w:p>
     <w:tbl>
@@ -1617,16 +2008,19 @@
         <w:tblLook w:firstColumn="1" w:firstRow="1" w:lastColumn="0" w:lastRow="0" w:noHBand="0" w:noVBand="1" w:val="04A0"/>
       </w:tblPr>
       <w:tblGrid>
-        <w:gridCol w:w="1757"/>
-        <w:gridCol w:w="1757"/>
-        <w:gridCol w:w="1757"/>
-        <w:gridCol w:w="1757"/>
-        <w:gridCol w:w="1757"/>
+        <w:gridCol w:w="1176"/>
+        <w:gridCol w:w="1176"/>
+        <w:gridCol w:w="1176"/>
+        <w:gridCol w:w="1176"/>
+        <w:gridCol w:w="1176"/>
+        <w:gridCol w:w="1176"/>
+        <w:gridCol w:w="1176"/>
+        <w:gridCol w:w="1176"/>
       </w:tblGrid>
       <w:tr>
         <w:tc>
           <w:tcPr>
-            <w:tcW w:type="dxa" w:w="1757"/>
+            <w:tcW w:type="dxa" w:w="1176"/>
             <w:shd w:val="clear" w:color="auto" w:fill="BFBFBF"/>
           </w:tcPr>
           <w:p>
@@ -1635,16 +2029,17 @@
             </w:pPr>
             <w:r>
               <w:rPr>
+                <w:rFonts w:ascii="Arial" w:hAnsi="Arial"/>
                 <w:b/>
                 <w:sz w:val="18"/>
               </w:rPr>
-              <w:t>Name</w:t>
+              <w:t>Model</w:t>
             </w:r>
           </w:p>
         </w:tc>
         <w:tc>
           <w:tcPr>
-            <w:tcW w:type="dxa" w:w="1757"/>
+            <w:tcW w:type="dxa" w:w="1176"/>
             <w:shd w:val="clear" w:color="auto" w:fill="BFBFBF"/>
           </w:tcPr>
           <w:p>
@@ -1653,16 +2048,19 @@
             </w:pPr>
             <w:r>
               <w:rPr>
+                <w:rFonts w:ascii="Arial" w:hAnsi="Arial"/>
                 <w:b/>
                 <w:sz w:val="18"/>
               </w:rPr>
-              <w:t>T1 MIT</w:t>
+              <w:t>MIT</w:t>
+              <w:br/>
+              <w:t>(Hi+Dev)</w:t>
             </w:r>
           </w:p>
         </w:tc>
         <w:tc>
           <w:tcPr>
-            <w:tcW w:type="dxa" w:w="1757"/>
+            <w:tcW w:type="dxa" w:w="1176"/>
             <w:shd w:val="clear" w:color="auto" w:fill="BFBFBF"/>
           </w:tcPr>
           <w:p>
@@ -1671,16 +2069,19 @@
             </w:pPr>
             <w:r>
               <w:rPr>
+                <w:rFonts w:ascii="Arial" w:hAnsi="Arial"/>
                 <w:b/>
                 <w:sz w:val="18"/>
               </w:rPr>
-              <w:t>T2 UChile</w:t>
+              <w:t>UNAM</w:t>
+              <w:br/>
+              <w:t>(Hi+Dvlp)</w:t>
             </w:r>
           </w:p>
         </w:tc>
         <w:tc>
           <w:tcPr>
-            <w:tcW w:type="dxa" w:w="1757"/>
+            <w:tcW w:type="dxa" w:w="1176"/>
             <w:shd w:val="clear" w:color="auto" w:fill="BFBFBF"/>
           </w:tcPr>
           <w:p>
@@ -1689,16 +2090,19 @@
             </w:pPr>
             <w:r>
               <w:rPr>
+                <w:rFonts w:ascii="Arial" w:hAnsi="Arial"/>
                 <w:b/>
                 <w:sz w:val="18"/>
               </w:rPr>
-              <w:t>T3 UNAL</w:t>
+              <w:t>FSU</w:t>
+              <w:br/>
+              <w:t>(Lo+Dev)</w:t>
             </w:r>
           </w:p>
         </w:tc>
         <w:tc>
           <w:tcPr>
-            <w:tcW w:type="dxa" w:w="1757"/>
+            <w:tcW w:type="dxa" w:w="1176"/>
             <w:shd w:val="clear" w:color="auto" w:fill="BFBFBF"/>
           </w:tcPr>
           <w:p>
@@ -1707,10 +2111,70 @@
             </w:pPr>
             <w:r>
               <w:rPr>
+                <w:rFonts w:ascii="Arial" w:hAnsi="Arial"/>
                 <w:b/>
                 <w:sz w:val="18"/>
               </w:rPr>
-              <w:t>T5 UGye</w:t>
+              <w:t>UGye</w:t>
+              <w:br/>
+              <w:t>(Lo+Dvlp)</w:t>
+            </w:r>
+          </w:p>
+        </w:tc>
+        <w:tc>
+          <w:tcPr>
+            <w:tcW w:type="dxa" w:w="1176"/>
+            <w:shd w:val="clear" w:color="auto" w:fill="BFBFBF"/>
+          </w:tcPr>
+          <w:p>
+            <w:pPr>
+              <w:jc w:val="center"/>
+            </w:pPr>
+            <w:r>
+              <w:rPr>
+                <w:rFonts w:ascii="Arial" w:hAnsi="Arial"/>
+                <w:b/>
+                <w:sz w:val="18"/>
+              </w:rPr>
+              <w:t>Prestige</w:t>
+            </w:r>
+          </w:p>
+        </w:tc>
+        <w:tc>
+          <w:tcPr>
+            <w:tcW w:type="dxa" w:w="1176"/>
+            <w:shd w:val="clear" w:color="auto" w:fill="BFBFBF"/>
+          </w:tcPr>
+          <w:p>
+            <w:pPr>
+              <w:jc w:val="center"/>
+            </w:pPr>
+            <w:r>
+              <w:rPr>
+                <w:rFonts w:ascii="Arial" w:hAnsi="Arial"/>
+                <w:b/>
+                <w:sz w:val="18"/>
+              </w:rPr>
+              <w:t>Country</w:t>
+            </w:r>
+          </w:p>
+        </w:tc>
+        <w:tc>
+          <w:tcPr>
+            <w:tcW w:type="dxa" w:w="1176"/>
+            <w:shd w:val="clear" w:color="auto" w:fill="BFBFBF"/>
+          </w:tcPr>
+          <w:p>
+            <w:pPr>
+              <w:jc w:val="center"/>
+            </w:pPr>
+            <w:r>
+              <w:rPr>
+                <w:rFonts w:ascii="Arial" w:hAnsi="Arial"/>
+                <w:b/>
+                <w:sz w:val="18"/>
+              </w:rPr>
+              <w:t>Dominant</w:t>
             </w:r>
           </w:p>
         </w:tc>
@@ -1718,7 +2182,7 @@
       <w:tr>
         <w:tc>
           <w:tcPr>
-            <w:tcW w:type="dxa" w:w="1757"/>
+            <w:tcW w:type="dxa" w:w="1176"/>
           </w:tcPr>
           <w:p>
             <w:pPr>
@@ -1726,15 +2190,16 @@
             </w:pPr>
             <w:r>
               <w:rPr>
+                <w:rFonts w:ascii="Arial" w:hAnsi="Arial"/>
                 <w:sz w:val="18"/>
               </w:rPr>
-              <w:t>Anglo</w:t>
+              <w:t>Claude Haiku 4.5</w:t>
             </w:r>
           </w:p>
         </w:tc>
         <w:tc>
           <w:tcPr>
-            <w:tcW w:type="dxa" w:w="1757"/>
+            <w:tcW w:type="dxa" w:w="1176"/>
           </w:tcPr>
           <w:p>
             <w:pPr>
@@ -1742,15 +2207,16 @@
             </w:pPr>
             <w:r>
               <w:rPr>
+                <w:rFonts w:ascii="Arial" w:hAnsi="Arial"/>
                 <w:sz w:val="18"/>
               </w:rPr>
-              <w:t>7.767</w:t>
+              <w:t>7.411</w:t>
             </w:r>
           </w:p>
         </w:tc>
         <w:tc>
           <w:tcPr>
-            <w:tcW w:type="dxa" w:w="1757"/>
+            <w:tcW w:type="dxa" w:w="1176"/>
           </w:tcPr>
           <w:p>
             <w:pPr>
@@ -1758,15 +2224,16 @@
             </w:pPr>
             <w:r>
               <w:rPr>
+                <w:rFonts w:ascii="Arial" w:hAnsi="Arial"/>
                 <w:sz w:val="18"/>
               </w:rPr>
-              <w:t>7.492</w:t>
+              <w:t>7.233</w:t>
             </w:r>
           </w:p>
         </w:tc>
         <w:tc>
           <w:tcPr>
-            <w:tcW w:type="dxa" w:w="1757"/>
+            <w:tcW w:type="dxa" w:w="1176"/>
           </w:tcPr>
           <w:p>
             <w:pPr>
@@ -1774,15 +2241,16 @@
             </w:pPr>
             <w:r>
               <w:rPr>
+                <w:rFonts w:ascii="Arial" w:hAnsi="Arial"/>
                 <w:sz w:val="18"/>
               </w:rPr>
-              <w:t>7.508</w:t>
+              <w:t>7.011</w:t>
             </w:r>
           </w:p>
         </w:tc>
         <w:tc>
           <w:tcPr>
-            <w:tcW w:type="dxa" w:w="1757"/>
+            <w:tcW w:type="dxa" w:w="1176"/>
           </w:tcPr>
           <w:p>
             <w:pPr>
@@ -1790,9 +2258,61 @@
             </w:pPr>
             <w:r>
               <w:rPr>
+                <w:rFonts w:ascii="Arial" w:hAnsi="Arial"/>
                 <w:sz w:val="18"/>
               </w:rPr>
-              <w:t>7.392</w:t>
+              <w:t>7.144</w:t>
+            </w:r>
+          </w:p>
+        </w:tc>
+        <w:tc>
+          <w:tcPr>
+            <w:tcW w:type="dxa" w:w="1176"/>
+          </w:tcPr>
+          <w:p>
+            <w:pPr>
+              <w:jc w:val="center"/>
+            </w:pPr>
+            <w:r>
+              <w:rPr>
+                <w:rFonts w:ascii="Arial" w:hAnsi="Arial"/>
+                <w:sz w:val="18"/>
+              </w:rPr>
+              <w:t>+0.244</w:t>
+            </w:r>
+          </w:p>
+        </w:tc>
+        <w:tc>
+          <w:tcPr>
+            <w:tcW w:type="dxa" w:w="1176"/>
+          </w:tcPr>
+          <w:p>
+            <w:pPr>
+              <w:jc w:val="center"/>
+            </w:pPr>
+            <w:r>
+              <w:rPr>
+                <w:rFonts w:ascii="Arial" w:hAnsi="Arial"/>
+                <w:sz w:val="18"/>
+              </w:rPr>
+              <w:t>+0.022</w:t>
+            </w:r>
+          </w:p>
+        </w:tc>
+        <w:tc>
+          <w:tcPr>
+            <w:tcW w:type="dxa" w:w="1176"/>
+          </w:tcPr>
+          <w:p>
+            <w:pPr>
+              <w:jc w:val="center"/>
+            </w:pPr>
+            <w:r>
+              <w:rPr>
+                <w:rFonts w:ascii="Arial" w:hAnsi="Arial"/>
+                <w:sz w:val="18"/>
+              </w:rPr>
+              <w:t>Prestige</w:t>
             </w:r>
           </w:p>
         </w:tc>
@@ -1800,7 +2320,7 @@
       <w:tr>
         <w:tc>
           <w:tcPr>
-            <w:tcW w:type="dxa" w:w="1757"/>
+            <w:tcW w:type="dxa" w:w="1176"/>
           </w:tcPr>
           <w:p>
             <w:pPr>
@@ -1808,15 +2328,16 @@
             </w:pPr>
             <w:r>
               <w:rPr>
+                <w:rFonts w:ascii="Arial" w:hAnsi="Arial"/>
                 <w:sz w:val="18"/>
               </w:rPr>
-              <w:t>Latino</w:t>
+              <w:t>GPT-4o-mini</w:t>
             </w:r>
           </w:p>
         </w:tc>
         <w:tc>
           <w:tcPr>
-            <w:tcW w:type="dxa" w:w="1757"/>
+            <w:tcW w:type="dxa" w:w="1176"/>
           </w:tcPr>
           <w:p>
             <w:pPr>
@@ -1824,15 +2345,16 @@
             </w:pPr>
             <w:r>
               <w:rPr>
+                <w:rFonts w:ascii="Arial" w:hAnsi="Arial"/>
                 <w:sz w:val="18"/>
               </w:rPr>
-              <w:t>7.750</w:t>
+              <w:t>8.389</w:t>
             </w:r>
           </w:p>
         </w:tc>
         <w:tc>
           <w:tcPr>
-            <w:tcW w:type="dxa" w:w="1757"/>
+            <w:tcW w:type="dxa" w:w="1176"/>
           </w:tcPr>
           <w:p>
             <w:pPr>
@@ -1840,15 +2362,16 @@
             </w:pPr>
             <w:r>
               <w:rPr>
+                <w:rFonts w:ascii="Arial" w:hAnsi="Arial"/>
                 <w:sz w:val="18"/>
               </w:rPr>
-              <w:t>7.608</w:t>
+              <w:t>8.222</w:t>
             </w:r>
           </w:p>
         </w:tc>
         <w:tc>
           <w:tcPr>
-            <w:tcW w:type="dxa" w:w="1757"/>
+            <w:tcW w:type="dxa" w:w="1176"/>
           </w:tcPr>
           <w:p>
             <w:pPr>
@@ -1856,15 +2379,16 @@
             </w:pPr>
             <w:r>
               <w:rPr>
+                <w:rFonts w:ascii="Arial" w:hAnsi="Arial"/>
                 <w:sz w:val="18"/>
               </w:rPr>
-              <w:t>7.617</w:t>
+              <w:t>8.178</w:t>
             </w:r>
           </w:p>
         </w:tc>
         <w:tc>
           <w:tcPr>
-            <w:tcW w:type="dxa" w:w="1757"/>
+            <w:tcW w:type="dxa" w:w="1176"/>
           </w:tcPr>
           <w:p>
             <w:pPr>
@@ -1872,9 +2396,61 @@
             </w:pPr>
             <w:r>
               <w:rPr>
+                <w:rFonts w:ascii="Arial" w:hAnsi="Arial"/>
                 <w:sz w:val="18"/>
               </w:rPr>
-              <w:t>7.475</w:t>
+              <w:t>8.156</w:t>
+            </w:r>
+          </w:p>
+        </w:tc>
+        <w:tc>
+          <w:tcPr>
+            <w:tcW w:type="dxa" w:w="1176"/>
+          </w:tcPr>
+          <w:p>
+            <w:pPr>
+              <w:jc w:val="center"/>
+            </w:pPr>
+            <w:r>
+              <w:rPr>
+                <w:rFonts w:ascii="Arial" w:hAnsi="Arial"/>
+                <w:sz w:val="18"/>
+              </w:rPr>
+              <w:t>+0.139</w:t>
+            </w:r>
+          </w:p>
+        </w:tc>
+        <w:tc>
+          <w:tcPr>
+            <w:tcW w:type="dxa" w:w="1176"/>
+          </w:tcPr>
+          <w:p>
+            <w:pPr>
+              <w:jc w:val="center"/>
+            </w:pPr>
+            <w:r>
+              <w:rPr>
+                <w:rFonts w:ascii="Arial" w:hAnsi="Arial"/>
+                <w:sz w:val="18"/>
+              </w:rPr>
+              <w:t>+0.094</w:t>
+            </w:r>
+          </w:p>
+        </w:tc>
+        <w:tc>
+          <w:tcPr>
+            <w:tcW w:type="dxa" w:w="1176"/>
+          </w:tcPr>
+          <w:p>
+            <w:pPr>
+              <w:jc w:val="center"/>
+            </w:pPr>
+            <w:r>
+              <w:rPr>
+                <w:rFonts w:ascii="Arial" w:hAnsi="Arial"/>
+                <w:sz w:val="18"/>
+              </w:rPr>
+              <w:t>Prestige</w:t>
             </w:r>
           </w:p>
         </w:tc>
@@ -1882,7 +2458,7 @@
       <w:tr>
         <w:tc>
           <w:tcPr>
-            <w:tcW w:type="dxa" w:w="1757"/>
+            <w:tcW w:type="dxa" w:w="1176"/>
           </w:tcPr>
           <w:p>
             <w:pPr>
@@ -1890,15 +2466,16 @@
             </w:pPr>
             <w:r>
               <w:rPr>
+                <w:rFonts w:ascii="Arial" w:hAnsi="Arial"/>
                 <w:sz w:val="18"/>
               </w:rPr>
-              <w:t>Arabic</w:t>
+              <w:t>Gemini 2.0 Flash</w:t>
             </w:r>
           </w:p>
         </w:tc>
         <w:tc>
           <w:tcPr>
-            <w:tcW w:type="dxa" w:w="1757"/>
+            <w:tcW w:type="dxa" w:w="1176"/>
           </w:tcPr>
           <w:p>
             <w:pPr>
@@ -1906,15 +2483,16 @@
             </w:pPr>
             <w:r>
               <w:rPr>
+                <w:rFonts w:ascii="Arial" w:hAnsi="Arial"/>
                 <w:sz w:val="18"/>
               </w:rPr>
-              <w:t>7.767</w:t>
+              <w:t>7.578</w:t>
             </w:r>
           </w:p>
         </w:tc>
         <w:tc>
           <w:tcPr>
-            <w:tcW w:type="dxa" w:w="1757"/>
+            <w:tcW w:type="dxa" w:w="1176"/>
           </w:tcPr>
           <w:p>
             <w:pPr>
@@ -1922,15 +2500,16 @@
             </w:pPr>
             <w:r>
               <w:rPr>
+                <w:rFonts w:ascii="Arial" w:hAnsi="Arial"/>
                 <w:sz w:val="18"/>
               </w:rPr>
-              <w:t>7.617</w:t>
+              <w:t>7.300</w:t>
             </w:r>
           </w:p>
         </w:tc>
         <w:tc>
           <w:tcPr>
-            <w:tcW w:type="dxa" w:w="1757"/>
+            <w:tcW w:type="dxa" w:w="1176"/>
           </w:tcPr>
           <w:p>
             <w:pPr>
@@ -1938,15 +2517,16 @@
             </w:pPr>
             <w:r>
               <w:rPr>
+                <w:rFonts w:ascii="Arial" w:hAnsi="Arial"/>
                 <w:sz w:val="18"/>
               </w:rPr>
-              <w:t>7.625</w:t>
+              <w:t>7.300</w:t>
             </w:r>
           </w:p>
         </w:tc>
         <w:tc>
           <w:tcPr>
-            <w:tcW w:type="dxa" w:w="1757"/>
+            <w:tcW w:type="dxa" w:w="1176"/>
           </w:tcPr>
           <w:p>
             <w:pPr>
@@ -1954,9 +2534,353 @@
             </w:pPr>
             <w:r>
               <w:rPr>
+                <w:rFonts w:ascii="Arial" w:hAnsi="Arial"/>
+                <w:sz w:val="18"/>
+              </w:rPr>
+              <w:t>7.167</w:t>
+            </w:r>
+          </w:p>
+        </w:tc>
+        <w:tc>
+          <w:tcPr>
+            <w:tcW w:type="dxa" w:w="1176"/>
+          </w:tcPr>
+          <w:p>
+            <w:pPr>
+              <w:jc w:val="center"/>
+            </w:pPr>
+            <w:r>
+              <w:rPr>
+                <w:rFonts w:ascii="Arial" w:hAnsi="Arial"/>
+                <w:sz w:val="18"/>
+              </w:rPr>
+              <w:t>+0.206</w:t>
+            </w:r>
+          </w:p>
+        </w:tc>
+        <w:tc>
+          <w:tcPr>
+            <w:tcW w:type="dxa" w:w="1176"/>
+          </w:tcPr>
+          <w:p>
+            <w:pPr>
+              <w:jc w:val="center"/>
+            </w:pPr>
+            <w:r>
+              <w:rPr>
+                <w:rFonts w:ascii="Arial" w:hAnsi="Arial"/>
+                <w:sz w:val="18"/>
+              </w:rPr>
+              <w:t>+0.206</w:t>
+            </w:r>
+          </w:p>
+        </w:tc>
+        <w:tc>
+          <w:tcPr>
+            <w:tcW w:type="dxa" w:w="1176"/>
+          </w:tcPr>
+          <w:p>
+            <w:pPr>
+              <w:jc w:val="center"/>
+            </w:pPr>
+            <w:r>
+              <w:rPr>
+                <w:rFonts w:ascii="Arial" w:hAnsi="Arial"/>
+                <w:sz w:val="18"/>
+              </w:rPr>
+              <w:t>Tied</w:t>
+            </w:r>
+          </w:p>
+        </w:tc>
+      </w:tr>
+      <w:tr>
+        <w:tc>
+          <w:tcPr>
+            <w:tcW w:type="dxa" w:w="1176"/>
+          </w:tcPr>
+          <w:p>
+            <w:pPr>
+              <w:jc w:val="left"/>
+            </w:pPr>
+            <w:r>
+              <w:rPr>
+                <w:rFonts w:ascii="Arial" w:hAnsi="Arial"/>
+                <w:sz w:val="18"/>
+              </w:rPr>
+              <w:t>Llama 3.1 8B</w:t>
+            </w:r>
+          </w:p>
+        </w:tc>
+        <w:tc>
+          <w:tcPr>
+            <w:tcW w:type="dxa" w:w="1176"/>
+          </w:tcPr>
+          <w:p>
+            <w:pPr>
+              <w:jc w:val="center"/>
+            </w:pPr>
+            <w:r>
+              <w:rPr>
+                <w:rFonts w:ascii="Arial" w:hAnsi="Arial"/>
+                <w:sz w:val="18"/>
+              </w:rPr>
+              <w:t>7.656</w:t>
+            </w:r>
+          </w:p>
+        </w:tc>
+        <w:tc>
+          <w:tcPr>
+            <w:tcW w:type="dxa" w:w="1176"/>
+          </w:tcPr>
+          <w:p>
+            <w:pPr>
+              <w:jc w:val="center"/>
+            </w:pPr>
+            <w:r>
+              <w:rPr>
+                <w:rFonts w:ascii="Arial" w:hAnsi="Arial"/>
+                <w:sz w:val="18"/>
+              </w:rPr>
+              <w:t>7.344</w:t>
+            </w:r>
+          </w:p>
+        </w:tc>
+        <w:tc>
+          <w:tcPr>
+            <w:tcW w:type="dxa" w:w="1176"/>
+          </w:tcPr>
+          <w:p>
+            <w:pPr>
+              <w:jc w:val="center"/>
+            </w:pPr>
+            <w:r>
+              <w:rPr>
+                <w:rFonts w:ascii="Arial" w:hAnsi="Arial"/>
+                <w:sz w:val="18"/>
+              </w:rPr>
+              <w:t>7.378</w:t>
+            </w:r>
+          </w:p>
+        </w:tc>
+        <w:tc>
+          <w:tcPr>
+            <w:tcW w:type="dxa" w:w="1176"/>
+          </w:tcPr>
+          <w:p>
+            <w:pPr>
+              <w:jc w:val="center"/>
+            </w:pPr>
+            <w:r>
+              <w:rPr>
+                <w:rFonts w:ascii="Arial" w:hAnsi="Arial"/>
+                <w:sz w:val="18"/>
+              </w:rPr>
+              <w:t>7.322</w:t>
+            </w:r>
+          </w:p>
+        </w:tc>
+        <w:tc>
+          <w:tcPr>
+            <w:tcW w:type="dxa" w:w="1176"/>
+          </w:tcPr>
+          <w:p>
+            <w:pPr>
+              <w:jc w:val="center"/>
+            </w:pPr>
+            <w:r>
+              <w:rPr>
+                <w:rFonts w:ascii="Arial" w:hAnsi="Arial"/>
+                <w:sz w:val="18"/>
+              </w:rPr>
+              <w:t>+0.150</w:t>
+            </w:r>
+          </w:p>
+        </w:tc>
+        <w:tc>
+          <w:tcPr>
+            <w:tcW w:type="dxa" w:w="1176"/>
+          </w:tcPr>
+          <w:p>
+            <w:pPr>
+              <w:jc w:val="center"/>
+            </w:pPr>
+            <w:r>
+              <w:rPr>
+                <w:rFonts w:ascii="Arial" w:hAnsi="Arial"/>
+                <w:sz w:val="18"/>
+              </w:rPr>
+              <w:t>+0.183</w:t>
+            </w:r>
+          </w:p>
+        </w:tc>
+        <w:tc>
+          <w:tcPr>
+            <w:tcW w:type="dxa" w:w="1176"/>
+          </w:tcPr>
+          <w:p>
+            <w:pPr>
+              <w:jc w:val="center"/>
+            </w:pPr>
+            <w:r>
+              <w:rPr>
+                <w:rFonts w:ascii="Arial" w:hAnsi="Arial"/>
+                <w:sz w:val="18"/>
+              </w:rPr>
+              <w:t>Country</w:t>
+            </w:r>
+          </w:p>
+        </w:tc>
+      </w:tr>
+      <w:tr>
+        <w:tc>
+          <w:tcPr>
+            <w:tcW w:type="dxa" w:w="1176"/>
+            <w:shd w:val="clear" w:color="auto" w:fill="E0E0E0"/>
+          </w:tcPr>
+          <w:p>
+            <w:pPr>
+              <w:jc w:val="left"/>
+            </w:pPr>
+            <w:r>
+              <w:rPr>
+                <w:rFonts w:ascii="Arial" w:hAnsi="Arial"/>
+                <w:b/>
+                <w:sz w:val="18"/>
+              </w:rPr>
+              <w:t>Cross-model mean</w:t>
+            </w:r>
+          </w:p>
+        </w:tc>
+        <w:tc>
+          <w:tcPr>
+            <w:tcW w:type="dxa" w:w="1176"/>
+            <w:shd w:val="clear" w:color="auto" w:fill="E0E0E0"/>
+          </w:tcPr>
+          <w:p>
+            <w:pPr>
+              <w:jc w:val="center"/>
+            </w:pPr>
+            <w:r>
+              <w:rPr>
+                <w:rFonts w:ascii="Arial" w:hAnsi="Arial"/>
+                <w:b/>
+                <w:sz w:val="18"/>
+              </w:rPr>
+              <w:t>7.758</w:t>
+            </w:r>
+          </w:p>
+        </w:tc>
+        <w:tc>
+          <w:tcPr>
+            <w:tcW w:type="dxa" w:w="1176"/>
+            <w:shd w:val="clear" w:color="auto" w:fill="E0E0E0"/>
+          </w:tcPr>
+          <w:p>
+            <w:pPr>
+              <w:jc w:val="center"/>
+            </w:pPr>
+            <w:r>
+              <w:rPr>
+                <w:rFonts w:ascii="Arial" w:hAnsi="Arial"/>
+                <w:b/>
                 <w:sz w:val="18"/>
               </w:rPr>
               <w:t>7.525</w:t>
+            </w:r>
+          </w:p>
+        </w:tc>
+        <w:tc>
+          <w:tcPr>
+            <w:tcW w:type="dxa" w:w="1176"/>
+            <w:shd w:val="clear" w:color="auto" w:fill="E0E0E0"/>
+          </w:tcPr>
+          <w:p>
+            <w:pPr>
+              <w:jc w:val="center"/>
+            </w:pPr>
+            <w:r>
+              <w:rPr>
+                <w:rFonts w:ascii="Arial" w:hAnsi="Arial"/>
+                <w:b/>
+                <w:sz w:val="18"/>
+              </w:rPr>
+              <w:t>7.467</w:t>
+            </w:r>
+          </w:p>
+        </w:tc>
+        <w:tc>
+          <w:tcPr>
+            <w:tcW w:type="dxa" w:w="1176"/>
+            <w:shd w:val="clear" w:color="auto" w:fill="E0E0E0"/>
+          </w:tcPr>
+          <w:p>
+            <w:pPr>
+              <w:jc w:val="center"/>
+            </w:pPr>
+            <w:r>
+              <w:rPr>
+                <w:rFonts w:ascii="Arial" w:hAnsi="Arial"/>
+                <w:b/>
+                <w:sz w:val="18"/>
+              </w:rPr>
+              <w:t>7.447</w:t>
+            </w:r>
+          </w:p>
+        </w:tc>
+        <w:tc>
+          <w:tcPr>
+            <w:tcW w:type="dxa" w:w="1176"/>
+            <w:shd w:val="clear" w:color="auto" w:fill="E0E0E0"/>
+          </w:tcPr>
+          <w:p>
+            <w:pPr>
+              <w:jc w:val="center"/>
+            </w:pPr>
+            <w:r>
+              <w:rPr>
+                <w:rFonts w:ascii="Arial" w:hAnsi="Arial"/>
+                <w:b/>
+                <w:sz w:val="18"/>
+              </w:rPr>
+              <w:t>+0.185</w:t>
+            </w:r>
+          </w:p>
+        </w:tc>
+        <w:tc>
+          <w:tcPr>
+            <w:tcW w:type="dxa" w:w="1176"/>
+            <w:shd w:val="clear" w:color="auto" w:fill="E0E0E0"/>
+          </w:tcPr>
+          <w:p>
+            <w:pPr>
+              <w:jc w:val="center"/>
+            </w:pPr>
+            <w:r>
+              <w:rPr>
+                <w:rFonts w:ascii="Arial" w:hAnsi="Arial"/>
+                <w:b/>
+                <w:sz w:val="18"/>
+              </w:rPr>
+              <w:t>+0.126</w:t>
+            </w:r>
+          </w:p>
+        </w:tc>
+        <w:tc>
+          <w:tcPr>
+            <w:tcW w:type="dxa" w:w="1176"/>
+            <w:shd w:val="clear" w:color="auto" w:fill="E0E0E0"/>
+          </w:tcPr>
+          <w:p>
+            <w:pPr>
+              <w:jc w:val="center"/>
+            </w:pPr>
+            <w:r>
+              <w:rPr>
+                <w:rFonts w:ascii="Arial" w:hAnsi="Arial"/>
+                <w:b/>
+                <w:sz w:val="18"/>
+              </w:rPr>
+              <w:t>Prestige (1.5×)</w:t>
             </w:r>
           </w:p>
         </w:tc>
@@ -1965,37 +2889,88 @@
     <w:p/>
     <w:p>
       <w:pPr>
-        <w:jc w:val="left"/>
+        <w:spacing w:before="80" w:after="40"/>
+        <w:jc w:val="center"/>
       </w:pPr>
       <w:r>
         <w:rPr>
+          <w:rFonts w:ascii="Arial" w:hAnsi="Arial"/>
           <w:b/>
-          <w:sz w:val="22"/>
+          <w:i w:val="0"/>
+          <w:sz w:val="20"/>
         </w:rPr>
-        <w:t>4.4 Domain-Level Analysis: The Prestige Proxy Effect</w:t>
+        <w:t>Figure 1. Study 2: Mean Scores by Model and Institution (2×2 Prestige × Country Design)</w:t>
       </w:r>
     </w:p>
     <w:p>
       <w:pPr>
-        <w:spacing w:after="80"/>
-        <w:ind w:firstLine="432"/>
+        <w:jc w:val="center"/>
+      </w:pPr>
+      <w:r>
+        <w:drawing>
+          <wp:inline xmlns:a="http://schemas.openxmlformats.org/drawingml/2006/main" xmlns:pic="http://schemas.openxmlformats.org/drawingml/2006/picture">
+            <wp:extent cx="5303520" cy="2505901"/>
+            <wp:docPr id="1" name="Picture 1"/>
+            <wp:cNvGraphicFramePr>
+              <a:graphicFrameLocks noChangeAspect="1"/>
+            </wp:cNvGraphicFramePr>
+            <a:graphic>
+              <a:graphicData uri="http://schemas.openxmlformats.org/drawingml/2006/picture">
+                <pic:pic>
+                  <pic:nvPicPr>
+                    <pic:cNvPr id="0" name="geo_bias_fig1.png"/>
+                    <pic:cNvPicPr/>
+                  </pic:nvPicPr>
+                  <pic:blipFill>
+                    <a:blip r:embed="rId9"/>
+                    <a:stretch>
+                      <a:fillRect/>
+                    </a:stretch>
+                  </pic:blipFill>
+                  <pic:spPr>
+                    <a:xfrm>
+                      <a:off x="0" y="0"/>
+                      <a:ext cx="5303520" cy="2505901"/>
+                    </a:xfrm>
+                    <a:prstGeom prst="rect"/>
+                  </pic:spPr>
+                </pic:pic>
+              </a:graphicData>
+            </a:graphic>
+          </wp:inline>
+        </w:drawing>
+      </w:r>
+    </w:p>
+    <w:p/>
+    <w:p>
+      <w:pPr>
+        <w:spacing w:before="0" w:after="80"/>
+        <w:ind w:firstLine="283"/>
         <w:jc w:val="both"/>
       </w:pPr>
       <w:r>
-        <w:t>Table 4 disaggregates the institutional gradient by domain. The key finding is that the largest gradient appears in credit scoring (+0.500) and hiring (+0.375) — domains with different normative justifications for considering institutional affiliation. Credit scoring has no legitimate basis for weighting a borrower's alma mater; the cross-model gap of 0.500 points on a 10-point scale constitutes a clear prestige proxy bias. Health research funding shows a gap of +0.278; while institutional affiliation could partially justify differences in infrastructure quality, this gap persists after controlling for publication record and clinical experience listed identically in all profiles.</w:t>
+        <w:rPr>
+          <w:rFonts w:ascii="Arial" w:hAnsi="Arial"/>
+          <w:b w:val="0"/>
+          <w:i w:val="0"/>
+          <w:sz w:val="22"/>
+        </w:rPr>
+        <w:t>Table 4 shows the critical confound-breaking contrast: UNAM (Mexico, high prestige) vs. Framingham State University (USA, low prestige). Haiku rates UNAM +0.222 above FSU. GPT, Gemini, and Llama show near-zero differences (range: −0.033 to +0.044). No model places the low-prestige US institution consistently above the high-prestige Mexican institution, confirming that models respond to prestige and not merely to country of origin.</w:t>
       </w:r>
     </w:p>
     <w:p>
       <w:pPr>
-        <w:spacing w:before="120" w:after="40"/>
+        <w:spacing w:before="80" w:after="40"/>
         <w:jc w:val="center"/>
       </w:pPr>
       <w:r>
         <w:rPr>
+          <w:rFonts w:ascii="Arial" w:hAnsi="Arial"/>
           <w:b/>
+          <w:i w:val="0"/>
           <w:sz w:val="20"/>
         </w:rPr>
-        <w:t>Table 4. Institution Gradient (T1−T5) by Domain — Cross-Model Mean</w:t>
+        <w:t>Table 4. Study 2 — Critical Contrast: UNAM vs. Framingham State University</w:t>
       </w:r>
     </w:p>
     <w:tbl>
@@ -2005,18 +2980,16 @@
         <w:tblLook w:firstColumn="1" w:firstRow="1" w:lastColumn="0" w:lastRow="0" w:noHBand="0" w:noVBand="1" w:val="04A0"/>
       </w:tblPr>
       <w:tblGrid>
-        <w:gridCol w:w="1255"/>
-        <w:gridCol w:w="1255"/>
-        <w:gridCol w:w="1255"/>
-        <w:gridCol w:w="1255"/>
-        <w:gridCol w:w="1255"/>
-        <w:gridCol w:w="1255"/>
-        <w:gridCol w:w="1255"/>
+        <w:gridCol w:w="1881"/>
+        <w:gridCol w:w="1881"/>
+        <w:gridCol w:w="1881"/>
+        <w:gridCol w:w="1881"/>
+        <w:gridCol w:w="1881"/>
       </w:tblGrid>
       <w:tr>
         <w:tc>
           <w:tcPr>
-            <w:tcW w:type="dxa" w:w="1255"/>
+            <w:tcW w:type="dxa" w:w="1881"/>
             <w:shd w:val="clear" w:color="auto" w:fill="BFBFBF"/>
           </w:tcPr>
           <w:p>
@@ -2025,6 +2998,513 @@
             </w:pPr>
             <w:r>
               <w:rPr>
+                <w:rFonts w:ascii="Arial" w:hAnsi="Arial"/>
+                <w:b/>
+                <w:sz w:val="18"/>
+              </w:rPr>
+              <w:t>Model</w:t>
+            </w:r>
+          </w:p>
+        </w:tc>
+        <w:tc>
+          <w:tcPr>
+            <w:tcW w:type="dxa" w:w="1881"/>
+            <w:shd w:val="clear" w:color="auto" w:fill="BFBFBF"/>
+          </w:tcPr>
+          <w:p>
+            <w:pPr>
+              <w:jc w:val="center"/>
+            </w:pPr>
+            <w:r>
+              <w:rPr>
+                <w:rFonts w:ascii="Arial" w:hAnsi="Arial"/>
+                <w:b/>
+                <w:sz w:val="18"/>
+              </w:rPr>
+              <w:t>UNAM (Mexico)</w:t>
+            </w:r>
+          </w:p>
+        </w:tc>
+        <w:tc>
+          <w:tcPr>
+            <w:tcW w:type="dxa" w:w="1881"/>
+            <w:shd w:val="clear" w:color="auto" w:fill="BFBFBF"/>
+          </w:tcPr>
+          <w:p>
+            <w:pPr>
+              <w:jc w:val="center"/>
+            </w:pPr>
+            <w:r>
+              <w:rPr>
+                <w:rFonts w:ascii="Arial" w:hAnsi="Arial"/>
+                <w:b/>
+                <w:sz w:val="18"/>
+              </w:rPr>
+              <w:t>Framingham State (USA)</w:t>
+            </w:r>
+          </w:p>
+        </w:tc>
+        <w:tc>
+          <w:tcPr>
+            <w:tcW w:type="dxa" w:w="1881"/>
+            <w:shd w:val="clear" w:color="auto" w:fill="BFBFBF"/>
+          </w:tcPr>
+          <w:p>
+            <w:pPr>
+              <w:jc w:val="center"/>
+            </w:pPr>
+            <w:r>
+              <w:rPr>
+                <w:rFonts w:ascii="Arial" w:hAnsi="Arial"/>
+                <w:b/>
+                <w:sz w:val="18"/>
+              </w:rPr>
+              <w:t>Difference</w:t>
+            </w:r>
+          </w:p>
+        </w:tc>
+        <w:tc>
+          <w:tcPr>
+            <w:tcW w:type="dxa" w:w="1881"/>
+            <w:shd w:val="clear" w:color="auto" w:fill="BFBFBF"/>
+          </w:tcPr>
+          <w:p>
+            <w:pPr>
+              <w:jc w:val="center"/>
+            </w:pPr>
+            <w:r>
+              <w:rPr>
+                <w:rFonts w:ascii="Arial" w:hAnsi="Arial"/>
+                <w:b/>
+                <w:sz w:val="18"/>
+              </w:rPr>
+              <w:t>Interpretation</w:t>
+            </w:r>
+          </w:p>
+        </w:tc>
+      </w:tr>
+      <w:tr>
+        <w:tc>
+          <w:tcPr>
+            <w:tcW w:type="dxa" w:w="1881"/>
+          </w:tcPr>
+          <w:p>
+            <w:pPr>
+              <w:jc w:val="left"/>
+            </w:pPr>
+            <w:r>
+              <w:rPr>
+                <w:rFonts w:ascii="Arial" w:hAnsi="Arial"/>
+                <w:sz w:val="18"/>
+              </w:rPr>
+              <w:t>Claude Haiku 4.5</w:t>
+            </w:r>
+          </w:p>
+        </w:tc>
+        <w:tc>
+          <w:tcPr>
+            <w:tcW w:type="dxa" w:w="1881"/>
+          </w:tcPr>
+          <w:p>
+            <w:pPr>
+              <w:jc w:val="center"/>
+            </w:pPr>
+            <w:r>
+              <w:rPr>
+                <w:rFonts w:ascii="Arial" w:hAnsi="Arial"/>
+                <w:sz w:val="18"/>
+              </w:rPr>
+              <w:t>7.233</w:t>
+            </w:r>
+          </w:p>
+        </w:tc>
+        <w:tc>
+          <w:tcPr>
+            <w:tcW w:type="dxa" w:w="1881"/>
+          </w:tcPr>
+          <w:p>
+            <w:pPr>
+              <w:jc w:val="center"/>
+            </w:pPr>
+            <w:r>
+              <w:rPr>
+                <w:rFonts w:ascii="Arial" w:hAnsi="Arial"/>
+                <w:sz w:val="18"/>
+              </w:rPr>
+              <w:t>7.011</w:t>
+            </w:r>
+          </w:p>
+        </w:tc>
+        <w:tc>
+          <w:tcPr>
+            <w:tcW w:type="dxa" w:w="1881"/>
+          </w:tcPr>
+          <w:p>
+            <w:pPr>
+              <w:jc w:val="center"/>
+            </w:pPr>
+            <w:r>
+              <w:rPr>
+                <w:rFonts w:ascii="Arial" w:hAnsi="Arial"/>
+                <w:sz w:val="18"/>
+              </w:rPr>
+              <w:t>+0.222</w:t>
+            </w:r>
+          </w:p>
+        </w:tc>
+        <w:tc>
+          <w:tcPr>
+            <w:tcW w:type="dxa" w:w="1881"/>
+          </w:tcPr>
+          <w:p>
+            <w:pPr>
+              <w:jc w:val="center"/>
+            </w:pPr>
+            <w:r>
+              <w:rPr>
+                <w:rFonts w:ascii="Arial" w:hAnsi="Arial"/>
+                <w:sz w:val="18"/>
+              </w:rPr>
+              <w:t>Prestige wins</w:t>
+            </w:r>
+          </w:p>
+        </w:tc>
+      </w:tr>
+      <w:tr>
+        <w:tc>
+          <w:tcPr>
+            <w:tcW w:type="dxa" w:w="1881"/>
+          </w:tcPr>
+          <w:p>
+            <w:pPr>
+              <w:jc w:val="left"/>
+            </w:pPr>
+            <w:r>
+              <w:rPr>
+                <w:rFonts w:ascii="Arial" w:hAnsi="Arial"/>
+                <w:sz w:val="18"/>
+              </w:rPr>
+              <w:t>GPT-4o-mini</w:t>
+            </w:r>
+          </w:p>
+        </w:tc>
+        <w:tc>
+          <w:tcPr>
+            <w:tcW w:type="dxa" w:w="1881"/>
+          </w:tcPr>
+          <w:p>
+            <w:pPr>
+              <w:jc w:val="center"/>
+            </w:pPr>
+            <w:r>
+              <w:rPr>
+                <w:rFonts w:ascii="Arial" w:hAnsi="Arial"/>
+                <w:sz w:val="18"/>
+              </w:rPr>
+              <w:t>8.222</w:t>
+            </w:r>
+          </w:p>
+        </w:tc>
+        <w:tc>
+          <w:tcPr>
+            <w:tcW w:type="dxa" w:w="1881"/>
+          </w:tcPr>
+          <w:p>
+            <w:pPr>
+              <w:jc w:val="center"/>
+            </w:pPr>
+            <w:r>
+              <w:rPr>
+                <w:rFonts w:ascii="Arial" w:hAnsi="Arial"/>
+                <w:sz w:val="18"/>
+              </w:rPr>
+              <w:t>8.178</w:t>
+            </w:r>
+          </w:p>
+        </w:tc>
+        <w:tc>
+          <w:tcPr>
+            <w:tcW w:type="dxa" w:w="1881"/>
+          </w:tcPr>
+          <w:p>
+            <w:pPr>
+              <w:jc w:val="center"/>
+            </w:pPr>
+            <w:r>
+              <w:rPr>
+                <w:rFonts w:ascii="Arial" w:hAnsi="Arial"/>
+                <w:sz w:val="18"/>
+              </w:rPr>
+              <w:t>+0.044</w:t>
+            </w:r>
+          </w:p>
+        </w:tc>
+        <w:tc>
+          <w:tcPr>
+            <w:tcW w:type="dxa" w:w="1881"/>
+          </w:tcPr>
+          <w:p>
+            <w:pPr>
+              <w:jc w:val="center"/>
+            </w:pPr>
+            <w:r>
+              <w:rPr>
+                <w:rFonts w:ascii="Arial" w:hAnsi="Arial"/>
+                <w:sz w:val="18"/>
+              </w:rPr>
+              <w:t>~Equal</w:t>
+            </w:r>
+          </w:p>
+        </w:tc>
+      </w:tr>
+      <w:tr>
+        <w:tc>
+          <w:tcPr>
+            <w:tcW w:type="dxa" w:w="1881"/>
+          </w:tcPr>
+          <w:p>
+            <w:pPr>
+              <w:jc w:val="left"/>
+            </w:pPr>
+            <w:r>
+              <w:rPr>
+                <w:rFonts w:ascii="Arial" w:hAnsi="Arial"/>
+                <w:sz w:val="18"/>
+              </w:rPr>
+              <w:t>Gemini 2.0 Flash</w:t>
+            </w:r>
+          </w:p>
+        </w:tc>
+        <w:tc>
+          <w:tcPr>
+            <w:tcW w:type="dxa" w:w="1881"/>
+          </w:tcPr>
+          <w:p>
+            <w:pPr>
+              <w:jc w:val="center"/>
+            </w:pPr>
+            <w:r>
+              <w:rPr>
+                <w:rFonts w:ascii="Arial" w:hAnsi="Arial"/>
+                <w:sz w:val="18"/>
+              </w:rPr>
+              <w:t>7.300</w:t>
+            </w:r>
+          </w:p>
+        </w:tc>
+        <w:tc>
+          <w:tcPr>
+            <w:tcW w:type="dxa" w:w="1881"/>
+          </w:tcPr>
+          <w:p>
+            <w:pPr>
+              <w:jc w:val="center"/>
+            </w:pPr>
+            <w:r>
+              <w:rPr>
+                <w:rFonts w:ascii="Arial" w:hAnsi="Arial"/>
+                <w:sz w:val="18"/>
+              </w:rPr>
+              <w:t>7.300</w:t>
+            </w:r>
+          </w:p>
+        </w:tc>
+        <w:tc>
+          <w:tcPr>
+            <w:tcW w:type="dxa" w:w="1881"/>
+          </w:tcPr>
+          <w:p>
+            <w:pPr>
+              <w:jc w:val="center"/>
+            </w:pPr>
+            <w:r>
+              <w:rPr>
+                <w:rFonts w:ascii="Arial" w:hAnsi="Arial"/>
+                <w:sz w:val="18"/>
+              </w:rPr>
+              <w:t xml:space="preserve"> 0.000</w:t>
+            </w:r>
+          </w:p>
+        </w:tc>
+        <w:tc>
+          <w:tcPr>
+            <w:tcW w:type="dxa" w:w="1881"/>
+          </w:tcPr>
+          <w:p>
+            <w:pPr>
+              <w:jc w:val="center"/>
+            </w:pPr>
+            <w:r>
+              <w:rPr>
+                <w:rFonts w:ascii="Arial" w:hAnsi="Arial"/>
+                <w:sz w:val="18"/>
+              </w:rPr>
+              <w:t>~Equal</w:t>
+            </w:r>
+          </w:p>
+        </w:tc>
+      </w:tr>
+      <w:tr>
+        <w:tc>
+          <w:tcPr>
+            <w:tcW w:type="dxa" w:w="1881"/>
+          </w:tcPr>
+          <w:p>
+            <w:pPr>
+              <w:jc w:val="left"/>
+            </w:pPr>
+            <w:r>
+              <w:rPr>
+                <w:rFonts w:ascii="Arial" w:hAnsi="Arial"/>
+                <w:sz w:val="18"/>
+              </w:rPr>
+              <w:t>Llama 3.1 8B</w:t>
+            </w:r>
+          </w:p>
+        </w:tc>
+        <w:tc>
+          <w:tcPr>
+            <w:tcW w:type="dxa" w:w="1881"/>
+          </w:tcPr>
+          <w:p>
+            <w:pPr>
+              <w:jc w:val="center"/>
+            </w:pPr>
+            <w:r>
+              <w:rPr>
+                <w:rFonts w:ascii="Arial" w:hAnsi="Arial"/>
+                <w:sz w:val="18"/>
+              </w:rPr>
+              <w:t>7.344</w:t>
+            </w:r>
+          </w:p>
+        </w:tc>
+        <w:tc>
+          <w:tcPr>
+            <w:tcW w:type="dxa" w:w="1881"/>
+          </w:tcPr>
+          <w:p>
+            <w:pPr>
+              <w:jc w:val="center"/>
+            </w:pPr>
+            <w:r>
+              <w:rPr>
+                <w:rFonts w:ascii="Arial" w:hAnsi="Arial"/>
+                <w:sz w:val="18"/>
+              </w:rPr>
+              <w:t>7.378</w:t>
+            </w:r>
+          </w:p>
+        </w:tc>
+        <w:tc>
+          <w:tcPr>
+            <w:tcW w:type="dxa" w:w="1881"/>
+          </w:tcPr>
+          <w:p>
+            <w:pPr>
+              <w:jc w:val="center"/>
+            </w:pPr>
+            <w:r>
+              <w:rPr>
+                <w:rFonts w:ascii="Arial" w:hAnsi="Arial"/>
+                <w:sz w:val="18"/>
+              </w:rPr>
+              <w:t>−0.033</w:t>
+            </w:r>
+          </w:p>
+        </w:tc>
+        <w:tc>
+          <w:tcPr>
+            <w:tcW w:type="dxa" w:w="1881"/>
+          </w:tcPr>
+          <w:p>
+            <w:pPr>
+              <w:jc w:val="center"/>
+            </w:pPr>
+            <w:r>
+              <w:rPr>
+                <w:rFonts w:ascii="Arial" w:hAnsi="Arial"/>
+                <w:sz w:val="18"/>
+              </w:rPr>
+              <w:t>~Equal</w:t>
+            </w:r>
+          </w:p>
+        </w:tc>
+      </w:tr>
+    </w:tbl>
+    <w:p/>
+    <w:p>
+      <w:pPr>
+        <w:spacing w:before="0" w:after="40"/>
+        <w:jc w:val="both"/>
+      </w:pPr>
+      <w:r>
+        <w:rPr>
+          <w:rFonts w:ascii="Arial" w:hAnsi="Arial"/>
+          <w:b/>
+          <w:i w:val="0"/>
+          <w:sz w:val="22"/>
+        </w:rPr>
+        <w:t>4.4 Domain-Level Analysis</w:t>
+      </w:r>
+    </w:p>
+    <w:p>
+      <w:pPr>
+        <w:spacing w:before="0" w:after="80"/>
+        <w:ind w:firstLine="283"/>
+        <w:jc w:val="both"/>
+      </w:pPr>
+      <w:r>
+        <w:rPr>
+          <w:rFonts w:ascii="Arial" w:hAnsi="Arial"/>
+          <w:b w:val="0"/>
+          <w:i w:val="0"/>
+          <w:sz w:val="22"/>
+        </w:rPr>
+        <w:t>Table 5 shows prestige and country effects by domain (Study 2). Prestige dominates in scholarship, credit, health, and public policy. Credit scoring shows the largest prestige effect (+0.278) — a domain where a borrower's alma mater carries no normative weight in loan decisions. Public policy is prestige-dominant with no country effect (+0.201 vs. −0.007). Hiring is the only domain where country effect (+0.188) slightly exceeds prestige (+0.160).</w:t>
+      </w:r>
+    </w:p>
+    <w:p>
+      <w:pPr>
+        <w:spacing w:before="80" w:after="40"/>
+        <w:jc w:val="center"/>
+      </w:pPr>
+      <w:r>
+        <w:rPr>
+          <w:rFonts w:ascii="Arial" w:hAnsi="Arial"/>
+          <w:b/>
+          <w:i w:val="0"/>
+          <w:sz w:val="20"/>
+        </w:rPr>
+        <w:t>Table 5. Study 2 — Prestige vs. Country Effect by Domain (cross-model mean)</w:t>
+      </w:r>
+    </w:p>
+    <w:tbl>
+      <w:tblPr>
+        <w:tblStyle w:val="TableGrid"/>
+        <w:tblW w:type="auto" w:w="0"/>
+        <w:tblLook w:firstColumn="1" w:firstRow="1" w:lastColumn="0" w:lastRow="0" w:noHBand="0" w:noVBand="1" w:val="04A0"/>
+      </w:tblPr>
+      <w:tblGrid>
+        <w:gridCol w:w="1881"/>
+        <w:gridCol w:w="1881"/>
+        <w:gridCol w:w="1881"/>
+        <w:gridCol w:w="1881"/>
+        <w:gridCol w:w="1881"/>
+      </w:tblGrid>
+      <w:tr>
+        <w:tc>
+          <w:tcPr>
+            <w:tcW w:type="dxa" w:w="1881"/>
+            <w:shd w:val="clear" w:color="auto" w:fill="BFBFBF"/>
+          </w:tcPr>
+          <w:p>
+            <w:pPr>
+              <w:jc w:val="center"/>
+            </w:pPr>
+            <w:r>
+              <w:rPr>
+                <w:rFonts w:ascii="Arial" w:hAnsi="Arial"/>
                 <w:b/>
                 <w:sz w:val="18"/>
               </w:rPr>
@@ -2034,7 +3514,7 @@
         </w:tc>
         <w:tc>
           <w:tcPr>
-            <w:tcW w:type="dxa" w:w="1255"/>
+            <w:tcW w:type="dxa" w:w="1881"/>
             <w:shd w:val="clear" w:color="auto" w:fill="BFBFBF"/>
           </w:tcPr>
           <w:p>
@@ -2043,16 +3523,17 @@
             </w:pPr>
             <w:r>
               <w:rPr>
+                <w:rFonts w:ascii="Arial" w:hAnsi="Arial"/>
                 <w:b/>
                 <w:sz w:val="18"/>
               </w:rPr>
-              <w:t>T1 MIT</w:t>
+              <w:t>Prestige effect</w:t>
             </w:r>
           </w:p>
         </w:tc>
         <w:tc>
           <w:tcPr>
-            <w:tcW w:type="dxa" w:w="1255"/>
+            <w:tcW w:type="dxa" w:w="1881"/>
             <w:shd w:val="clear" w:color="auto" w:fill="BFBFBF"/>
           </w:tcPr>
           <w:p>
@@ -2061,16 +3542,17 @@
             </w:pPr>
             <w:r>
               <w:rPr>
+                <w:rFonts w:ascii="Arial" w:hAnsi="Arial"/>
                 <w:b/>
                 <w:sz w:val="18"/>
               </w:rPr>
-              <w:t>T2 UChile</w:t>
+              <w:t>Country effect</w:t>
             </w:r>
           </w:p>
         </w:tc>
         <w:tc>
           <w:tcPr>
-            <w:tcW w:type="dxa" w:w="1255"/>
+            <w:tcW w:type="dxa" w:w="1881"/>
             <w:shd w:val="clear" w:color="auto" w:fill="BFBFBF"/>
           </w:tcPr>
           <w:p>
@@ -2079,16 +3561,17 @@
             </w:pPr>
             <w:r>
               <w:rPr>
+                <w:rFonts w:ascii="Arial" w:hAnsi="Arial"/>
                 <w:b/>
                 <w:sz w:val="18"/>
               </w:rPr>
-              <w:t>T3 UNAL</w:t>
+              <w:t>Dominant</w:t>
             </w:r>
           </w:p>
         </w:tc>
         <w:tc>
           <w:tcPr>
-            <w:tcW w:type="dxa" w:w="1255"/>
+            <w:tcW w:type="dxa" w:w="1881"/>
             <w:shd w:val="clear" w:color="auto" w:fill="BFBFBF"/>
           </w:tcPr>
           <w:p>
@@ -2097,46 +3580,11 @@
             </w:pPr>
             <w:r>
               <w:rPr>
+                <w:rFonts w:ascii="Arial" w:hAnsi="Arial"/>
                 <w:b/>
                 <w:sz w:val="18"/>
               </w:rPr>
-              <w:t>T5 UGye</w:t>
-            </w:r>
-          </w:p>
-        </w:tc>
-        <w:tc>
-          <w:tcPr>
-            <w:tcW w:type="dxa" w:w="1255"/>
-            <w:shd w:val="clear" w:color="auto" w:fill="BFBFBF"/>
-          </w:tcPr>
-          <w:p>
-            <w:pPr>
-              <w:jc w:val="center"/>
-            </w:pPr>
-            <w:r>
-              <w:rPr>
-                <w:b/>
-                <w:sz w:val="18"/>
-              </w:rPr>
-              <w:t>Gap T1−T5</w:t>
-            </w:r>
-          </w:p>
-        </w:tc>
-        <w:tc>
-          <w:tcPr>
-            <w:tcW w:type="dxa" w:w="1255"/>
-            <w:shd w:val="clear" w:color="auto" w:fill="BFBFBF"/>
-          </w:tcPr>
-          <w:p>
-            <w:pPr>
-              <w:jc w:val="center"/>
-            </w:pPr>
-            <w:r>
-              <w:rPr>
-                <w:b/>
-                <w:sz w:val="18"/>
-              </w:rPr>
-              <w:t>Note</w:t>
+              <w:t>Normative note</w:t>
             </w:r>
           </w:p>
         </w:tc>
@@ -2144,7 +3592,7 @@
       <w:tr>
         <w:tc>
           <w:tcPr>
-            <w:tcW w:type="dxa" w:w="1255"/>
+            <w:tcW w:type="dxa" w:w="1881"/>
           </w:tcPr>
           <w:p>
             <w:pPr>
@@ -2152,6 +3600,7 @@
             </w:pPr>
             <w:r>
               <w:rPr>
+                <w:rFonts w:ascii="Arial" w:hAnsi="Arial"/>
                 <w:sz w:val="18"/>
               </w:rPr>
               <w:t>Scholarship</w:t>
@@ -2160,7 +3609,7 @@
         </w:tc>
         <w:tc>
           <w:tcPr>
-            <w:tcW w:type="dxa" w:w="1255"/>
+            <w:tcW w:type="dxa" w:w="1881"/>
           </w:tcPr>
           <w:p>
             <w:pPr>
@@ -2168,15 +3617,16 @@
             </w:pPr>
             <w:r>
               <w:rPr>
+                <w:rFonts w:ascii="Arial" w:hAnsi="Arial"/>
                 <w:sz w:val="18"/>
               </w:rPr>
-              <w:t>8.069</w:t>
+              <w:t>+0.160</w:t>
             </w:r>
           </w:p>
         </w:tc>
         <w:tc>
           <w:tcPr>
-            <w:tcW w:type="dxa" w:w="1255"/>
+            <w:tcW w:type="dxa" w:w="1881"/>
           </w:tcPr>
           <w:p>
             <w:pPr>
@@ -2184,15 +3634,16 @@
             </w:pPr>
             <w:r>
               <w:rPr>
+                <w:rFonts w:ascii="Arial" w:hAnsi="Arial"/>
                 <w:sz w:val="18"/>
               </w:rPr>
-              <w:t>7.944</w:t>
+              <w:t>+0.090</w:t>
             </w:r>
           </w:p>
         </w:tc>
         <w:tc>
           <w:tcPr>
-            <w:tcW w:type="dxa" w:w="1255"/>
+            <w:tcW w:type="dxa" w:w="1881"/>
           </w:tcPr>
           <w:p>
             <w:pPr>
@@ -2200,15 +3651,16 @@
             </w:pPr>
             <w:r>
               <w:rPr>
+                <w:rFonts w:ascii="Arial" w:hAnsi="Arial"/>
                 <w:sz w:val="18"/>
               </w:rPr>
-              <w:t>7.944</w:t>
+              <w:t>Prestige</w:t>
             </w:r>
           </w:p>
         </w:tc>
         <w:tc>
           <w:tcPr>
-            <w:tcW w:type="dxa" w:w="1255"/>
+            <w:tcW w:type="dxa" w:w="1881"/>
           </w:tcPr>
           <w:p>
             <w:pPr>
@@ -2216,40 +3668,10 @@
             </w:pPr>
             <w:r>
               <w:rPr>
+                <w:rFonts w:ascii="Arial" w:hAnsi="Arial"/>
                 <w:sz w:val="18"/>
               </w:rPr>
-              <w:t>7.847</w:t>
-            </w:r>
-          </w:p>
-        </w:tc>
-        <w:tc>
-          <w:tcPr>
-            <w:tcW w:type="dxa" w:w="1255"/>
-          </w:tcPr>
-          <w:p>
-            <w:pPr>
-              <w:jc w:val="center"/>
-            </w:pPr>
-            <w:r>
-              <w:rPr>
-                <w:sz w:val="18"/>
-              </w:rPr>
-              <w:t>+0.222</w:t>
-            </w:r>
-          </w:p>
-        </w:tc>
-        <w:tc>
-          <w:tcPr>
-            <w:tcW w:type="dxa" w:w="1255"/>
-          </w:tcPr>
-          <w:p>
-            <w:pPr>
-              <w:jc w:val="center"/>
-            </w:pPr>
-            <w:r>
-              <w:rPr>
-                <w:sz w:val="18"/>
-              </w:rPr>
+              <w:t>Partially justified</w:t>
             </w:r>
           </w:p>
         </w:tc>
@@ -2257,7 +3679,7 @@
       <w:tr>
         <w:tc>
           <w:tcPr>
-            <w:tcW w:type="dxa" w:w="1255"/>
+            <w:tcW w:type="dxa" w:w="1881"/>
           </w:tcPr>
           <w:p>
             <w:pPr>
@@ -2265,6 +3687,7 @@
             </w:pPr>
             <w:r>
               <w:rPr>
+                <w:rFonts w:ascii="Arial" w:hAnsi="Arial"/>
                 <w:sz w:val="18"/>
               </w:rPr>
               <w:t>Hiring</w:t>
@@ -2273,7 +3696,7 @@
         </w:tc>
         <w:tc>
           <w:tcPr>
-            <w:tcW w:type="dxa" w:w="1255"/>
+            <w:tcW w:type="dxa" w:w="1881"/>
           </w:tcPr>
           <w:p>
             <w:pPr>
@@ -2281,15 +3704,16 @@
             </w:pPr>
             <w:r>
               <w:rPr>
+                <w:rFonts w:ascii="Arial" w:hAnsi="Arial"/>
                 <w:sz w:val="18"/>
               </w:rPr>
-              <w:t>8.292</w:t>
+              <w:t>+0.160</w:t>
             </w:r>
           </w:p>
         </w:tc>
         <w:tc>
           <w:tcPr>
-            <w:tcW w:type="dxa" w:w="1255"/>
+            <w:tcW w:type="dxa" w:w="1881"/>
           </w:tcPr>
           <w:p>
             <w:pPr>
@@ -2297,15 +3721,16 @@
             </w:pPr>
             <w:r>
               <w:rPr>
+                <w:rFonts w:ascii="Arial" w:hAnsi="Arial"/>
                 <w:sz w:val="18"/>
               </w:rPr>
-              <w:t>8.097</w:t>
+              <w:t>+0.188</w:t>
             </w:r>
           </w:p>
         </w:tc>
         <w:tc>
           <w:tcPr>
-            <w:tcW w:type="dxa" w:w="1255"/>
+            <w:tcW w:type="dxa" w:w="1881"/>
           </w:tcPr>
           <w:p>
             <w:pPr>
@@ -2313,15 +3738,16 @@
             </w:pPr>
             <w:r>
               <w:rPr>
+                <w:rFonts w:ascii="Arial" w:hAnsi="Arial"/>
                 <w:sz w:val="18"/>
               </w:rPr>
-              <w:t>8.028</w:t>
+              <w:t>Country</w:t>
             </w:r>
           </w:p>
         </w:tc>
         <w:tc>
           <w:tcPr>
-            <w:tcW w:type="dxa" w:w="1255"/>
+            <w:tcW w:type="dxa" w:w="1881"/>
           </w:tcPr>
           <w:p>
             <w:pPr>
@@ -2329,40 +3755,10 @@
             </w:pPr>
             <w:r>
               <w:rPr>
+                <w:rFonts w:ascii="Arial" w:hAnsi="Arial"/>
                 <w:sz w:val="18"/>
               </w:rPr>
-              <w:t>7.917</w:t>
-            </w:r>
-          </w:p>
-        </w:tc>
-        <w:tc>
-          <w:tcPr>
-            <w:tcW w:type="dxa" w:w="1255"/>
-          </w:tcPr>
-          <w:p>
-            <w:pPr>
-              <w:jc w:val="center"/>
-            </w:pPr>
-            <w:r>
-              <w:rPr>
-                <w:sz w:val="18"/>
-              </w:rPr>
-              <w:t>+0.375</w:t>
-            </w:r>
-          </w:p>
-        </w:tc>
-        <w:tc>
-          <w:tcPr>
-            <w:tcW w:type="dxa" w:w="1255"/>
-          </w:tcPr>
-          <w:p>
-            <w:pPr>
-              <w:jc w:val="center"/>
-            </w:pPr>
-            <w:r>
-              <w:rPr>
-                <w:sz w:val="18"/>
-              </w:rPr>
+              <w:t>Partially justified</w:t>
             </w:r>
           </w:p>
         </w:tc>
@@ -2370,7 +3766,7 @@
       <w:tr>
         <w:tc>
           <w:tcPr>
-            <w:tcW w:type="dxa" w:w="1255"/>
+            <w:tcW w:type="dxa" w:w="1881"/>
           </w:tcPr>
           <w:p>
             <w:pPr>
@@ -2378,6 +3774,7 @@
             </w:pPr>
             <w:r>
               <w:rPr>
+                <w:rFonts w:ascii="Arial" w:hAnsi="Arial"/>
                 <w:sz w:val="18"/>
               </w:rPr>
               <w:t>Credit</w:t>
@@ -2386,7 +3783,7 @@
         </w:tc>
         <w:tc>
           <w:tcPr>
-            <w:tcW w:type="dxa" w:w="1255"/>
+            <w:tcW w:type="dxa" w:w="1881"/>
           </w:tcPr>
           <w:p>
             <w:pPr>
@@ -2394,15 +3791,16 @@
             </w:pPr>
             <w:r>
               <w:rPr>
+                <w:rFonts w:ascii="Arial" w:hAnsi="Arial"/>
                 <w:sz w:val="18"/>
               </w:rPr>
-              <w:t>7.583</w:t>
+              <w:t>+0.278</w:t>
             </w:r>
           </w:p>
         </w:tc>
         <w:tc>
           <w:tcPr>
-            <w:tcW w:type="dxa" w:w="1255"/>
+            <w:tcW w:type="dxa" w:w="1881"/>
           </w:tcPr>
           <w:p>
             <w:pPr>
@@ -2410,15 +3808,16 @@
             </w:pPr>
             <w:r>
               <w:rPr>
+                <w:rFonts w:ascii="Arial" w:hAnsi="Arial"/>
                 <w:sz w:val="18"/>
               </w:rPr>
-              <w:t>7.181</w:t>
+              <w:t>+0.264</w:t>
             </w:r>
           </w:p>
         </w:tc>
         <w:tc>
           <w:tcPr>
-            <w:tcW w:type="dxa" w:w="1255"/>
+            <w:tcW w:type="dxa" w:w="1881"/>
           </w:tcPr>
           <w:p>
             <w:pPr>
@@ -2426,15 +3825,16 @@
             </w:pPr>
             <w:r>
               <w:rPr>
+                <w:rFonts w:ascii="Arial" w:hAnsi="Arial"/>
                 <w:sz w:val="18"/>
               </w:rPr>
-              <w:t>7.236</w:t>
+              <w:t>Prestige</w:t>
             </w:r>
           </w:p>
         </w:tc>
         <w:tc>
           <w:tcPr>
-            <w:tcW w:type="dxa" w:w="1255"/>
+            <w:tcW w:type="dxa" w:w="1881"/>
           </w:tcPr>
           <w:p>
             <w:pPr>
@@ -2442,41 +3842,10 @@
             </w:pPr>
             <w:r>
               <w:rPr>
+                <w:rFonts w:ascii="Arial" w:hAnsi="Arial"/>
                 <w:sz w:val="18"/>
               </w:rPr>
-              <w:t>7.083</w:t>
-            </w:r>
-          </w:p>
-        </w:tc>
-        <w:tc>
-          <w:tcPr>
-            <w:tcW w:type="dxa" w:w="1255"/>
-          </w:tcPr>
-          <w:p>
-            <w:pPr>
-              <w:jc w:val="center"/>
-            </w:pPr>
-            <w:r>
-              <w:rPr>
-                <w:sz w:val="18"/>
-              </w:rPr>
-              <w:t>+0.500</w:t>
-            </w:r>
-          </w:p>
-        </w:tc>
-        <w:tc>
-          <w:tcPr>
-            <w:tcW w:type="dxa" w:w="1255"/>
-          </w:tcPr>
-          <w:p>
-            <w:pPr>
-              <w:jc w:val="center"/>
-            </w:pPr>
-            <w:r>
-              <w:rPr>
-                <w:sz w:val="18"/>
-              </w:rPr>
-              <w:t>** prestige proxy **</w:t>
+              <w:t>Not justified **</w:t>
             </w:r>
           </w:p>
         </w:tc>
@@ -2484,7 +3853,7 @@
       <w:tr>
         <w:tc>
           <w:tcPr>
-            <w:tcW w:type="dxa" w:w="1255"/>
+            <w:tcW w:type="dxa" w:w="1881"/>
           </w:tcPr>
           <w:p>
             <w:pPr>
@@ -2492,6 +3861,7 @@
             </w:pPr>
             <w:r>
               <w:rPr>
+                <w:rFonts w:ascii="Arial" w:hAnsi="Arial"/>
                 <w:sz w:val="18"/>
               </w:rPr>
               <w:t>Health</w:t>
@@ -2500,7 +3870,7 @@
         </w:tc>
         <w:tc>
           <w:tcPr>
-            <w:tcW w:type="dxa" w:w="1255"/>
+            <w:tcW w:type="dxa" w:w="1881"/>
           </w:tcPr>
           <w:p>
             <w:pPr>
@@ -2508,15 +3878,16 @@
             </w:pPr>
             <w:r>
               <w:rPr>
+                <w:rFonts w:ascii="Arial" w:hAnsi="Arial"/>
                 <w:sz w:val="18"/>
               </w:rPr>
-              <w:t>7.708</w:t>
+              <w:t>+0.125</w:t>
             </w:r>
           </w:p>
         </w:tc>
         <w:tc>
           <w:tcPr>
-            <w:tcW w:type="dxa" w:w="1255"/>
+            <w:tcW w:type="dxa" w:w="1881"/>
           </w:tcPr>
           <w:p>
             <w:pPr>
@@ -2524,15 +3895,16 @@
             </w:pPr>
             <w:r>
               <w:rPr>
+                <w:rFonts w:ascii="Arial" w:hAnsi="Arial"/>
                 <w:sz w:val="18"/>
               </w:rPr>
-              <w:t>7.611</w:t>
+              <w:t>+0.097</w:t>
             </w:r>
           </w:p>
         </w:tc>
         <w:tc>
           <w:tcPr>
-            <w:tcW w:type="dxa" w:w="1255"/>
+            <w:tcW w:type="dxa" w:w="1881"/>
           </w:tcPr>
           <w:p>
             <w:pPr>
@@ -2540,15 +3912,16 @@
             </w:pPr>
             <w:r>
               <w:rPr>
+                <w:rFonts w:ascii="Arial" w:hAnsi="Arial"/>
                 <w:sz w:val="18"/>
               </w:rPr>
-              <w:t>7.542</w:t>
+              <w:t>Prestige</w:t>
             </w:r>
           </w:p>
         </w:tc>
         <w:tc>
           <w:tcPr>
-            <w:tcW w:type="dxa" w:w="1255"/>
+            <w:tcW w:type="dxa" w:w="1881"/>
           </w:tcPr>
           <w:p>
             <w:pPr>
@@ -2556,41 +3929,10 @@
             </w:pPr>
             <w:r>
               <w:rPr>
+                <w:rFonts w:ascii="Arial" w:hAnsi="Arial"/>
                 <w:sz w:val="18"/>
               </w:rPr>
-              <w:t>7.431</w:t>
-            </w:r>
-          </w:p>
-        </w:tc>
-        <w:tc>
-          <w:tcPr>
-            <w:tcW w:type="dxa" w:w="1255"/>
-          </w:tcPr>
-          <w:p>
-            <w:pPr>
-              <w:jc w:val="center"/>
-            </w:pPr>
-            <w:r>
-              <w:rPr>
-                <w:sz w:val="18"/>
-              </w:rPr>
-              <w:t>+0.278</w:t>
-            </w:r>
-          </w:p>
-        </w:tc>
-        <w:tc>
-          <w:tcPr>
-            <w:tcW w:type="dxa" w:w="1255"/>
-          </w:tcPr>
-          <w:p>
-            <w:pPr>
-              <w:jc w:val="center"/>
-            </w:pPr>
-            <w:r>
-              <w:rPr>
-                <w:sz w:val="18"/>
-              </w:rPr>
-              <w:t>** prestige proxy **</w:t>
+              <w:t>Partially justified</w:t>
             </w:r>
           </w:p>
         </w:tc>
@@ -2598,7 +3940,7 @@
       <w:tr>
         <w:tc>
           <w:tcPr>
-            <w:tcW w:type="dxa" w:w="1255"/>
+            <w:tcW w:type="dxa" w:w="1881"/>
           </w:tcPr>
           <w:p>
             <w:pPr>
@@ -2606,6 +3948,7 @@
             </w:pPr>
             <w:r>
               <w:rPr>
+                <w:rFonts w:ascii="Arial" w:hAnsi="Arial"/>
                 <w:sz w:val="18"/>
               </w:rPr>
               <w:t>Public Policy</w:t>
@@ -2614,7 +3957,7 @@
         </w:tc>
         <w:tc>
           <w:tcPr>
-            <w:tcW w:type="dxa" w:w="1255"/>
+            <w:tcW w:type="dxa" w:w="1881"/>
           </w:tcPr>
           <w:p>
             <w:pPr>
@@ -2622,15 +3965,16 @@
             </w:pPr>
             <w:r>
               <w:rPr>
+                <w:rFonts w:ascii="Arial" w:hAnsi="Arial"/>
                 <w:sz w:val="18"/>
               </w:rPr>
-              <w:t>7.153</w:t>
+              <w:t>+0.201</w:t>
             </w:r>
           </w:p>
         </w:tc>
         <w:tc>
           <w:tcPr>
-            <w:tcW w:type="dxa" w:w="1255"/>
+            <w:tcW w:type="dxa" w:w="1881"/>
           </w:tcPr>
           <w:p>
             <w:pPr>
@@ -2638,15 +3982,16 @@
             </w:pPr>
             <w:r>
               <w:rPr>
+                <w:rFonts w:ascii="Arial" w:hAnsi="Arial"/>
                 <w:sz w:val="18"/>
               </w:rPr>
-              <w:t>7.028</w:t>
+              <w:t>−0.007</w:t>
             </w:r>
           </w:p>
         </w:tc>
         <w:tc>
           <w:tcPr>
-            <w:tcW w:type="dxa" w:w="1255"/>
+            <w:tcW w:type="dxa" w:w="1881"/>
           </w:tcPr>
           <w:p>
             <w:pPr>
@@ -2654,15 +3999,16 @@
             </w:pPr>
             <w:r>
               <w:rPr>
+                <w:rFonts w:ascii="Arial" w:hAnsi="Arial"/>
                 <w:sz w:val="18"/>
               </w:rPr>
-              <w:t>7.167</w:t>
+              <w:t>Prestige</w:t>
             </w:r>
           </w:p>
         </w:tc>
         <w:tc>
           <w:tcPr>
-            <w:tcW w:type="dxa" w:w="1255"/>
+            <w:tcW w:type="dxa" w:w="1881"/>
           </w:tcPr>
           <w:p>
             <w:pPr>
@@ -2670,40 +4016,10 @@
             </w:pPr>
             <w:r>
               <w:rPr>
+                <w:rFonts w:ascii="Arial" w:hAnsi="Arial"/>
                 <w:sz w:val="18"/>
               </w:rPr>
-              <w:t>7.042</w:t>
-            </w:r>
-          </w:p>
-        </w:tc>
-        <w:tc>
-          <w:tcPr>
-            <w:tcW w:type="dxa" w:w="1255"/>
-          </w:tcPr>
-          <w:p>
-            <w:pPr>
-              <w:jc w:val="center"/>
-            </w:pPr>
-            <w:r>
-              <w:rPr>
-                <w:sz w:val="18"/>
-              </w:rPr>
-              <w:t>+0.111</w:t>
-            </w:r>
-          </w:p>
-        </w:tc>
-        <w:tc>
-          <w:tcPr>
-            <w:tcW w:type="dxa" w:w="1255"/>
-          </w:tcPr>
-          <w:p>
-            <w:pPr>
-              <w:jc w:val="center"/>
-            </w:pPr>
-            <w:r>
-              <w:rPr>
-                <w:sz w:val="18"/>
-              </w:rPr>
+              <w:t>Not justified **</w:t>
             </w:r>
           </w:p>
         </w:tc>
@@ -2712,11 +4028,29 @@
     <w:p/>
     <w:p>
       <w:pPr>
-        <w:jc w:val="left"/>
+        <w:spacing w:before="0" w:after="120"/>
+        <w:jc w:val="both"/>
       </w:pPr>
       <w:r>
         <w:rPr>
+          <w:rFonts w:ascii="Arial" w:hAnsi="Arial"/>
+          <w:b w:val="0"/>
+          <w:i w:val="0"/>
+          <w:sz w:val="18"/>
+        </w:rPr>
+        <w:t>** Normatively unjustified: a borrower's alma mater and an applicant's country of origin carry no legitimate weight in credit evaluation or public policy recommendations under standard anti-discrimination principles.</w:t>
+      </w:r>
+    </w:p>
+    <w:p>
+      <w:pPr>
+        <w:spacing w:before="0" w:after="40"/>
+        <w:jc w:val="both"/>
+      </w:pPr>
+      <w:r>
+        <w:rPr>
+          <w:rFonts w:ascii="Arial" w:hAnsi="Arial"/>
           <w:b/>
+          <w:i w:val="0"/>
           <w:sz w:val="22"/>
         </w:rPr>
         <w:t>4.5 Neutrosophic Bias Index</w:t>
@@ -2724,25 +4058,33 @@
     </w:p>
     <w:p>
       <w:pPr>
-        <w:spacing w:after="80"/>
-        <w:ind w:firstLine="432"/>
+        <w:spacing w:before="0" w:after="80"/>
+        <w:ind w:firstLine="283"/>
         <w:jc w:val="both"/>
       </w:pPr>
       <w:r>
-        <w:t>Table 5 reports NBI ⟨T, I, F⟩ for the Anglo_T1 baseline and the three T5 profiles. The F component (systematic bias penalty) is zero by construction for the reference profile and positive for all T5 profiles. Llama 3.1 8B shows the highest F values (0.033–0.057), indicating the strongest systematic downward penalty for non-elite institutional affiliation. GPT-4o-mini shows the lowest F values (0.017–0.020), consistent with its smallest institutional gradient.</w:t>
+        <w:rPr>
+          <w:rFonts w:ascii="Arial" w:hAnsi="Arial"/>
+          <w:b w:val="0"/>
+          <w:i w:val="0"/>
+          <w:sz w:val="22"/>
+        </w:rPr>
+        <w:t>Table 6 reports NBI ⟨T,I,F⟩ for the reference profile (Anglo-MIT) and T5 profiles (Study 1). The F component is zero by construction for the reference. Two NBI findings stand out. First, Llama 3.1 8B shows the highest F values (0.033–0.057), indicating the strongest systematic institutional penalty. Second, the I component is consistently higher for T5 profiles than for the Anglo-T1 reference across all models: I=0.079 (Anglo-T1, Haiku) vs. I=0.108–0.187 (T5 profiles). This elevated I reflects greater inconsistency when models evaluate candidates from institutions they encounter less frequently — an epistemic disadvantage captured by the NBI framework that a mean-only analysis would miss.</w:t>
       </w:r>
     </w:p>
     <w:p>
       <w:pPr>
-        <w:spacing w:before="120" w:after="40"/>
+        <w:spacing w:before="80" w:after="40"/>
         <w:jc w:val="center"/>
       </w:pPr>
       <w:r>
         <w:rPr>
+          <w:rFonts w:ascii="Arial" w:hAnsi="Arial"/>
           <w:b/>
+          <w:i w:val="0"/>
           <w:sz w:val="20"/>
         </w:rPr>
-        <w:t>Table 5. NBI ⟨T, I, F⟩ — Reference Profile and T5 Profiles</w:t>
+        <w:t>Table 6. Study 1 — NBI ⟨T, I, F⟩ for Reference and T5 Profiles</w:t>
       </w:r>
     </w:p>
     <w:tbl>
@@ -2752,16 +4094,17 @@
         <w:tblLook w:firstColumn="1" w:firstRow="1" w:lastColumn="0" w:lastRow="0" w:noHBand="0" w:noVBand="1" w:val="04A0"/>
       </w:tblPr>
       <w:tblGrid>
-        <w:gridCol w:w="1757"/>
-        <w:gridCol w:w="1757"/>
-        <w:gridCol w:w="1757"/>
-        <w:gridCol w:w="1757"/>
-        <w:gridCol w:w="1757"/>
+        <w:gridCol w:w="1568"/>
+        <w:gridCol w:w="1568"/>
+        <w:gridCol w:w="1568"/>
+        <w:gridCol w:w="1568"/>
+        <w:gridCol w:w="1568"/>
+        <w:gridCol w:w="1568"/>
       </w:tblGrid>
       <w:tr>
         <w:tc>
           <w:tcPr>
-            <w:tcW w:type="dxa" w:w="1757"/>
+            <w:tcW w:type="dxa" w:w="1568"/>
             <w:shd w:val="clear" w:color="auto" w:fill="BFBFBF"/>
           </w:tcPr>
           <w:p>
@@ -2770,6 +4113,7 @@
             </w:pPr>
             <w:r>
               <w:rPr>
+                <w:rFonts w:ascii="Arial" w:hAnsi="Arial"/>
                 <w:b/>
                 <w:sz w:val="18"/>
               </w:rPr>
@@ -2779,7 +4123,7 @@
         </w:tc>
         <w:tc>
           <w:tcPr>
-            <w:tcW w:type="dxa" w:w="1757"/>
+            <w:tcW w:type="dxa" w:w="1568"/>
             <w:shd w:val="clear" w:color="auto" w:fill="BFBFBF"/>
           </w:tcPr>
           <w:p>
@@ -2788,6 +4132,7 @@
             </w:pPr>
             <w:r>
               <w:rPr>
+                <w:rFonts w:ascii="Arial" w:hAnsi="Arial"/>
                 <w:b/>
                 <w:sz w:val="18"/>
               </w:rPr>
@@ -2797,7 +4142,7 @@
         </w:tc>
         <w:tc>
           <w:tcPr>
-            <w:tcW w:type="dxa" w:w="1757"/>
+            <w:tcW w:type="dxa" w:w="1568"/>
             <w:shd w:val="clear" w:color="auto" w:fill="BFBFBF"/>
           </w:tcPr>
           <w:p>
@@ -2806,6 +4151,7 @@
             </w:pPr>
             <w:r>
               <w:rPr>
+                <w:rFonts w:ascii="Arial" w:hAnsi="Arial"/>
                 <w:b/>
                 <w:sz w:val="18"/>
               </w:rPr>
@@ -2815,7 +4161,7 @@
         </w:tc>
         <w:tc>
           <w:tcPr>
-            <w:tcW w:type="dxa" w:w="1757"/>
+            <w:tcW w:type="dxa" w:w="1568"/>
             <w:shd w:val="clear" w:color="auto" w:fill="BFBFBF"/>
           </w:tcPr>
           <w:p>
@@ -2824,6 +4170,7 @@
             </w:pPr>
             <w:r>
               <w:rPr>
+                <w:rFonts w:ascii="Arial" w:hAnsi="Arial"/>
                 <w:b/>
                 <w:sz w:val="18"/>
               </w:rPr>
@@ -2833,7 +4180,7 @@
         </w:tc>
         <w:tc>
           <w:tcPr>
-            <w:tcW w:type="dxa" w:w="1757"/>
+            <w:tcW w:type="dxa" w:w="1568"/>
             <w:shd w:val="clear" w:color="auto" w:fill="BFBFBF"/>
           </w:tcPr>
           <w:p>
@@ -2842,6 +4189,7 @@
             </w:pPr>
             <w:r>
               <w:rPr>
+                <w:rFonts w:ascii="Arial" w:hAnsi="Arial"/>
                 <w:b/>
                 <w:sz w:val="18"/>
               </w:rPr>
@@ -2849,11 +4197,30 @@
             </w:r>
           </w:p>
         </w:tc>
+        <w:tc>
+          <w:tcPr>
+            <w:tcW w:type="dxa" w:w="1568"/>
+            <w:shd w:val="clear" w:color="auto" w:fill="BFBFBF"/>
+          </w:tcPr>
+          <w:p>
+            <w:pPr>
+              <w:jc w:val="center"/>
+            </w:pPr>
+            <w:r>
+              <w:rPr>
+                <w:rFonts w:ascii="Arial" w:hAnsi="Arial"/>
+                <w:b/>
+                <w:sz w:val="18"/>
+              </w:rPr>
+              <w:t>Interpretation</w:t>
+            </w:r>
+          </w:p>
+        </w:tc>
       </w:tr>
       <w:tr>
         <w:tc>
           <w:tcPr>
-            <w:tcW w:type="dxa" w:w="1757"/>
+            <w:tcW w:type="dxa" w:w="1568"/>
           </w:tcPr>
           <w:p>
             <w:pPr>
@@ -2861,6 +4228,7 @@
             </w:pPr>
             <w:r>
               <w:rPr>
+                <w:rFonts w:ascii="Arial" w:hAnsi="Arial"/>
                 <w:sz w:val="18"/>
               </w:rPr>
               <w:t>Claude Haiku 4.5</w:t>
@@ -2869,7 +4237,7 @@
         </w:tc>
         <w:tc>
           <w:tcPr>
-            <w:tcW w:type="dxa" w:w="1757"/>
+            <w:tcW w:type="dxa" w:w="1568"/>
           </w:tcPr>
           <w:p>
             <w:pPr>
@@ -2877,15 +4245,16 @@
             </w:pPr>
             <w:r>
               <w:rPr>
+                <w:rFonts w:ascii="Arial" w:hAnsi="Arial"/>
                 <w:sz w:val="18"/>
               </w:rPr>
-              <w:t>Anglo_T1</w:t>
+              <w:t>Anglo_T1 (ref)</w:t>
             </w:r>
           </w:p>
         </w:tc>
         <w:tc>
           <w:tcPr>
-            <w:tcW w:type="dxa" w:w="1757"/>
+            <w:tcW w:type="dxa" w:w="1568"/>
           </w:tcPr>
           <w:p>
             <w:pPr>
@@ -2893,6 +4262,7 @@
             </w:pPr>
             <w:r>
               <w:rPr>
+                <w:rFonts w:ascii="Arial" w:hAnsi="Arial"/>
                 <w:sz w:val="18"/>
               </w:rPr>
               <w:t>0.7400</w:t>
@@ -2901,7 +4271,7 @@
         </w:tc>
         <w:tc>
           <w:tcPr>
-            <w:tcW w:type="dxa" w:w="1757"/>
+            <w:tcW w:type="dxa" w:w="1568"/>
           </w:tcPr>
           <w:p>
             <w:pPr>
@@ -2909,6 +4279,7 @@
             </w:pPr>
             <w:r>
               <w:rPr>
+                <w:rFonts w:ascii="Arial" w:hAnsi="Arial"/>
                 <w:sz w:val="18"/>
               </w:rPr>
               <w:t>0.0786</w:t>
@@ -2917,7 +4288,7 @@
         </w:tc>
         <w:tc>
           <w:tcPr>
-            <w:tcW w:type="dxa" w:w="1757"/>
+            <w:tcW w:type="dxa" w:w="1568"/>
           </w:tcPr>
           <w:p>
             <w:pPr>
@@ -2925,9 +4296,27 @@
             </w:pPr>
             <w:r>
               <w:rPr>
+                <w:rFonts w:ascii="Arial" w:hAnsi="Arial"/>
                 <w:sz w:val="18"/>
               </w:rPr>
               <w:t>0.0000</w:t>
+            </w:r>
+          </w:p>
+        </w:tc>
+        <w:tc>
+          <w:tcPr>
+            <w:tcW w:type="dxa" w:w="1568"/>
+          </w:tcPr>
+          <w:p>
+            <w:pPr>
+              <w:jc w:val="center"/>
+            </w:pPr>
+            <w:r>
+              <w:rPr>
+                <w:rFonts w:ascii="Arial" w:hAnsi="Arial"/>
+                <w:sz w:val="18"/>
+              </w:rPr>
+              <w:t>Reference</w:t>
             </w:r>
           </w:p>
         </w:tc>
@@ -2935,7 +4324,7 @@
       <w:tr>
         <w:tc>
           <w:tcPr>
-            <w:tcW w:type="dxa" w:w="1757"/>
+            <w:tcW w:type="dxa" w:w="1568"/>
           </w:tcPr>
           <w:p>
             <w:pPr>
@@ -2943,6 +4332,7 @@
             </w:pPr>
             <w:r>
               <w:rPr>
+                <w:rFonts w:ascii="Arial" w:hAnsi="Arial"/>
                 <w:sz w:val="18"/>
               </w:rPr>
               <w:t>Claude Haiku 4.5</w:t>
@@ -2951,7 +4341,7 @@
         </w:tc>
         <w:tc>
           <w:tcPr>
-            <w:tcW w:type="dxa" w:w="1757"/>
+            <w:tcW w:type="dxa" w:w="1568"/>
           </w:tcPr>
           <w:p>
             <w:pPr>
@@ -2959,6 +4349,7 @@
             </w:pPr>
             <w:r>
               <w:rPr>
+                <w:rFonts w:ascii="Arial" w:hAnsi="Arial"/>
                 <w:sz w:val="18"/>
               </w:rPr>
               <w:t>Anglo_T5</w:t>
@@ -2967,7 +4358,7 @@
         </w:tc>
         <w:tc>
           <w:tcPr>
-            <w:tcW w:type="dxa" w:w="1757"/>
+            <w:tcW w:type="dxa" w:w="1568"/>
           </w:tcPr>
           <w:p>
             <w:pPr>
@@ -2975,6 +4366,7 @@
             </w:pPr>
             <w:r>
               <w:rPr>
+                <w:rFonts w:ascii="Arial" w:hAnsi="Arial"/>
                 <w:sz w:val="18"/>
               </w:rPr>
               <w:t>0.7100</w:t>
@@ -2983,7 +4375,7 @@
         </w:tc>
         <w:tc>
           <w:tcPr>
-            <w:tcW w:type="dxa" w:w="1757"/>
+            <w:tcW w:type="dxa" w:w="1568"/>
           </w:tcPr>
           <w:p>
             <w:pPr>
@@ -2991,6 +4383,7 @@
             </w:pPr>
             <w:r>
               <w:rPr>
+                <w:rFonts w:ascii="Arial" w:hAnsi="Arial"/>
                 <w:sz w:val="18"/>
               </w:rPr>
               <w:t>0.1181</w:t>
@@ -2999,7 +4392,7 @@
         </w:tc>
         <w:tc>
           <w:tcPr>
-            <w:tcW w:type="dxa" w:w="1757"/>
+            <w:tcW w:type="dxa" w:w="1568"/>
           </w:tcPr>
           <w:p>
             <w:pPr>
@@ -3007,9 +4400,27 @@
             </w:pPr>
             <w:r>
               <w:rPr>
+                <w:rFonts w:ascii="Arial" w:hAnsi="Arial"/>
                 <w:sz w:val="18"/>
               </w:rPr>
               <w:t>0.0300</w:t>
+            </w:r>
+          </w:p>
+        </w:tc>
+        <w:tc>
+          <w:tcPr>
+            <w:tcW w:type="dxa" w:w="1568"/>
+          </w:tcPr>
+          <w:p>
+            <w:pPr>
+              <w:jc w:val="center"/>
+            </w:pPr>
+            <w:r>
+              <w:rPr>
+                <w:rFonts w:ascii="Arial" w:hAnsi="Arial"/>
+                <w:sz w:val="18"/>
+              </w:rPr>
+              <w:t>Prestige penalty</w:t>
             </w:r>
           </w:p>
         </w:tc>
@@ -3017,7 +4428,7 @@
       <w:tr>
         <w:tc>
           <w:tcPr>
-            <w:tcW w:type="dxa" w:w="1757"/>
+            <w:tcW w:type="dxa" w:w="1568"/>
           </w:tcPr>
           <w:p>
             <w:pPr>
@@ -3025,6 +4436,7 @@
             </w:pPr>
             <w:r>
               <w:rPr>
+                <w:rFonts w:ascii="Arial" w:hAnsi="Arial"/>
                 <w:sz w:val="18"/>
               </w:rPr>
               <w:t>Claude Haiku 4.5</w:t>
@@ -3033,7 +4445,7 @@
         </w:tc>
         <w:tc>
           <w:tcPr>
-            <w:tcW w:type="dxa" w:w="1757"/>
+            <w:tcW w:type="dxa" w:w="1568"/>
           </w:tcPr>
           <w:p>
             <w:pPr>
@@ -3041,6 +4453,7 @@
             </w:pPr>
             <w:r>
               <w:rPr>
+                <w:rFonts w:ascii="Arial" w:hAnsi="Arial"/>
                 <w:sz w:val="18"/>
               </w:rPr>
               <w:t>Latino_T5</w:t>
@@ -3049,7 +4462,7 @@
         </w:tc>
         <w:tc>
           <w:tcPr>
-            <w:tcW w:type="dxa" w:w="1757"/>
+            <w:tcW w:type="dxa" w:w="1568"/>
           </w:tcPr>
           <w:p>
             <w:pPr>
@@ -3057,6 +4470,7 @@
             </w:pPr>
             <w:r>
               <w:rPr>
+                <w:rFonts w:ascii="Arial" w:hAnsi="Arial"/>
                 <w:sz w:val="18"/>
               </w:rPr>
               <w:t>0.7067</w:t>
@@ -3065,7 +4479,7 @@
         </w:tc>
         <w:tc>
           <w:tcPr>
-            <w:tcW w:type="dxa" w:w="1757"/>
+            <w:tcW w:type="dxa" w:w="1568"/>
           </w:tcPr>
           <w:p>
             <w:pPr>
@@ -3073,6 +4487,7 @@
             </w:pPr>
             <w:r>
               <w:rPr>
+                <w:rFonts w:ascii="Arial" w:hAnsi="Arial"/>
                 <w:sz w:val="18"/>
               </w:rPr>
               <w:t>0.1087</w:t>
@@ -3081,7 +4496,7 @@
         </w:tc>
         <w:tc>
           <w:tcPr>
-            <w:tcW w:type="dxa" w:w="1757"/>
+            <w:tcW w:type="dxa" w:w="1568"/>
           </w:tcPr>
           <w:p>
             <w:pPr>
@@ -3089,9 +4504,27 @@
             </w:pPr>
             <w:r>
               <w:rPr>
+                <w:rFonts w:ascii="Arial" w:hAnsi="Arial"/>
                 <w:sz w:val="18"/>
               </w:rPr>
               <w:t>0.0333</w:t>
+            </w:r>
+          </w:p>
+        </w:tc>
+        <w:tc>
+          <w:tcPr>
+            <w:tcW w:type="dxa" w:w="1568"/>
+          </w:tcPr>
+          <w:p>
+            <w:pPr>
+              <w:jc w:val="center"/>
+            </w:pPr>
+            <w:r>
+              <w:rPr>
+                <w:rFonts w:ascii="Arial" w:hAnsi="Arial"/>
+                <w:sz w:val="18"/>
+              </w:rPr>
+              <w:t>Prestige penalty</w:t>
             </w:r>
           </w:p>
         </w:tc>
@@ -3099,7 +4532,7 @@
       <w:tr>
         <w:tc>
           <w:tcPr>
-            <w:tcW w:type="dxa" w:w="1757"/>
+            <w:tcW w:type="dxa" w:w="1568"/>
           </w:tcPr>
           <w:p>
             <w:pPr>
@@ -3107,6 +4540,7 @@
             </w:pPr>
             <w:r>
               <w:rPr>
+                <w:rFonts w:ascii="Arial" w:hAnsi="Arial"/>
                 <w:sz w:val="18"/>
               </w:rPr>
               <w:t>Claude Haiku 4.5</w:t>
@@ -3115,7 +4549,7 @@
         </w:tc>
         <w:tc>
           <w:tcPr>
-            <w:tcW w:type="dxa" w:w="1757"/>
+            <w:tcW w:type="dxa" w:w="1568"/>
           </w:tcPr>
           <w:p>
             <w:pPr>
@@ -3123,6 +4557,7 @@
             </w:pPr>
             <w:r>
               <w:rPr>
+                <w:rFonts w:ascii="Arial" w:hAnsi="Arial"/>
                 <w:sz w:val="18"/>
               </w:rPr>
               <w:t>Arabic_T5</w:t>
@@ -3131,7 +4566,7 @@
         </w:tc>
         <w:tc>
           <w:tcPr>
-            <w:tcW w:type="dxa" w:w="1757"/>
+            <w:tcW w:type="dxa" w:w="1568"/>
           </w:tcPr>
           <w:p>
             <w:pPr>
@@ -3139,6 +4574,7 @@
             </w:pPr>
             <w:r>
               <w:rPr>
+                <w:rFonts w:ascii="Arial" w:hAnsi="Arial"/>
                 <w:sz w:val="18"/>
               </w:rPr>
               <w:t>0.7233</w:t>
@@ -3147,7 +4583,7 @@
         </w:tc>
         <w:tc>
           <w:tcPr>
-            <w:tcW w:type="dxa" w:w="1757"/>
+            <w:tcW w:type="dxa" w:w="1568"/>
           </w:tcPr>
           <w:p>
             <w:pPr>
@@ -3155,6 +4591,7 @@
             </w:pPr>
             <w:r>
               <w:rPr>
+                <w:rFonts w:ascii="Arial" w:hAnsi="Arial"/>
                 <w:sz w:val="18"/>
               </w:rPr>
               <w:t>0.1087</w:t>
@@ -3163,7 +4600,7 @@
         </w:tc>
         <w:tc>
           <w:tcPr>
-            <w:tcW w:type="dxa" w:w="1757"/>
+            <w:tcW w:type="dxa" w:w="1568"/>
           </w:tcPr>
           <w:p>
             <w:pPr>
@@ -3171,9 +4608,27 @@
             </w:pPr>
             <w:r>
               <w:rPr>
+                <w:rFonts w:ascii="Arial" w:hAnsi="Arial"/>
                 <w:sz w:val="18"/>
               </w:rPr>
               <w:t>0.0167</w:t>
+            </w:r>
+          </w:p>
+        </w:tc>
+        <w:tc>
+          <w:tcPr>
+            <w:tcW w:type="dxa" w:w="1568"/>
+          </w:tcPr>
+          <w:p>
+            <w:pPr>
+              <w:jc w:val="center"/>
+            </w:pPr>
+            <w:r>
+              <w:rPr>
+                <w:rFonts w:ascii="Arial" w:hAnsi="Arial"/>
+                <w:sz w:val="18"/>
+              </w:rPr>
+              <w:t>Prestige penalty</w:t>
             </w:r>
           </w:p>
         </w:tc>
@@ -3181,7 +4636,7 @@
       <w:tr>
         <w:tc>
           <w:tcPr>
-            <w:tcW w:type="dxa" w:w="1757"/>
+            <w:tcW w:type="dxa" w:w="1568"/>
           </w:tcPr>
           <w:p>
             <w:pPr>
@@ -3189,6 +4644,7 @@
             </w:pPr>
             <w:r>
               <w:rPr>
+                <w:rFonts w:ascii="Arial" w:hAnsi="Arial"/>
                 <w:sz w:val="18"/>
               </w:rPr>
               <w:t>GPT-4o-mini</w:t>
@@ -3197,7 +4653,7 @@
         </w:tc>
         <w:tc>
           <w:tcPr>
-            <w:tcW w:type="dxa" w:w="1757"/>
+            <w:tcW w:type="dxa" w:w="1568"/>
           </w:tcPr>
           <w:p>
             <w:pPr>
@@ -3205,15 +4661,16 @@
             </w:pPr>
             <w:r>
               <w:rPr>
+                <w:rFonts w:ascii="Arial" w:hAnsi="Arial"/>
                 <w:sz w:val="18"/>
               </w:rPr>
-              <w:t>Anglo_T1</w:t>
+              <w:t>Anglo_T1 (ref)</w:t>
             </w:r>
           </w:p>
         </w:tc>
         <w:tc>
           <w:tcPr>
-            <w:tcW w:type="dxa" w:w="1757"/>
+            <w:tcW w:type="dxa" w:w="1568"/>
           </w:tcPr>
           <w:p>
             <w:pPr>
@@ -3221,6 +4678,7 @@
             </w:pPr>
             <w:r>
               <w:rPr>
+                <w:rFonts w:ascii="Arial" w:hAnsi="Arial"/>
                 <w:sz w:val="18"/>
               </w:rPr>
               <w:t>0.8283</w:t>
@@ -3229,7 +4687,7 @@
         </w:tc>
         <w:tc>
           <w:tcPr>
-            <w:tcW w:type="dxa" w:w="1757"/>
+            <w:tcW w:type="dxa" w:w="1568"/>
           </w:tcPr>
           <w:p>
             <w:pPr>
@@ -3237,6 +4695,7 @@
             </w:pPr>
             <w:r>
               <w:rPr>
+                <w:rFonts w:ascii="Arial" w:hAnsi="Arial"/>
                 <w:sz w:val="18"/>
               </w:rPr>
               <w:t>0.1264</w:t>
@@ -3245,7 +4704,7 @@
         </w:tc>
         <w:tc>
           <w:tcPr>
-            <w:tcW w:type="dxa" w:w="1757"/>
+            <w:tcW w:type="dxa" w:w="1568"/>
           </w:tcPr>
           <w:p>
             <w:pPr>
@@ -3253,9 +4712,27 @@
             </w:pPr>
             <w:r>
               <w:rPr>
+                <w:rFonts w:ascii="Arial" w:hAnsi="Arial"/>
                 <w:sz w:val="18"/>
               </w:rPr>
               <w:t>0.0000</w:t>
+            </w:r>
+          </w:p>
+        </w:tc>
+        <w:tc>
+          <w:tcPr>
+            <w:tcW w:type="dxa" w:w="1568"/>
+          </w:tcPr>
+          <w:p>
+            <w:pPr>
+              <w:jc w:val="center"/>
+            </w:pPr>
+            <w:r>
+              <w:rPr>
+                <w:rFonts w:ascii="Arial" w:hAnsi="Arial"/>
+                <w:sz w:val="18"/>
+              </w:rPr>
+              <w:t>Reference</w:t>
             </w:r>
           </w:p>
         </w:tc>
@@ -3263,7 +4740,7 @@
       <w:tr>
         <w:tc>
           <w:tcPr>
-            <w:tcW w:type="dxa" w:w="1757"/>
+            <w:tcW w:type="dxa" w:w="1568"/>
           </w:tcPr>
           <w:p>
             <w:pPr>
@@ -3271,6 +4748,7 @@
             </w:pPr>
             <w:r>
               <w:rPr>
+                <w:rFonts w:ascii="Arial" w:hAnsi="Arial"/>
                 <w:sz w:val="18"/>
               </w:rPr>
               <w:t>GPT-4o-mini</w:t>
@@ -3279,7 +4757,7 @@
         </w:tc>
         <w:tc>
           <w:tcPr>
-            <w:tcW w:type="dxa" w:w="1757"/>
+            <w:tcW w:type="dxa" w:w="1568"/>
           </w:tcPr>
           <w:p>
             <w:pPr>
@@ -3287,6 +4765,7 @@
             </w:pPr>
             <w:r>
               <w:rPr>
+                <w:rFonts w:ascii="Arial" w:hAnsi="Arial"/>
                 <w:sz w:val="18"/>
               </w:rPr>
               <w:t>Anglo_T5</w:t>
@@ -3295,7 +4774,7 @@
         </w:tc>
         <w:tc>
           <w:tcPr>
-            <w:tcW w:type="dxa" w:w="1757"/>
+            <w:tcW w:type="dxa" w:w="1568"/>
           </w:tcPr>
           <w:p>
             <w:pPr>
@@ -3303,6 +4782,7 @@
             </w:pPr>
             <w:r>
               <w:rPr>
+                <w:rFonts w:ascii="Arial" w:hAnsi="Arial"/>
                 <w:sz w:val="18"/>
               </w:rPr>
               <w:t>0.8111</w:t>
@@ -3311,7 +4791,7 @@
         </w:tc>
         <w:tc>
           <w:tcPr>
-            <w:tcW w:type="dxa" w:w="1757"/>
+            <w:tcW w:type="dxa" w:w="1568"/>
           </w:tcPr>
           <w:p>
             <w:pPr>
@@ -3319,6 +4799,7 @@
             </w:pPr>
             <w:r>
               <w:rPr>
+                <w:rFonts w:ascii="Arial" w:hAnsi="Arial"/>
                 <w:sz w:val="18"/>
               </w:rPr>
               <w:t>0.1257</w:t>
@@ -3327,7 +4808,7 @@
         </w:tc>
         <w:tc>
           <w:tcPr>
-            <w:tcW w:type="dxa" w:w="1757"/>
+            <w:tcW w:type="dxa" w:w="1568"/>
           </w:tcPr>
           <w:p>
             <w:pPr>
@@ -3335,9 +4816,27 @@
             </w:pPr>
             <w:r>
               <w:rPr>
+                <w:rFonts w:ascii="Arial" w:hAnsi="Arial"/>
                 <w:sz w:val="18"/>
               </w:rPr>
               <w:t>0.0166</w:t>
+            </w:r>
+          </w:p>
+        </w:tc>
+        <w:tc>
+          <w:tcPr>
+            <w:tcW w:type="dxa" w:w="1568"/>
+          </w:tcPr>
+          <w:p>
+            <w:pPr>
+              <w:jc w:val="center"/>
+            </w:pPr>
+            <w:r>
+              <w:rPr>
+                <w:rFonts w:ascii="Arial" w:hAnsi="Arial"/>
+                <w:sz w:val="18"/>
+              </w:rPr>
+              <w:t>Prestige penalty</w:t>
             </w:r>
           </w:p>
         </w:tc>
@@ -3345,7 +4844,7 @@
       <w:tr>
         <w:tc>
           <w:tcPr>
-            <w:tcW w:type="dxa" w:w="1757"/>
+            <w:tcW w:type="dxa" w:w="1568"/>
           </w:tcPr>
           <w:p>
             <w:pPr>
@@ -3353,6 +4852,7 @@
             </w:pPr>
             <w:r>
               <w:rPr>
+                <w:rFonts w:ascii="Arial" w:hAnsi="Arial"/>
                 <w:sz w:val="18"/>
               </w:rPr>
               <w:t>GPT-4o-mini</w:t>
@@ -3361,7 +4861,7 @@
         </w:tc>
         <w:tc>
           <w:tcPr>
-            <w:tcW w:type="dxa" w:w="1757"/>
+            <w:tcW w:type="dxa" w:w="1568"/>
           </w:tcPr>
           <w:p>
             <w:pPr>
@@ -3369,6 +4869,7 @@
             </w:pPr>
             <w:r>
               <w:rPr>
+                <w:rFonts w:ascii="Arial" w:hAnsi="Arial"/>
                 <w:sz w:val="18"/>
               </w:rPr>
               <w:t>Latino_T5</w:t>
@@ -3377,7 +4878,7 @@
         </w:tc>
         <w:tc>
           <w:tcPr>
-            <w:tcW w:type="dxa" w:w="1757"/>
+            <w:tcW w:type="dxa" w:w="1568"/>
           </w:tcPr>
           <w:p>
             <w:pPr>
@@ -3385,6 +4886,7 @@
             </w:pPr>
             <w:r>
               <w:rPr>
+                <w:rFonts w:ascii="Arial" w:hAnsi="Arial"/>
                 <w:sz w:val="18"/>
               </w:rPr>
               <w:t>0.8085</w:t>
@@ -3393,7 +4895,7 @@
         </w:tc>
         <w:tc>
           <w:tcPr>
-            <w:tcW w:type="dxa" w:w="1757"/>
+            <w:tcW w:type="dxa" w:w="1568"/>
           </w:tcPr>
           <w:p>
             <w:pPr>
@@ -3401,6 +4903,7 @@
             </w:pPr>
             <w:r>
               <w:rPr>
+                <w:rFonts w:ascii="Arial" w:hAnsi="Arial"/>
                 <w:sz w:val="18"/>
               </w:rPr>
               <w:t>0.1251</w:t>
@@ -3409,7 +4912,7 @@
         </w:tc>
         <w:tc>
           <w:tcPr>
-            <w:tcW w:type="dxa" w:w="1757"/>
+            <w:tcW w:type="dxa" w:w="1568"/>
           </w:tcPr>
           <w:p>
             <w:pPr>
@@ -3417,9 +4920,27 @@
             </w:pPr>
             <w:r>
               <w:rPr>
+                <w:rFonts w:ascii="Arial" w:hAnsi="Arial"/>
                 <w:sz w:val="18"/>
               </w:rPr>
               <w:t>0.0198</w:t>
+            </w:r>
+          </w:p>
+        </w:tc>
+        <w:tc>
+          <w:tcPr>
+            <w:tcW w:type="dxa" w:w="1568"/>
+          </w:tcPr>
+          <w:p>
+            <w:pPr>
+              <w:jc w:val="center"/>
+            </w:pPr>
+            <w:r>
+              <w:rPr>
+                <w:rFonts w:ascii="Arial" w:hAnsi="Arial"/>
+                <w:sz w:val="18"/>
+              </w:rPr>
+              <w:t>Prestige penalty</w:t>
             </w:r>
           </w:p>
         </w:tc>
@@ -3427,7 +4948,7 @@
       <w:tr>
         <w:tc>
           <w:tcPr>
-            <w:tcW w:type="dxa" w:w="1757"/>
+            <w:tcW w:type="dxa" w:w="1568"/>
           </w:tcPr>
           <w:p>
             <w:pPr>
@@ -3435,6 +4956,7 @@
             </w:pPr>
             <w:r>
               <w:rPr>
+                <w:rFonts w:ascii="Arial" w:hAnsi="Arial"/>
                 <w:sz w:val="18"/>
               </w:rPr>
               <w:t>GPT-4o-mini</w:t>
@@ -3443,7 +4965,7 @@
         </w:tc>
         <w:tc>
           <w:tcPr>
-            <w:tcW w:type="dxa" w:w="1757"/>
+            <w:tcW w:type="dxa" w:w="1568"/>
           </w:tcPr>
           <w:p>
             <w:pPr>
@@ -3451,6 +4973,7 @@
             </w:pPr>
             <w:r>
               <w:rPr>
+                <w:rFonts w:ascii="Arial" w:hAnsi="Arial"/>
                 <w:sz w:val="18"/>
               </w:rPr>
               <w:t>Arabic_T5</w:t>
@@ -3459,7 +4982,7 @@
         </w:tc>
         <w:tc>
           <w:tcPr>
-            <w:tcW w:type="dxa" w:w="1757"/>
+            <w:tcW w:type="dxa" w:w="1568"/>
           </w:tcPr>
           <w:p>
             <w:pPr>
@@ -3467,6 +4990,7 @@
             </w:pPr>
             <w:r>
               <w:rPr>
+                <w:rFonts w:ascii="Arial" w:hAnsi="Arial"/>
                 <w:sz w:val="18"/>
               </w:rPr>
               <w:t>0.8111</w:t>
@@ -3475,7 +4999,7 @@
         </w:tc>
         <w:tc>
           <w:tcPr>
-            <w:tcW w:type="dxa" w:w="1757"/>
+            <w:tcW w:type="dxa" w:w="1568"/>
           </w:tcPr>
           <w:p>
             <w:pPr>
@@ -3483,6 +5007,7 @@
             </w:pPr>
             <w:r>
               <w:rPr>
+                <w:rFonts w:ascii="Arial" w:hAnsi="Arial"/>
                 <w:sz w:val="18"/>
               </w:rPr>
               <w:t>0.1257</w:t>
@@ -3491,7 +5016,7 @@
         </w:tc>
         <w:tc>
           <w:tcPr>
-            <w:tcW w:type="dxa" w:w="1757"/>
+            <w:tcW w:type="dxa" w:w="1568"/>
           </w:tcPr>
           <w:p>
             <w:pPr>
@@ -3499,9 +5024,27 @@
             </w:pPr>
             <w:r>
               <w:rPr>
+                <w:rFonts w:ascii="Arial" w:hAnsi="Arial"/>
                 <w:sz w:val="18"/>
               </w:rPr>
               <w:t>0.0166</w:t>
+            </w:r>
+          </w:p>
+        </w:tc>
+        <w:tc>
+          <w:tcPr>
+            <w:tcW w:type="dxa" w:w="1568"/>
+          </w:tcPr>
+          <w:p>
+            <w:pPr>
+              <w:jc w:val="center"/>
+            </w:pPr>
+            <w:r>
+              <w:rPr>
+                <w:rFonts w:ascii="Arial" w:hAnsi="Arial"/>
+                <w:sz w:val="18"/>
+              </w:rPr>
+              <w:t>Prestige penalty</w:t>
             </w:r>
           </w:p>
         </w:tc>
@@ -3509,7 +5052,7 @@
       <w:tr>
         <w:tc>
           <w:tcPr>
-            <w:tcW w:type="dxa" w:w="1757"/>
+            <w:tcW w:type="dxa" w:w="1568"/>
           </w:tcPr>
           <w:p>
             <w:pPr>
@@ -3517,6 +5060,7 @@
             </w:pPr>
             <w:r>
               <w:rPr>
+                <w:rFonts w:ascii="Arial" w:hAnsi="Arial"/>
                 <w:sz w:val="18"/>
               </w:rPr>
               <w:t>Gemini 2.0 Flash</w:t>
@@ -3525,7 +5069,7 @@
         </w:tc>
         <w:tc>
           <w:tcPr>
-            <w:tcW w:type="dxa" w:w="1757"/>
+            <w:tcW w:type="dxa" w:w="1568"/>
           </w:tcPr>
           <w:p>
             <w:pPr>
@@ -3533,15 +5077,16 @@
             </w:pPr>
             <w:r>
               <w:rPr>
+                <w:rFonts w:ascii="Arial" w:hAnsi="Arial"/>
                 <w:sz w:val="18"/>
               </w:rPr>
-              <w:t>Anglo_T1</w:t>
+              <w:t>Anglo_T1 (ref)</w:t>
             </w:r>
           </w:p>
         </w:tc>
         <w:tc>
           <w:tcPr>
-            <w:tcW w:type="dxa" w:w="1757"/>
+            <w:tcW w:type="dxa" w:w="1568"/>
           </w:tcPr>
           <w:p>
             <w:pPr>
@@ -3549,6 +5094,7 @@
             </w:pPr>
             <w:r>
               <w:rPr>
+                <w:rFonts w:ascii="Arial" w:hAnsi="Arial"/>
                 <w:sz w:val="18"/>
               </w:rPr>
               <w:t>0.7533</w:t>
@@ -3557,7 +5103,7 @@
         </w:tc>
         <w:tc>
           <w:tcPr>
-            <w:tcW w:type="dxa" w:w="1757"/>
+            <w:tcW w:type="dxa" w:w="1568"/>
           </w:tcPr>
           <w:p>
             <w:pPr>
@@ -3565,6 +5111,7 @@
             </w:pPr>
             <w:r>
               <w:rPr>
+                <w:rFonts w:ascii="Arial" w:hAnsi="Arial"/>
                 <w:sz w:val="18"/>
               </w:rPr>
               <w:t>0.1393</w:t>
@@ -3573,7 +5120,7 @@
         </w:tc>
         <w:tc>
           <w:tcPr>
-            <w:tcW w:type="dxa" w:w="1757"/>
+            <w:tcW w:type="dxa" w:w="1568"/>
           </w:tcPr>
           <w:p>
             <w:pPr>
@@ -3581,9 +5128,27 @@
             </w:pPr>
             <w:r>
               <w:rPr>
+                <w:rFonts w:ascii="Arial" w:hAnsi="Arial"/>
                 <w:sz w:val="18"/>
               </w:rPr>
               <w:t>0.0000</w:t>
+            </w:r>
+          </w:p>
+        </w:tc>
+        <w:tc>
+          <w:tcPr>
+            <w:tcW w:type="dxa" w:w="1568"/>
+          </w:tcPr>
+          <w:p>
+            <w:pPr>
+              <w:jc w:val="center"/>
+            </w:pPr>
+            <w:r>
+              <w:rPr>
+                <w:rFonts w:ascii="Arial" w:hAnsi="Arial"/>
+                <w:sz w:val="18"/>
+              </w:rPr>
+              <w:t>Reference</w:t>
             </w:r>
           </w:p>
         </w:tc>
@@ -3591,7 +5156,7 @@
       <w:tr>
         <w:tc>
           <w:tcPr>
-            <w:tcW w:type="dxa" w:w="1757"/>
+            <w:tcW w:type="dxa" w:w="1568"/>
           </w:tcPr>
           <w:p>
             <w:pPr>
@@ -3599,6 +5164,7 @@
             </w:pPr>
             <w:r>
               <w:rPr>
+                <w:rFonts w:ascii="Arial" w:hAnsi="Arial"/>
                 <w:sz w:val="18"/>
               </w:rPr>
               <w:t>Gemini 2.0 Flash</w:t>
@@ -3607,7 +5173,7 @@
         </w:tc>
         <w:tc>
           <w:tcPr>
-            <w:tcW w:type="dxa" w:w="1757"/>
+            <w:tcW w:type="dxa" w:w="1568"/>
           </w:tcPr>
           <w:p>
             <w:pPr>
@@ -3615,6 +5181,7 @@
             </w:pPr>
             <w:r>
               <w:rPr>
+                <w:rFonts w:ascii="Arial" w:hAnsi="Arial"/>
                 <w:sz w:val="18"/>
               </w:rPr>
               <w:t>Anglo_T5</w:t>
@@ -3623,7 +5190,7 @@
         </w:tc>
         <w:tc>
           <w:tcPr>
-            <w:tcW w:type="dxa" w:w="1757"/>
+            <w:tcW w:type="dxa" w:w="1568"/>
           </w:tcPr>
           <w:p>
             <w:pPr>
@@ -3631,6 +5198,7 @@
             </w:pPr>
             <w:r>
               <w:rPr>
+                <w:rFonts w:ascii="Arial" w:hAnsi="Arial"/>
                 <w:sz w:val="18"/>
               </w:rPr>
               <w:t>0.7047</w:t>
@@ -3639,7 +5207,7 @@
         </w:tc>
         <w:tc>
           <w:tcPr>
-            <w:tcW w:type="dxa" w:w="1757"/>
+            <w:tcW w:type="dxa" w:w="1568"/>
           </w:tcPr>
           <w:p>
             <w:pPr>
@@ -3647,6 +5215,7 @@
             </w:pPr>
             <w:r>
               <w:rPr>
+                <w:rFonts w:ascii="Arial" w:hAnsi="Arial"/>
                 <w:sz w:val="18"/>
               </w:rPr>
               <w:t>0.1256</w:t>
@@ -3655,7 +5224,7 @@
         </w:tc>
         <w:tc>
           <w:tcPr>
-            <w:tcW w:type="dxa" w:w="1757"/>
+            <w:tcW w:type="dxa" w:w="1568"/>
           </w:tcPr>
           <w:p>
             <w:pPr>
@@ -3663,9 +5232,27 @@
             </w:pPr>
             <w:r>
               <w:rPr>
+                <w:rFonts w:ascii="Arial" w:hAnsi="Arial"/>
                 <w:sz w:val="18"/>
               </w:rPr>
               <w:t>0.0464</w:t>
+            </w:r>
+          </w:p>
+        </w:tc>
+        <w:tc>
+          <w:tcPr>
+            <w:tcW w:type="dxa" w:w="1568"/>
+          </w:tcPr>
+          <w:p>
+            <w:pPr>
+              <w:jc w:val="center"/>
+            </w:pPr>
+            <w:r>
+              <w:rPr>
+                <w:rFonts w:ascii="Arial" w:hAnsi="Arial"/>
+                <w:sz w:val="18"/>
+              </w:rPr>
+              <w:t>Prestige penalty</w:t>
             </w:r>
           </w:p>
         </w:tc>
@@ -3673,7 +5260,7 @@
       <w:tr>
         <w:tc>
           <w:tcPr>
-            <w:tcW w:type="dxa" w:w="1757"/>
+            <w:tcW w:type="dxa" w:w="1568"/>
           </w:tcPr>
           <w:p>
             <w:pPr>
@@ -3681,6 +5268,7 @@
             </w:pPr>
             <w:r>
               <w:rPr>
+                <w:rFonts w:ascii="Arial" w:hAnsi="Arial"/>
                 <w:sz w:val="18"/>
               </w:rPr>
               <w:t>Gemini 2.0 Flash</w:t>
@@ -3689,7 +5277,7 @@
         </w:tc>
         <w:tc>
           <w:tcPr>
-            <w:tcW w:type="dxa" w:w="1757"/>
+            <w:tcW w:type="dxa" w:w="1568"/>
           </w:tcPr>
           <w:p>
             <w:pPr>
@@ -3697,6 +5285,7 @@
             </w:pPr>
             <w:r>
               <w:rPr>
+                <w:rFonts w:ascii="Arial" w:hAnsi="Arial"/>
                 <w:sz w:val="18"/>
               </w:rPr>
               <w:t>Latino_T5</w:t>
@@ -3705,7 +5294,7 @@
         </w:tc>
         <w:tc>
           <w:tcPr>
-            <w:tcW w:type="dxa" w:w="1757"/>
+            <w:tcW w:type="dxa" w:w="1568"/>
           </w:tcPr>
           <w:p>
             <w:pPr>
@@ -3713,6 +5302,7 @@
             </w:pPr>
             <w:r>
               <w:rPr>
+                <w:rFonts w:ascii="Arial" w:hAnsi="Arial"/>
                 <w:sz w:val="18"/>
               </w:rPr>
               <w:t>0.7233</w:t>
@@ -3721,7 +5311,7 @@
         </w:tc>
         <w:tc>
           <w:tcPr>
-            <w:tcW w:type="dxa" w:w="1757"/>
+            <w:tcW w:type="dxa" w:w="1568"/>
           </w:tcPr>
           <w:p>
             <w:pPr>
@@ -3729,6 +5319,7 @@
             </w:pPr>
             <w:r>
               <w:rPr>
+                <w:rFonts w:ascii="Arial" w:hAnsi="Arial"/>
                 <w:sz w:val="18"/>
               </w:rPr>
               <w:t>0.1082</w:t>
@@ -3737,7 +5328,7 @@
         </w:tc>
         <w:tc>
           <w:tcPr>
-            <w:tcW w:type="dxa" w:w="1757"/>
+            <w:tcW w:type="dxa" w:w="1568"/>
           </w:tcPr>
           <w:p>
             <w:pPr>
@@ -3745,9 +5336,27 @@
             </w:pPr>
             <w:r>
               <w:rPr>
+                <w:rFonts w:ascii="Arial" w:hAnsi="Arial"/>
                 <w:sz w:val="18"/>
               </w:rPr>
               <w:t>0.0333</w:t>
+            </w:r>
+          </w:p>
+        </w:tc>
+        <w:tc>
+          <w:tcPr>
+            <w:tcW w:type="dxa" w:w="1568"/>
+          </w:tcPr>
+          <w:p>
+            <w:pPr>
+              <w:jc w:val="center"/>
+            </w:pPr>
+            <w:r>
+              <w:rPr>
+                <w:rFonts w:ascii="Arial" w:hAnsi="Arial"/>
+                <w:sz w:val="18"/>
+              </w:rPr>
+              <w:t>Prestige penalty</w:t>
             </w:r>
           </w:p>
         </w:tc>
@@ -3755,7 +5364,7 @@
       <w:tr>
         <w:tc>
           <w:tcPr>
-            <w:tcW w:type="dxa" w:w="1757"/>
+            <w:tcW w:type="dxa" w:w="1568"/>
           </w:tcPr>
           <w:p>
             <w:pPr>
@@ -3763,6 +5372,7 @@
             </w:pPr>
             <w:r>
               <w:rPr>
+                <w:rFonts w:ascii="Arial" w:hAnsi="Arial"/>
                 <w:sz w:val="18"/>
               </w:rPr>
               <w:t>Gemini 2.0 Flash</w:t>
@@ -3771,7 +5381,7 @@
         </w:tc>
         <w:tc>
           <w:tcPr>
-            <w:tcW w:type="dxa" w:w="1757"/>
+            <w:tcW w:type="dxa" w:w="1568"/>
           </w:tcPr>
           <w:p>
             <w:pPr>
@@ -3779,6 +5389,7 @@
             </w:pPr>
             <w:r>
               <w:rPr>
+                <w:rFonts w:ascii="Arial" w:hAnsi="Arial"/>
                 <w:sz w:val="18"/>
               </w:rPr>
               <w:t>Arabic_T5</w:t>
@@ -3787,7 +5398,7 @@
         </w:tc>
         <w:tc>
           <w:tcPr>
-            <w:tcW w:type="dxa" w:w="1757"/>
+            <w:tcW w:type="dxa" w:w="1568"/>
           </w:tcPr>
           <w:p>
             <w:pPr>
@@ -3795,6 +5406,7 @@
             </w:pPr>
             <w:r>
               <w:rPr>
+                <w:rFonts w:ascii="Arial" w:hAnsi="Arial"/>
                 <w:sz w:val="18"/>
               </w:rPr>
               <w:t>0.7267</w:t>
@@ -3803,7 +5415,7 @@
         </w:tc>
         <w:tc>
           <w:tcPr>
-            <w:tcW w:type="dxa" w:w="1757"/>
+            <w:tcW w:type="dxa" w:w="1568"/>
           </w:tcPr>
           <w:p>
             <w:pPr>
@@ -3811,6 +5423,7 @@
             </w:pPr>
             <w:r>
               <w:rPr>
+                <w:rFonts w:ascii="Arial" w:hAnsi="Arial"/>
                 <w:sz w:val="18"/>
               </w:rPr>
               <w:t>0.1039</w:t>
@@ -3819,7 +5432,7 @@
         </w:tc>
         <w:tc>
           <w:tcPr>
-            <w:tcW w:type="dxa" w:w="1757"/>
+            <w:tcW w:type="dxa" w:w="1568"/>
           </w:tcPr>
           <w:p>
             <w:pPr>
@@ -3827,9 +5440,27 @@
             </w:pPr>
             <w:r>
               <w:rPr>
+                <w:rFonts w:ascii="Arial" w:hAnsi="Arial"/>
                 <w:sz w:val="18"/>
               </w:rPr>
               <w:t>0.0267</w:t>
+            </w:r>
+          </w:p>
+        </w:tc>
+        <w:tc>
+          <w:tcPr>
+            <w:tcW w:type="dxa" w:w="1568"/>
+          </w:tcPr>
+          <w:p>
+            <w:pPr>
+              <w:jc w:val="center"/>
+            </w:pPr>
+            <w:r>
+              <w:rPr>
+                <w:rFonts w:ascii="Arial" w:hAnsi="Arial"/>
+                <w:sz w:val="18"/>
+              </w:rPr>
+              <w:t>Prestige penalty</w:t>
             </w:r>
           </w:p>
         </w:tc>
@@ -3837,7 +5468,7 @@
       <w:tr>
         <w:tc>
           <w:tcPr>
-            <w:tcW w:type="dxa" w:w="1757"/>
+            <w:tcW w:type="dxa" w:w="1568"/>
           </w:tcPr>
           <w:p>
             <w:pPr>
@@ -3845,6 +5476,7 @@
             </w:pPr>
             <w:r>
               <w:rPr>
+                <w:rFonts w:ascii="Arial" w:hAnsi="Arial"/>
                 <w:sz w:val="18"/>
               </w:rPr>
               <w:t>Llama 3.1 8B</w:t>
@@ -3853,7 +5485,7 @@
         </w:tc>
         <w:tc>
           <w:tcPr>
-            <w:tcW w:type="dxa" w:w="1757"/>
+            <w:tcW w:type="dxa" w:w="1568"/>
           </w:tcPr>
           <w:p>
             <w:pPr>
@@ -3861,15 +5493,16 @@
             </w:pPr>
             <w:r>
               <w:rPr>
+                <w:rFonts w:ascii="Arial" w:hAnsi="Arial"/>
                 <w:sz w:val="18"/>
               </w:rPr>
-              <w:t>Anglo_T1</w:t>
+              <w:t>Anglo_T1 (ref)</w:t>
             </w:r>
           </w:p>
         </w:tc>
         <w:tc>
           <w:tcPr>
-            <w:tcW w:type="dxa" w:w="1757"/>
+            <w:tcW w:type="dxa" w:w="1568"/>
           </w:tcPr>
           <w:p>
             <w:pPr>
@@ -3877,6 +5510,7 @@
             </w:pPr>
             <w:r>
               <w:rPr>
+                <w:rFonts w:ascii="Arial" w:hAnsi="Arial"/>
                 <w:sz w:val="18"/>
               </w:rPr>
               <w:t>0.7800</w:t>
@@ -3885,7 +5519,7 @@
         </w:tc>
         <w:tc>
           <w:tcPr>
-            <w:tcW w:type="dxa" w:w="1757"/>
+            <w:tcW w:type="dxa" w:w="1568"/>
           </w:tcPr>
           <w:p>
             <w:pPr>
@@ -3893,6 +5527,7 @@
             </w:pPr>
             <w:r>
               <w:rPr>
+                <w:rFonts w:ascii="Arial" w:hAnsi="Arial"/>
                 <w:sz w:val="18"/>
               </w:rPr>
               <w:t>0.1151</w:t>
@@ -3901,7 +5536,7 @@
         </w:tc>
         <w:tc>
           <w:tcPr>
-            <w:tcW w:type="dxa" w:w="1757"/>
+            <w:tcW w:type="dxa" w:w="1568"/>
           </w:tcPr>
           <w:p>
             <w:pPr>
@@ -3909,9 +5544,27 @@
             </w:pPr>
             <w:r>
               <w:rPr>
+                <w:rFonts w:ascii="Arial" w:hAnsi="Arial"/>
                 <w:sz w:val="18"/>
               </w:rPr>
               <w:t>0.0000</w:t>
+            </w:r>
+          </w:p>
+        </w:tc>
+        <w:tc>
+          <w:tcPr>
+            <w:tcW w:type="dxa" w:w="1568"/>
+          </w:tcPr>
+          <w:p>
+            <w:pPr>
+              <w:jc w:val="center"/>
+            </w:pPr>
+            <w:r>
+              <w:rPr>
+                <w:rFonts w:ascii="Arial" w:hAnsi="Arial"/>
+                <w:sz w:val="18"/>
+              </w:rPr>
+              <w:t>Reference</w:t>
             </w:r>
           </w:p>
         </w:tc>
@@ -3919,7 +5572,7 @@
       <w:tr>
         <w:tc>
           <w:tcPr>
-            <w:tcW w:type="dxa" w:w="1757"/>
+            <w:tcW w:type="dxa" w:w="1568"/>
           </w:tcPr>
           <w:p>
             <w:pPr>
@@ -3927,6 +5580,7 @@
             </w:pPr>
             <w:r>
               <w:rPr>
+                <w:rFonts w:ascii="Arial" w:hAnsi="Arial"/>
                 <w:sz w:val="18"/>
               </w:rPr>
               <w:t>Llama 3.1 8B</w:t>
@@ -3935,7 +5589,7 @@
         </w:tc>
         <w:tc>
           <w:tcPr>
-            <w:tcW w:type="dxa" w:w="1757"/>
+            <w:tcW w:type="dxa" w:w="1568"/>
           </w:tcPr>
           <w:p>
             <w:pPr>
@@ -3943,6 +5597,7 @@
             </w:pPr>
             <w:r>
               <w:rPr>
+                <w:rFonts w:ascii="Arial" w:hAnsi="Arial"/>
                 <w:sz w:val="18"/>
               </w:rPr>
               <w:t>Anglo_T5</w:t>
@@ -3951,7 +5606,7 @@
         </w:tc>
         <w:tc>
           <w:tcPr>
-            <w:tcW w:type="dxa" w:w="1757"/>
+            <w:tcW w:type="dxa" w:w="1568"/>
           </w:tcPr>
           <w:p>
             <w:pPr>
@@ -3959,6 +5614,7 @@
             </w:pPr>
             <w:r>
               <w:rPr>
+                <w:rFonts w:ascii="Arial" w:hAnsi="Arial"/>
                 <w:sz w:val="18"/>
               </w:rPr>
               <w:t>0.7224</w:t>
@@ -3967,7 +5623,7 @@
         </w:tc>
         <w:tc>
           <w:tcPr>
-            <w:tcW w:type="dxa" w:w="1757"/>
+            <w:tcW w:type="dxa" w:w="1568"/>
           </w:tcPr>
           <w:p>
             <w:pPr>
@@ -3975,6 +5631,7 @@
             </w:pPr>
             <w:r>
               <w:rPr>
+                <w:rFonts w:ascii="Arial" w:hAnsi="Arial"/>
                 <w:sz w:val="18"/>
               </w:rPr>
               <w:t>0.1870</w:t>
@@ -3983,7 +5640,7 @@
         </w:tc>
         <w:tc>
           <w:tcPr>
-            <w:tcW w:type="dxa" w:w="1757"/>
+            <w:tcW w:type="dxa" w:w="1568"/>
           </w:tcPr>
           <w:p>
             <w:pPr>
@@ -3991,9 +5648,27 @@
             </w:pPr>
             <w:r>
               <w:rPr>
+                <w:rFonts w:ascii="Arial" w:hAnsi="Arial"/>
                 <w:sz w:val="18"/>
               </w:rPr>
               <w:t>0.0566</w:t>
+            </w:r>
+          </w:p>
+        </w:tc>
+        <w:tc>
+          <w:tcPr>
+            <w:tcW w:type="dxa" w:w="1568"/>
+          </w:tcPr>
+          <w:p>
+            <w:pPr>
+              <w:jc w:val="center"/>
+            </w:pPr>
+            <w:r>
+              <w:rPr>
+                <w:rFonts w:ascii="Arial" w:hAnsi="Arial"/>
+                <w:sz w:val="18"/>
+              </w:rPr>
+              <w:t>Strongest bias</w:t>
             </w:r>
           </w:p>
         </w:tc>
@@ -4001,7 +5676,7 @@
       <w:tr>
         <w:tc>
           <w:tcPr>
-            <w:tcW w:type="dxa" w:w="1757"/>
+            <w:tcW w:type="dxa" w:w="1568"/>
           </w:tcPr>
           <w:p>
             <w:pPr>
@@ -4009,6 +5684,7 @@
             </w:pPr>
             <w:r>
               <w:rPr>
+                <w:rFonts w:ascii="Arial" w:hAnsi="Arial"/>
                 <w:sz w:val="18"/>
               </w:rPr>
               <w:t>Llama 3.1 8B</w:t>
@@ -4017,7 +5693,7 @@
         </w:tc>
         <w:tc>
           <w:tcPr>
-            <w:tcW w:type="dxa" w:w="1757"/>
+            <w:tcW w:type="dxa" w:w="1568"/>
           </w:tcPr>
           <w:p>
             <w:pPr>
@@ -4025,6 +5701,7 @@
             </w:pPr>
             <w:r>
               <w:rPr>
+                <w:rFonts w:ascii="Arial" w:hAnsi="Arial"/>
                 <w:sz w:val="18"/>
               </w:rPr>
               <w:t>Latino_T5</w:t>
@@ -4033,7 +5710,7 @@
         </w:tc>
         <w:tc>
           <w:tcPr>
-            <w:tcW w:type="dxa" w:w="1757"/>
+            <w:tcW w:type="dxa" w:w="1568"/>
           </w:tcPr>
           <w:p>
             <w:pPr>
@@ -4041,6 +5718,7 @@
             </w:pPr>
             <w:r>
               <w:rPr>
+                <w:rFonts w:ascii="Arial" w:hAnsi="Arial"/>
                 <w:sz w:val="18"/>
               </w:rPr>
               <w:t>0.7467</w:t>
@@ -4049,7 +5727,7 @@
         </w:tc>
         <w:tc>
           <w:tcPr>
-            <w:tcW w:type="dxa" w:w="1757"/>
+            <w:tcW w:type="dxa" w:w="1568"/>
           </w:tcPr>
           <w:p>
             <w:pPr>
@@ -4057,6 +5735,7 @@
             </w:pPr>
             <w:r>
               <w:rPr>
+                <w:rFonts w:ascii="Arial" w:hAnsi="Arial"/>
                 <w:sz w:val="18"/>
               </w:rPr>
               <w:t>0.1530</w:t>
@@ -4065,7 +5744,7 @@
         </w:tc>
         <w:tc>
           <w:tcPr>
-            <w:tcW w:type="dxa" w:w="1757"/>
+            <w:tcW w:type="dxa" w:w="1568"/>
           </w:tcPr>
           <w:p>
             <w:pPr>
@@ -4073,9 +5752,27 @@
             </w:pPr>
             <w:r>
               <w:rPr>
+                <w:rFonts w:ascii="Arial" w:hAnsi="Arial"/>
                 <w:sz w:val="18"/>
               </w:rPr>
               <w:t>0.0333</w:t>
+            </w:r>
+          </w:p>
+        </w:tc>
+        <w:tc>
+          <w:tcPr>
+            <w:tcW w:type="dxa" w:w="1568"/>
+          </w:tcPr>
+          <w:p>
+            <w:pPr>
+              <w:jc w:val="center"/>
+            </w:pPr>
+            <w:r>
+              <w:rPr>
+                <w:rFonts w:ascii="Arial" w:hAnsi="Arial"/>
+                <w:sz w:val="18"/>
+              </w:rPr>
+              <w:t>Prestige penalty</w:t>
             </w:r>
           </w:p>
         </w:tc>
@@ -4083,7 +5780,7 @@
       <w:tr>
         <w:tc>
           <w:tcPr>
-            <w:tcW w:type="dxa" w:w="1757"/>
+            <w:tcW w:type="dxa" w:w="1568"/>
           </w:tcPr>
           <w:p>
             <w:pPr>
@@ -4091,6 +5788,7 @@
             </w:pPr>
             <w:r>
               <w:rPr>
+                <w:rFonts w:ascii="Arial" w:hAnsi="Arial"/>
                 <w:sz w:val="18"/>
               </w:rPr>
               <w:t>Llama 3.1 8B</w:t>
@@ -4099,7 +5797,7 @@
         </w:tc>
         <w:tc>
           <w:tcPr>
-            <w:tcW w:type="dxa" w:w="1757"/>
+            <w:tcW w:type="dxa" w:w="1568"/>
           </w:tcPr>
           <w:p>
             <w:pPr>
@@ -4107,6 +5805,7 @@
             </w:pPr>
             <w:r>
               <w:rPr>
+                <w:rFonts w:ascii="Arial" w:hAnsi="Arial"/>
                 <w:sz w:val="18"/>
               </w:rPr>
               <w:t>Arabic_T5</w:t>
@@ -4115,7 +5814,7 @@
         </w:tc>
         <w:tc>
           <w:tcPr>
-            <w:tcW w:type="dxa" w:w="1757"/>
+            <w:tcW w:type="dxa" w:w="1568"/>
           </w:tcPr>
           <w:p>
             <w:pPr>
@@ -4123,6 +5822,7 @@
             </w:pPr>
             <w:r>
               <w:rPr>
+                <w:rFonts w:ascii="Arial" w:hAnsi="Arial"/>
                 <w:sz w:val="18"/>
               </w:rPr>
               <w:t>0.7433</w:t>
@@ -4131,7 +5831,7 @@
         </w:tc>
         <w:tc>
           <w:tcPr>
-            <w:tcW w:type="dxa" w:w="1757"/>
+            <w:tcW w:type="dxa" w:w="1568"/>
           </w:tcPr>
           <w:p>
             <w:pPr>
@@ -4139,6 +5839,7 @@
             </w:pPr>
             <w:r>
               <w:rPr>
+                <w:rFonts w:ascii="Arial" w:hAnsi="Arial"/>
                 <w:sz w:val="18"/>
               </w:rPr>
               <w:t>0.1341</w:t>
@@ -4147,7 +5848,7 @@
         </w:tc>
         <w:tc>
           <w:tcPr>
-            <w:tcW w:type="dxa" w:w="1757"/>
+            <w:tcW w:type="dxa" w:w="1568"/>
           </w:tcPr>
           <w:p>
             <w:pPr>
@@ -4155,9 +5856,27 @@
             </w:pPr>
             <w:r>
               <w:rPr>
+                <w:rFonts w:ascii="Arial" w:hAnsi="Arial"/>
                 <w:sz w:val="18"/>
               </w:rPr>
               <w:t>0.0367</w:t>
+            </w:r>
+          </w:p>
+        </w:tc>
+        <w:tc>
+          <w:tcPr>
+            <w:tcW w:type="dxa" w:w="1568"/>
+          </w:tcPr>
+          <w:p>
+            <w:pPr>
+              <w:jc w:val="center"/>
+            </w:pPr>
+            <w:r>
+              <w:rPr>
+                <w:rFonts w:ascii="Arial" w:hAnsi="Arial"/>
+                <w:sz w:val="18"/>
+              </w:rPr>
+              <w:t>Prestige penalty</w:t>
             </w:r>
           </w:p>
         </w:tc>
@@ -4166,11 +5885,14 @@
     <w:p/>
     <w:p>
       <w:pPr>
-        <w:jc w:val="left"/>
+        <w:spacing w:before="120" w:after="80"/>
+        <w:jc w:val="both"/>
       </w:pPr>
       <w:r>
         <w:rPr>
+          <w:rFonts w:ascii="Arial" w:hAnsi="Arial"/>
           <w:b/>
+          <w:i w:val="0"/>
           <w:sz w:val="24"/>
         </w:rPr>
         <w:t>5. Discussion</w:t>
@@ -4178,87 +5900,138 @@
     </w:p>
     <w:p>
       <w:pPr>
-        <w:jc w:val="left"/>
+        <w:spacing w:before="0" w:after="40"/>
+        <w:jc w:val="both"/>
       </w:pPr>
       <w:r>
         <w:rPr>
+          <w:rFonts w:ascii="Arial" w:hAnsi="Arial"/>
           <w:b/>
+          <w:i w:val="0"/>
           <w:sz w:val="22"/>
         </w:rPr>
-        <w:t>5.1 Prestige Proxy Bias as a Distinct Failure Mode</w:t>
+        <w:t>5.1 What the Two Studies Establish Together</w:t>
       </w:r>
     </w:p>
     <w:p>
       <w:pPr>
-        <w:spacing w:after="80"/>
-        <w:ind w:firstLine="432"/>
+        <w:spacing w:before="0" w:after="80"/>
+        <w:ind w:firstLine="283"/>
         <w:jc w:val="both"/>
       </w:pPr>
       <w:r>
-        <w:t>Our results establish that the dominant source of geographic discrimination in LLM evaluation is not ethnic name signaling but institutional prestige. We call this Prestige Proxy Bias: the systematic use of a candidate's institutional affiliation as a proxy for quality, even in contexts where that proxy is normatively unjustifiable. In credit scoring, a loan officer should evaluate revenue, collateral, and credit history — not the alma mater of the business owner. Yet our results show a 0.500-point gap between MIT- and UG-affiliated candidates with identical financial profiles.</w:t>
+        <w:rPr>
+          <w:rFonts w:ascii="Arial" w:hAnsi="Arial"/>
+          <w:b w:val="0"/>
+          <w:i w:val="0"/>
+          <w:sz w:val="22"/>
+        </w:rPr>
+        <w:t>Study 1 establishes that LLMs assign systematically higher scores to candidates from elite institutions (cross-model gradient +0.297). Study 2 shows this effect is primarily driven by prestige recognition (+0.185) rather than country stereotyping (+0.126), with prestige accounting for approximately 60% of the combined effect. Together, the studies support the conclusion that LLMs encode institutional prestige hierarchies and apply them in evaluation tasks — including tasks where prestige is normatively irrelevant (credit scoring, public policy).</w:t>
       </w:r>
     </w:p>
     <w:p>
       <w:pPr>
-        <w:spacing w:after="80"/>
-        <w:ind w:firstLine="432"/>
+        <w:spacing w:before="0" w:after="40"/>
         <w:jc w:val="both"/>
       </w:pPr>
       <w:r>
-        <w:t>This failure mode is distinct from, and arguably more difficult to detect than, name-based bias. Name-based bias activates on a single token (the name); institutional bias activates on a well-formed factual claim that models have learned to treat as a quality signal. Suppressing it requires more than RLHF fine-tuning on demographic fairness — it requires domain-specific reasoning about which attributes are legitimate inputs to which decisions.</w:t>
+        <w:rPr>
+          <w:rFonts w:ascii="Arial" w:hAnsi="Arial"/>
+          <w:b/>
+          <w:i w:val="0"/>
+          <w:sz w:val="22"/>
+        </w:rPr>
+        <w:t>5.2 Asymmetric Bias Mitigation</w:t>
       </w:r>
     </w:p>
     <w:p>
       <w:pPr>
-        <w:jc w:val="left"/>
+        <w:spacing w:before="0" w:after="80"/>
+        <w:ind w:firstLine="283"/>
+        <w:jc w:val="both"/>
       </w:pPr>
       <w:r>
         <w:rPr>
-          <w:b/>
+          <w:rFonts w:ascii="Arial" w:hAnsi="Arial"/>
+          <w:b w:val="0"/>
+          <w:i w:val="0"/>
           <w:sz w:val="22"/>
         </w:rPr>
-        <w:t>5.2 The Asymmetry of Bias Mitigation</w:t>
+        <w:t>The finding that Arabic and Latino names receive marginally higher scores than Anglo names (&lt;0.094 points) is consistent with results from prior work [9,10] and with alignment training aimed at suppressing ethnic name bias. The present data suggest that this training has been effective for name-based signals but has not addressed institutional prestige bias. This asymmetry has practical implications: fairness audits that test only name-based signals will yield false-positive assessments of geographic fairness.</w:t>
       </w:r>
     </w:p>
     <w:p>
       <w:pPr>
-        <w:spacing w:after="80"/>
-        <w:ind w:firstLine="432"/>
+        <w:spacing w:before="0" w:after="40"/>
         <w:jc w:val="both"/>
       </w:pPr>
       <w:r>
-        <w:t>The finding that Arabic and Latino names receive slightly higher scores than Anglo names is not evidence of reverse discrimination at a practically meaningful level (Δ &lt; 0.1 points). It is, however, evidence that alignment training has targeted ethnic name bias successfully while leaving geographic-institutional bias untreated. This asymmetry has policy implications: fairness audits that focus only on name-based signals will give a false-positive reading for geographic fairness.</w:t>
+        <w:rPr>
+          <w:rFonts w:ascii="Arial" w:hAnsi="Arial"/>
+          <w:b/>
+          <w:i w:val="0"/>
+          <w:sz w:val="22"/>
+        </w:rPr>
+        <w:t>5.3 The NBI Indeterminacy Signal</w:t>
       </w:r>
     </w:p>
     <w:p>
       <w:pPr>
-        <w:jc w:val="left"/>
+        <w:spacing w:before="0" w:after="80"/>
+        <w:ind w:firstLine="283"/>
+        <w:jc w:val="both"/>
       </w:pPr>
       <w:r>
         <w:rPr>
-          <w:b/>
+          <w:rFonts w:ascii="Arial" w:hAnsi="Arial"/>
+          <w:b w:val="0"/>
+          <w:i w:val="0"/>
           <w:sz w:val="22"/>
         </w:rPr>
-        <w:t>5.3 Limitations</w:t>
+        <w:t>The elevated I component for low-prestige profiles (I=0.108–0.187 vs. I=0.079–0.139 for the reference) is a finding specific to the NBI framework. It indicates that models are not only systematically penalizing unfamiliar institutions — they are also evaluating them more inconsistently, scenario to scenario. This epistemic disadvantage compounds the systematic penalty: candidates from low-prestige institutions face both a lower expected score (F &gt; 0) and higher variance in outcomes (I &gt; reference). A mean-only analysis captures the first but not the second.</w:t>
       </w:r>
     </w:p>
     <w:p>
       <w:pPr>
-        <w:spacing w:after="80"/>
-        <w:ind w:firstLine="432"/>
+        <w:spacing w:before="0" w:after="40"/>
         <w:jc w:val="both"/>
       </w:pPr>
       <w:r>
-        <w:t>This study has several limitations. First, the experiment uses a single fixed temperature (0.1) and does not repeat evaluations; stochastic variance is not estimated at the item level. Second, the institution set covers only four tiers and three countries; results may differ for African or South Asian institutions. Third, candidate credentials are presented in English, which may interact with language-specific associations in ways not captured here. Fourth, the NBI framework is not yet standard in the fairness literature and requires independent validation.</w:t>
+        <w:rPr>
+          <w:rFonts w:ascii="Arial" w:hAnsi="Arial"/>
+          <w:b/>
+          <w:i w:val="0"/>
+          <w:sz w:val="22"/>
+        </w:rPr>
+        <w:t>5.4 Limitations</w:t>
       </w:r>
     </w:p>
     <w:p>
       <w:pPr>
-        <w:jc w:val="left"/>
+        <w:spacing w:before="0" w:after="80"/>
+        <w:ind w:firstLine="283"/>
+        <w:jc w:val="both"/>
       </w:pPr>
       <w:r>
         <w:rPr>
+          <w:rFonts w:ascii="Arial" w:hAnsi="Arial"/>
+          <w:b w:val="0"/>
+          <w:i w:val="0"/>
+          <w:sz w:val="22"/>
+        </w:rPr>
+        <w:t>Four limitations are noted. First, no formal statistical significance tests are reported (t-test, bootstrap confidence intervals); effect sizes are descriptive. Second, scenario texts include both institution name and city, so geographic associations embedded in institution names (e.g., ‘MIT’ as a brand) cannot be fully disentangled from prestige. Third, all credentials are in English. Fourth, the institution sample (four universities, three countries) limits generalizability to African, South Asian, or Eastern European institutions.</w:t>
+      </w:r>
+    </w:p>
+    <w:p>
+      <w:pPr>
+        <w:spacing w:before="120" w:after="80"/>
+        <w:jc w:val="both"/>
+      </w:pPr>
+      <w:r>
+        <w:rPr>
+          <w:rFonts w:ascii="Arial" w:hAnsi="Arial"/>
           <w:b/>
+          <w:i w:val="0"/>
           <w:sz w:val="24"/>
         </w:rPr>
         <w:t>6. Conclusion</w:t>
@@ -4266,31 +6039,30 @@
     </w:p>
     <w:p>
       <w:pPr>
-        <w:spacing w:after="80"/>
-        <w:ind w:firstLine="432"/>
+        <w:spacing w:before="0" w:after="80"/>
+        <w:ind w:firstLine="283"/>
         <w:jc w:val="both"/>
       </w:pPr>
       <w:r>
-        <w:t>We have demonstrated that LLMs exhibit consistent Prestige Proxy Bias: a systematic tendency to rate candidates from elite institutions higher than functionally identical candidates from non-elite institutions, with an effect size (+0.297) roughly three times larger than any name-based ethnic effect (≤0.094). This bias is largest in credit scoring (+0.500) and hiring (+0.375), and it is consistent across four state-of-the-art models.</w:t>
+        <w:rPr>
+          <w:rFonts w:ascii="Arial" w:hAnsi="Arial"/>
+          <w:b w:val="0"/>
+          <w:i w:val="0"/>
+          <w:sz w:val="22"/>
+        </w:rPr>
+        <w:t>Two factorial experiments with 2,880 total API calls across four LLMs and five professional domains demonstrate that: (1) LLMs assign systematically higher scores to candidates from prestigious institutions (cross-model gradient +0.297, Study 1); (2) this effect is primarily driven by prestige recognition, not country-of-origin stereotyping, as confirmed by the UNAM vs. Framingham State contrast in Study 2 (prestige effect +0.185 vs. country effect +0.126); (3) name-based ethnic discrimination is negligible (&lt;0.094) and shows a slight reversal, consistent with effective alignment training against demographic bias; (4) institutional prestige bias is largest in credit scoring and public policy — domains where it carries no normative justification. The NBI ⟨T,I,F⟩ framework reveals that low-prestige profiles suffer both a systematic scoring penalty (F &gt; 0) and greater evaluation inconsistency (I elevated), providing a richer characterization than point-estimate bias metrics. Code, data, and reproducible experiments are available at https://github.com/mleyvaz/geo-bias-llm.</w:t>
       </w:r>
     </w:p>
     <w:p>
       <w:pPr>
-        <w:spacing w:after="80"/>
-        <w:ind w:firstLine="432"/>
+        <w:spacing w:before="120" w:after="80"/>
         <w:jc w:val="both"/>
       </w:pPr>
       <w:r>
-        <w:t>From a fairness perspective, Prestige Proxy Bias is a global equity concern: the vast majority of the world's university graduates attend institutions that LLMs implicitly devalue. As LLMs are deployed in automated screening pipelines, this bias will compound existing geographic inequalities in access to opportunity. Future work should investigate whether chain-of-thought prompting, explicit role constraints, or targeted RLHF can reduce this effect without eliminating legitimate institutional signal in domains where it is normatively appropriate.</w:t>
-      </w:r>
-    </w:p>
-    <w:p>
-      <w:pPr>
-        <w:jc w:val="left"/>
-      </w:pPr>
-      <w:r>
         <w:rPr>
+          <w:rFonts w:ascii="Arial" w:hAnsi="Arial"/>
           <w:b/>
+          <w:i w:val="0"/>
           <w:sz w:val="24"/>
         </w:rPr>
         <w:t>References</w:t>
@@ -4299,102 +6071,188 @@
     <w:p>
       <w:pPr>
         <w:spacing w:after="40"/>
-        <w:ind w:left="432" w:hanging="432"/>
+        <w:ind w:left="283" w:hanging="283"/>
       </w:pPr>
       <w:r>
         <w:rPr>
+          <w:rFonts w:ascii="Arial" w:hAnsi="Arial"/>
           <w:sz w:val="18"/>
         </w:rPr>
-        <w:t>[1] Köpf, A. et al. (2024). OpenAssistant Conversations: Democratizing LLM Alignment. NeurIPS.</w:t>
+        <w:t>[1]  Zheng, L., Chiang, W.-L., Sheng, Y., Zhuang, S., Wu, Z., Zhuang, Y., Lin, Z., Li, Z., Li, D., Xing, E., Zhang, H., Gonzalez, J.E., &amp; Stoica, I. (2023). Judging LLM-as-a-Judge with MT-Bench and Chatbot Arena. NeurIPS. arXiv:2306.05685.</w:t>
       </w:r>
     </w:p>
     <w:p>
       <w:pPr>
         <w:spacing w:after="40"/>
-        <w:ind w:left="432" w:hanging="432"/>
+        <w:ind w:left="283" w:hanging="283"/>
       </w:pPr>
       <w:r>
         <w:rPr>
+          <w:rFonts w:ascii="Arial" w:hAnsi="Arial"/>
           <w:sz w:val="18"/>
         </w:rPr>
-        <w:t>[2] Tamkin, A. et al. (2023). Evaluating and Mitigating Discrimination in Language Model Decisions. arXiv:2312.03689.</w:t>
+        <w:t>[2]  Li, B., Chen, W., Zhang, J., Luo, F., Wang, W., Li, W., &amp; Liu, T. (2023). Fairness in Large Language Models: A Taxonomic Survey. ACM SIGKDD Explorations, 25(2), 34–48.</w:t>
       </w:r>
     </w:p>
     <w:p>
       <w:pPr>
         <w:spacing w:after="40"/>
-        <w:ind w:left="432" w:hanging="432"/>
+        <w:ind w:left="283" w:hanging="283"/>
       </w:pPr>
       <w:r>
         <w:rPr>
+          <w:rFonts w:ascii="Arial" w:hAnsi="Arial"/>
           <w:sz w:val="18"/>
         </w:rPr>
-        <w:t>[3] Salinas, A. et al. (2023). Unequal Representations: Analyzing Intersectional Biases in NLP. arXiv:2306.11521.</w:t>
+        <w:t>[3]  Wan, Y., Chang, G., Miranda, H.L., Gaut, B., Nallapati, R., Xiang, B., &amp; Poria, S. (2023). Kelly is a Warm Person, Joseph is a Role Model: Gender Biases in LLM-Generated Reference Letters. EMNLP Findings.</w:t>
       </w:r>
     </w:p>
     <w:p>
       <w:pPr>
         <w:spacing w:after="40"/>
-        <w:ind w:left="432" w:hanging="432"/>
+        <w:ind w:left="283" w:hanging="283"/>
       </w:pPr>
       <w:r>
         <w:rPr>
+          <w:rFonts w:ascii="Arial" w:hAnsi="Arial"/>
           <w:sz w:val="18"/>
         </w:rPr>
-        <w:t>[4] Wan, Y. et al. (2023). 'Kelly is a Warm Person, Joseph is a Role Model': Gender Biases in LLM-Generated Reference Letters. EMNLP Findings.</w:t>
+        <w:t>[4]  Tamkin, A., Askell, A., Lovitt, L., Durmus, E., Joseph, N., Kravec, S., Nguyen, K., Kaplan, J., &amp; Ganguli, D. (2023). Evaluating and Mitigating Discrimination in Language Model Decisions. arXiv:2312.03689.</w:t>
       </w:r>
     </w:p>
     <w:p>
       <w:pPr>
         <w:spacing w:after="40"/>
-        <w:ind w:left="432" w:hanging="432"/>
+        <w:ind w:left="283" w:hanging="283"/>
       </w:pPr>
       <w:r>
         <w:rPr>
+          <w:rFonts w:ascii="Arial" w:hAnsi="Arial"/>
           <w:sz w:val="18"/>
         </w:rPr>
-        <w:t>[5] Leyva-Vázquez, M. (2026). Institutional Prestige as Geographic Bias in LLMs: A Neutrosophic Factorial Experiment. NCML.</w:t>
+        <w:t>[5]  Haim, A., Strauss, G., Schwartz, R., Gligorić, K., &amp; Wilcoxson, T. (2024). Do Large Language Models Discriminate in Hiring Decisions on the Basis of Race, Ethnicity, and Gender? arXiv:2406.10486.</w:t>
       </w:r>
     </w:p>
     <w:p>
       <w:pPr>
         <w:spacing w:after="40"/>
-        <w:ind w:left="432" w:hanging="432"/>
+        <w:ind w:left="283" w:hanging="283"/>
       </w:pPr>
       <w:r>
         <w:rPr>
+          <w:rFonts w:ascii="Arial" w:hAnsi="Arial"/>
           <w:sz w:val="18"/>
         </w:rPr>
-        <w:t>[6] Naous, T. et al. (2024). Having Beer after Prayer? Measuring Cultural Bias in Large Language Models. ACL.</w:t>
+        <w:t>[6]  Salinas, A., Ghosh, S., &amp; Surdeanu, M. (2023). Unequal Representations: Analyzing Intersectional Biases in NLP. arXiv:2306.11521.</w:t>
       </w:r>
     </w:p>
     <w:p>
       <w:pPr>
         <w:spacing w:after="40"/>
-        <w:ind w:left="432" w:hanging="432"/>
+        <w:ind w:left="283" w:hanging="283"/>
       </w:pPr>
       <w:r>
         <w:rPr>
+          <w:rFonts w:ascii="Arial" w:hAnsi="Arial"/>
           <w:sz w:val="18"/>
         </w:rPr>
-        <w:t>[7] Cao, Y. et al. (2023). Assessing Cross-Cultural Alignment between ChatGPT and Human Societies. C3NLP Workshop.</w:t>
+        <w:t>[7]  Howell, A., Wang, J., Du, L., Melkers, J., &amp; Shah, V. (2025). Prestige over Merit: An Adapted Audit of LLM Bias in Peer Review. arXiv:2509.15122.</w:t>
       </w:r>
     </w:p>
     <w:p>
       <w:pPr>
         <w:spacing w:after="40"/>
-        <w:ind w:left="432" w:hanging="432"/>
+        <w:ind w:left="283" w:hanging="283"/>
       </w:pPr>
       <w:r>
         <w:rPr>
+          <w:rFonts w:ascii="Arial" w:hAnsi="Arial"/>
           <w:sz w:val="18"/>
         </w:rPr>
-        <w:t>[8] Smarandache, F. (2005). A Unifying Field in Logics: Neutrosophic Logic. American Research Press.</w:t>
+        <w:t>[8]  Gupta, S. &amp; Ranjan, R. (2024). Evaluation of LLMs Biases Towards Elite Universities: A Persona-Based Exploration. arXiv:2407.12801.</w:t>
+      </w:r>
+    </w:p>
+    <w:p>
+      <w:pPr>
+        <w:spacing w:after="40"/>
+        <w:ind w:left="283" w:hanging="283"/>
+      </w:pPr>
+      <w:r>
+        <w:rPr>
+          <w:rFonts w:ascii="Arial" w:hAnsi="Arial"/>
+          <w:sz w:val="18"/>
+        </w:rPr>
+        <w:t>[9]  Basu, A. &amp; Chakraborty, P. (2026). When Names Change Verdicts: Intervention Consistency Reveals Systematic Bias in LLM Decision-Making. arXiv:2603.18530.</w:t>
+      </w:r>
+    </w:p>
+    <w:p>
+      <w:pPr>
+        <w:spacing w:after="40"/>
+        <w:ind w:left="283" w:hanging="283"/>
+      </w:pPr>
+      <w:r>
+        <w:rPr>
+          <w:rFonts w:ascii="Arial" w:hAnsi="Arial"/>
+          <w:sz w:val="18"/>
+        </w:rPr>
+        <w:t>[10] Iso, H., Kwon, H., Sahoo, N., &amp; Peng, N. (2025). Evaluating Bias in LLMs for Job-Resume Matching: Gender, Race, and Education. NAACL Industry. arXiv:2503.19182.</w:t>
+      </w:r>
+    </w:p>
+    <w:p>
+      <w:pPr>
+        <w:spacing w:after="40"/>
+        <w:ind w:left="283" w:hanging="283"/>
+      </w:pPr>
+      <w:r>
+        <w:rPr>
+          <w:rFonts w:ascii="Arial" w:hAnsi="Arial"/>
+          <w:sz w:val="18"/>
+        </w:rPr>
+        <w:t>[11] Naous, T., Ryan, M.J., Ritter, A., &amp; Xu, W. (2024). Having Beer after Prayer? Measuring Cultural Bias in Large Language Models. ACL.</w:t>
+      </w:r>
+    </w:p>
+    <w:p>
+      <w:pPr>
+        <w:spacing w:after="40"/>
+        <w:ind w:left="283" w:hanging="283"/>
+      </w:pPr>
+      <w:r>
+        <w:rPr>
+          <w:rFonts w:ascii="Arial" w:hAnsi="Arial"/>
+          <w:sz w:val="18"/>
+        </w:rPr>
+        <w:t>[12] Forcada Rodríguez, E., Perez-de-Viñaspre, O., Campos, J.A., Klakow, D., &amp; Gautam, V. (2025). Colombian Waitresses y Jueces canadienses: Gender and Country Biases in Occupation Recommendations from LLMs. arXiv:2505.02456.</w:t>
+      </w:r>
+    </w:p>
+    <w:p>
+      <w:pPr>
+        <w:spacing w:after="40"/>
+        <w:ind w:left="283" w:hanging="283"/>
+      </w:pPr>
+      <w:r>
+        <w:rPr>
+          <w:rFonts w:ascii="Arial" w:hAnsi="Arial"/>
+          <w:sz w:val="18"/>
+        </w:rPr>
+        <w:t>[13] Rao, P.S.B., Venkatesan, L.N., Cherubini, M., &amp; Jayagopi, D.B. (2025). Invisible Filters: Cultural Bias in Hiring Evaluations Using Large Language Models. arXiv:2508.16673.</w:t>
+      </w:r>
+    </w:p>
+    <w:p>
+      <w:pPr>
+        <w:spacing w:after="40"/>
+        <w:ind w:left="283" w:hanging="283"/>
+      </w:pPr>
+      <w:r>
+        <w:rPr>
+          <w:rFonts w:ascii="Arial" w:hAnsi="Arial"/>
+          <w:sz w:val="18"/>
+        </w:rPr>
+        <w:t>[14] Smarandache, F. (1998). Neutrosophy: Neutrosophic Probability, Set, and Logic. American Research Press.</w:t>
       </w:r>
     </w:p>
     <w:sectPr>
       <w:pgSz w:w="12240" w:h="15840"/>
-      <w:pgMar w:top="1440" w:right="1728" w:bottom="1440" w:left="1728" w:header="720" w:footer="720" w:gutter="0"/>
+      <w:pgMar w:top="1417" w:right="1417" w:bottom="1417" w:left="1417" w:header="720" w:footer="720" w:gutter="0"/>
       <w:cols w:space="720"/>
       <w:docGrid w:linePitch="360"/>
     </w:sectPr>
